--- a/상권_스트리트뷰_능력지도_연구보고서.docx
+++ b/상권_스트리트뷰_능력지도_연구보고서.docx
@@ -19,7 +19,7 @@
     </w:p>
     <w:p>
       <w:pPr>
-        <w:spacing w:after="240"/>
+        <w:spacing w:after="200"/>
         <w:jc w:val="center"/>
       </w:pPr>
       <w:r>
@@ -32,7 +32,7 @@
     </w:p>
     <w:p>
       <w:pPr>
-        <w:spacing w:after="240"/>
+        <w:spacing w:after="220"/>
         <w:jc w:val="center"/>
       </w:pPr>
       <w:r>
@@ -41,179 +41,7 @@
           <w:sz w:val="20"/>
           <w:szCs w:val="20"/>
         </w:rPr>
-        <w:t xml:space="preserve">연구 보고서 · 서울 발달·골목 상권 825개 · GSV(POI) + DINOv2</w:t>
-      </w:r>
-    </w:p>
-    <w:p>
-      <w:pPr>
-        <w:pStyle w:val="Heading1"/>
-      </w:pPr>
-      <w:r>
-        <w:t xml:space="preserve">1. 연구 배경 및 목적</w:t>
-      </w:r>
-    </w:p>
-    <w:p>
-      <w:pPr>
-        <w:spacing w:after="120" w:line="276"/>
-      </w:pPr>
-      <w:r>
-        <w:t xml:space="preserve">도시의 가로경관이 상권의 경제적 성과와 어떻게 연결되는지는 도시계획·상권분석의 핵심 질문이다. 최근 스트리트뷰(GSV)와 딥러닝을 결합해 가로환경을 정량화하는 연구가 활발하나, 대부분 '딥러닝을 적용하니 예측이 잘 되었다'는 블랙박스형 보고에 머문다.</w:t>
-      </w:r>
-    </w:p>
-    <w:p>
-      <w:pPr>
-        <w:spacing w:after="120" w:line="276"/>
-      </w:pPr>
-      <w:r>
-        <w:t xml:space="preserve">본 연구는 당초 '가로경관이 상권 매출에 영향을 미치는가'라는 인과적 질문에서 출발했으나, 횡단면 관측데이터로는 경관 효과를 상권 유형·인구 구조와 분리할 수 없음을 확인하였다. 이에 질문을 재정의한다: 스트리트뷰는 상권의 무엇을 감지할 수 있고 무엇을 감지할 수 없는가, 그리고 그 능력은 어떤 시각요소에서 비롯되는가.</w:t>
-      </w:r>
-    </w:p>
-    <w:p>
-      <w:pPr>
-        <w:spacing w:after="80" w:before="80"/>
-      </w:pPr>
-      <w:r>
-        <w:rPr>
-          <w:b/>
-          <w:bCs/>
-        </w:rPr>
-        <w:t xml:space="preserve">연구 질문</w:t>
-      </w:r>
-    </w:p>
-    <w:p>
-      <w:pPr>
-        <w:spacing w:after="120" w:line="276"/>
-      </w:pPr>
-      <w:r>
-        <w:t xml:space="preserve">RQ1 (능력지도) 이미지 단독으로 상권의 어떤 구조변수를 복원하는가?</w:t>
-      </w:r>
-    </w:p>
-    <w:p>
-      <w:pPr>
-        <w:spacing w:after="120" w:line="276"/>
-      </w:pPr>
-      <w:r>
-        <w:t xml:space="preserve">RQ2 (메커니즘) 그 능력은 어떤 시각요소에서 오며, 블랙박스 신호는 해석가능한 요소로 얼마나 분해되는가?</w:t>
-      </w:r>
-    </w:p>
-    <w:p>
-      <w:pPr>
-        <w:spacing w:after="120" w:line="276"/>
-      </w:pPr>
-      <w:r>
-        <w:t xml:space="preserve">RQ3 (경계) 구조변수를 통제한 뒤에도 이미지가 매출을 추가로 설명하는가?</w:t>
-      </w:r>
-    </w:p>
-    <w:p>
-      <w:pPr>
-        <w:pStyle w:val="Heading1"/>
-      </w:pPr>
-      <w:r>
-        <w:t xml:space="preserve">2. 데이터 및 방법</w:t>
-      </w:r>
-    </w:p>
-    <w:p>
-      <w:pPr>
-        <w:spacing w:after="80" w:before="80"/>
-      </w:pPr>
-      <w:r>
-        <w:rPr>
-          <w:b/>
-          <w:bCs/>
-        </w:rPr>
-        <w:t xml:space="preserve">표본</w:t>
-      </w:r>
-    </w:p>
-    <w:p>
-      <w:pPr>
-        <w:spacing w:after="120" w:line="276"/>
-      </w:pPr>
-      <w:r>
-        <w:t xml:space="preserve">서울시 상권분석서비스의 발달상권·골목상권 중 면적 5만㎡ 이상을 대상으로, 산업단지·도매·전통시장·관광특구·실내복합시설·공원·대학캠퍼스·단독병원 등 소비자 상권이 아닌 단위를 제외하였다. 이미지가 10장 미만으로 확보된 상권을 추가 제외하여 최종 825개 상권을 분석에 사용하였다.</w:t>
-      </w:r>
-    </w:p>
-    <w:p>
-      <w:pPr>
-        <w:spacing w:after="80" w:before="80"/>
-      </w:pPr>
-      <w:r>
-        <w:rPr>
-          <w:b/>
-          <w:bCs/>
-        </w:rPr>
-        <w:t xml:space="preserve">이미지 수집 (POI 앵커 방식) — 방법론적 발견</w:t>
-      </w:r>
-    </w:p>
-    <w:p>
-      <w:pPr>
-        <w:spacing w:after="120" w:line="276"/>
-      </w:pPr>
-      <w:r>
-        <w:t xml:space="preserve">소상공인시장진흥공단 상가정보의 개별 점포 좌표(POI)를 앵커로, 카메라 방위를 점포 정면 방향으로 설정해 GSV 정적 이미지를 수집하였다. 초기 도로 엣지 수직(±90°) 방식은 한국 비격자 골목에서 도로·하늘을 과도하게 포착하는 한계가 있었고, POI 앵커가 이를 구조적으로 개선하였다(이미지→직장인구 R² 0.47→0.55, 유형 분류 AUC 0.86→0.94). 이는 스트리트뷰 연구에서 샘플링 설계가 추출 신호를 좌우하는 비자명한 요인임을 보여주는 방법론적 발견이다.</w:t>
-      </w:r>
-    </w:p>
-    <w:p>
-      <w:pPr>
-        <w:spacing w:after="80" w:before="80"/>
-      </w:pPr>
-      <w:r>
-        <w:rPr>
-          <w:b/>
-          <w:bCs/>
-        </w:rPr>
-        <w:t xml:space="preserve">이미지 피처</w:t>
-      </w:r>
-    </w:p>
-    <w:p>
-      <w:pPr>
-        <w:spacing w:after="120" w:line="276"/>
-      </w:pPr>
-      <w:r>
-        <w:t xml:space="preserve">(i) DINOv2-base 768차원 표현(블랙박스), (ii) ADE20K 시맨틱 세그멘테이션 구성비(건물·하늘·도로·보도·녹지·간판; 보행자·차량은 촬영시점 의존으로 추출 제외), (iii) 핸드크래프트 약 16개(GLCM·Gabor·엣지밀도·HSV 색통계·엔트로피). 상권별 이미지 평균 풀링.</w:t>
-      </w:r>
-    </w:p>
-    <w:p>
-      <w:pPr>
-        <w:spacing w:after="80" w:before="80"/>
-      </w:pPr>
-      <w:r>
-        <w:rPr>
-          <w:b/>
-          <w:bCs/>
-        </w:rPr>
-        <w:t xml:space="preserve">구조변수·종속변수 및 분석 모형</w:t>
-      </w:r>
-    </w:p>
-    <w:p>
-      <w:pPr>
-        <w:spacing w:after="120" w:line="276"/>
-      </w:pPr>
-      <w:r>
-        <w:t xml:space="preserve">2019년 기준 직장인구·상주인구·유동인구·점포수·식음료비율·개업률·폐업률·추정매출을 사용. 예측 분석에는 L1 정규화 회귀(LassoCV)를 주 모형으로 채택하였다 — 고차원 PCA 피처에서 내장 변수선택으로 희소·간결한 모형을 만들어 해석에 유리하고 고차원 CV 예측의 표준이기 때문이다. DINOv2 표현은 fold 내부 PCA(100차원)로 축소, 유형 분류는 로지스틱 회귀(ROC-AUC). 모든 절차는 누수 방지(leakage-free) 중첩 교차검증(10-fold; 발달상권 5-fold)이며, commonality 분산분해와 ΔR² 검정도 동일하다. 정규화 방식에 강건함을 확인하였다(image→직장인구 R²: LASSO 0.546 · Ridge 0.556 · ElasticNet 0.546).</w:t>
-      </w:r>
-    </w:p>
-    <w:p>
-      <w:pPr>
-        <w:pStyle w:val="Heading1"/>
-      </w:pPr>
-      <w:r>
-        <w:t xml:space="preserve">3. 결과</w:t>
-      </w:r>
-    </w:p>
-    <w:p>
-      <w:pPr>
-        <w:pStyle w:val="Heading2"/>
-      </w:pPr>
-      <w:r>
-        <w:t xml:space="preserve">3.1 RQ1 — 능력지도: 선택적 센서</w:t>
-      </w:r>
-    </w:p>
-    <w:p>
-      <w:pPr>
-        <w:spacing w:after="120" w:line="276"/>
-      </w:pPr>
-      <w:r>
-        <w:t xml:space="preserve">이미지 단독(행정데이터 0개)으로 8개 구조변수를 예측한 결과, 상업 규모·등급(직장인구·점포수·상권유형)은 강하게 복원되는 반면 나머지는 약하거나 미미하다. 강한 tier(R²≥0.48)와 나머지(≤0.25) 사이의 뚜렷한 간격이 '선택성'의 핵심이다. 특히 가장 '번화함'을 대리하는 유동인구를 거의 맞히지 못한다는 점은, 모델이 '크고 붐비는 상권을 통째로 암기'한 것이 아님을 시사한다.</w:t>
+        <w:t xml:space="preserve">연구 보고서 · 서울 발달·골목 상권 825개 · Google Street View(POI 수집) + DINOv2</w:t>
       </w:r>
     </w:p>
     <w:tbl>
@@ -229,129 +57,690 @@
         </w:tblBorders>
       </w:tblPr>
       <w:tblGrid>
-        <w:gridCol w:w="2600"/>
-        <w:gridCol w:w="2200"/>
-        <w:gridCol w:w="2200"/>
-        <w:gridCol w:w="2026"/>
+        <w:gridCol w:w="9026"/>
       </w:tblGrid>
       <w:tr>
         <w:tc>
           <w:tcPr>
-            <w:tcW w:type="dxa" w:w="2600"/>
-            <w:tcBorders>
-              <w:top w:val="single" w:color="BBBBBB" w:sz="1"/>
-              <w:left w:val="single" w:color="BBBBBB" w:sz="1"/>
-              <w:bottom w:val="single" w:color="BBBBBB" w:sz="1"/>
-              <w:right w:val="single" w:color="BBBBBB" w:sz="1"/>
-            </w:tcBorders>
-            <w:shd w:fill="D9E2F3" w:val="clear"/>
-            <w:tcMar>
-              <w:top w:type="dxa" w:w="60"/>
-              <w:left w:type="dxa" w:w="100"/>
-              <w:bottom w:type="dxa" w:w="60"/>
-              <w:right w:type="dxa" w:w="100"/>
-            </w:tcMar>
-          </w:tcPr>
-          <w:p>
-            <w:pPr>
-              <w:jc w:val="center"/>
+            <w:tcW w:type="dxa" w:w="9026"/>
+            <w:tcBorders>
+              <w:top w:val="single" w:color="9DB8D2" w:sz="4"/>
+              <w:left w:val="single" w:color="9DB8D2" w:sz="4"/>
+              <w:bottom w:val="single" w:color="9DB8D2" w:sz="4"/>
+              <w:right w:val="single" w:color="9DB8D2" w:sz="4"/>
+            </w:tcBorders>
+            <w:shd w:fill="EAF1F8" w:val="clear"/>
+            <w:tcMar>
+              <w:top w:type="dxa" w:w="120"/>
+              <w:left w:type="dxa" w:w="160"/>
+              <w:bottom w:type="dxa" w:w="120"/>
+              <w:right w:type="dxa" w:w="160"/>
+            </w:tcMar>
+          </w:tcPr>
+          <w:p>
+            <w:pPr>
+              <w:spacing w:after="60"/>
             </w:pPr>
             <w:r>
               <w:rPr>
                 <w:b/>
                 <w:bCs/>
-              </w:rPr>
-              <w:t xml:space="preserve">구조변수</w:t>
-            </w:r>
-          </w:p>
-        </w:tc>
-        <w:tc>
-          <w:tcPr>
-            <w:tcW w:type="dxa" w:w="2200"/>
-            <w:tcBorders>
-              <w:top w:val="single" w:color="BBBBBB" w:sz="1"/>
-              <w:left w:val="single" w:color="BBBBBB" w:sz="1"/>
-              <w:bottom w:val="single" w:color="BBBBBB" w:sz="1"/>
-              <w:right w:val="single" w:color="BBBBBB" w:sz="1"/>
-            </w:tcBorders>
-            <w:shd w:fill="D9E2F3" w:val="clear"/>
-            <w:tcMar>
-              <w:top w:type="dxa" w:w="60"/>
-              <w:left w:type="dxa" w:w="100"/>
-              <w:bottom w:type="dxa" w:w="60"/>
-              <w:right w:type="dxa" w:w="100"/>
-            </w:tcMar>
-          </w:tcPr>
-          <w:p>
-            <w:pPr>
-              <w:jc w:val="center"/>
+                <w:color w:val="1F3864"/>
+              </w:rPr>
+              <w:t xml:space="preserve">요약 (Abstract)</w:t>
+            </w:r>
+          </w:p>
+          <w:p>
+            <w:pPr>
+              <w:spacing w:after="40" w:line="276"/>
+            </w:pPr>
+            <w:r>
+              <w:t xml:space="preserve">거리 사진(스트리트뷰)과 딥러닝이 도시·상권 분석에 널리 쓰이지만, 대개 '예측이 잘 됐다'에서 멈춰 모델이 무엇을 보는지·한계가 어디인지는 다루지 않는다.</w:t>
+            </w:r>
+          </w:p>
+          <w:p>
+            <w:pPr>
+              <w:spacing w:after="40" w:line="276"/>
+            </w:pPr>
+            <w:r>
+              <w:t xml:space="preserve">본 연구는 서울 825개 상권에서, 거리 사진만으로(행정데이터 없이) 상권의 어떤 특성을 알아낼 수 있는지를 정량적으로 '지도'처럼 그린다.</w:t>
+            </w:r>
+          </w:p>
+          <w:p>
+            <w:pPr>
+              <w:spacing w:after="40" w:line="276"/>
+            </w:pPr>
+            <w:r>
+              <w:t xml:space="preserve">결과: 스트리트뷰는 상업 규모·등급(직장인구 R²=0.55·점포수 0.48·상권유형 AUC=0.94)은 강하게 알아내지만 주거인구·보행흐름은 약하게만 알아낸다(선택적 센서). 그 예측력은 사람이 이해할 수 있는 요소(건물·녹지 등 구성 44% + 텍스처·색 ~28%)와 딥러닝만의 고차원 신호(~28%)로 분해된다. 한편 인구·유형을 통제하면 이미지가 매출에 더하는 설명력은 작아져, 이미지는 대체로 '구조의 대리지표'임을 보인다(연관이며 인과 아님).</w:t>
+            </w:r>
+          </w:p>
+        </w:tc>
+      </w:tr>
+    </w:tbl>
+    <w:p>
+      <w:pPr>
+        <w:pStyle w:val="Heading1"/>
+      </w:pPr>
+      <w:r>
+        <w:t xml:space="preserve">1. 연구 배경 및 목적</w:t>
+      </w:r>
+    </w:p>
+    <w:p>
+      <w:pPr>
+        <w:spacing w:after="120" w:line="288"/>
+      </w:pPr>
+      <w:r>
+        <w:t xml:space="preserve">도시의 가로경관(거리의 생김새)이 상권의 장사에 얼마나 영향을 주는지는 도시계획·상권분석의 오랜 질문이다. 최근에는 구글 스트리트뷰(GSV) 같은 거리 사진과 딥러닝을 결합해 '거리의 모습'을 숫자로 바꿔 분석하는 연구가 많아졌다. 그러나 대부분은 '딥러닝을 썼더니 잘 맞혔다'에서 끝나, 모델이 사진의 무엇을 보고 맞히는지, 그리고 무엇은 못 보는지(능력의 한계)는 거의 다루지 않는다.</w:t>
+      </w:r>
+    </w:p>
+    <w:p>
+      <w:pPr>
+        <w:spacing w:after="120" w:line="288"/>
+      </w:pPr>
+      <w:r>
+        <w:t xml:space="preserve">본 연구도 처음에는 '가로경관이 매출을 높이는가'라는 인과적 질문에서 출발했다. 그러나 한 시점의 횡단면(상권 간 비교) 데이터만으로는, 경관의 효과를 상권의 유형(발달/골목)이나 인구 구조와 깨끗이 분리할 수 없음을 확인하였다. 이에 질문을 다시 세운다: 스트리트뷰는 상권의 무엇을 알아낼 수 있고 무엇을 알아내지 못하는가, 그 능력은 사진의 어떤 시각요소에서 오는가, 그리고 인구·유형을 모두 고려한 뒤에도 매출에 보탤 정보가 남는가.</w:t>
+      </w:r>
+    </w:p>
+    <w:p>
+      <w:pPr>
+        <w:spacing w:after="60" w:before="120"/>
+      </w:pPr>
+      <w:r>
+        <w:rPr>
+          <w:b/>
+          <w:bCs/>
+        </w:rPr>
+        <w:t xml:space="preserve">왜 '한 시점 비교(횡단)' 설계인가</w:t>
+      </w:r>
+    </w:p>
+    <w:p>
+      <w:pPr>
+        <w:spacing w:after="120" w:line="288"/>
+      </w:pPr>
+      <w:r>
+        <w:t xml:space="preserve">GSV 사진은 각 상권이 한 시점에 한 번 찍힌 스냅샷이다(본 연구는 2018년 빈티지). 대다수 상권은 과거 시점의 사진이 충분치 않아 '같은 상권의 시간 변화'를 추적하기 어렵다. 그래서 서로 다른 상권을 한 시점에서 비교하는 횡단(cross-sectional) 설계를 택했다. 이 설계는 '다르게 생긴 상권이 다른 특성·매출을 갖는가'라는 연관(association)은 보여주지만, 경관의 인과(causation)효과를 분리하지는 못한다 — 유형·입지 같은 교란이 상권마다 함께 다르기 때문이다. 바로 이 한계가 본 연구를 '경관이 매출을 높이는가(인과)'에서 '이미지가 무엇을 감지하는가(능력)'로 재구성한 이유이며, 뒤의 RQ3를 인과가 아닌 연관으로 한정하는 이유이기도 하다.</w:t>
+      </w:r>
+    </w:p>
+    <w:p>
+      <w:pPr>
+        <w:spacing w:after="60" w:before="120"/>
+      </w:pPr>
+      <w:r>
+        <w:rPr>
+          <w:b/>
+          <w:bCs/>
+        </w:rPr>
+        <w:t xml:space="preserve">연구 질문 (세 단계로 이어짐)</w:t>
+      </w:r>
+    </w:p>
+    <w:p>
+      <w:pPr>
+        <w:spacing w:after="60" w:line="276"/>
+        <w:ind w:left="360"/>
+      </w:pPr>
+      <w:r>
+        <w:t xml:space="preserve">· RQ1 (능력지도) 거리 사진만으로 상권의 어떤 구조변수를 알아낼 수 있는가?  →  무엇을 보는지 파악</w:t>
+      </w:r>
+    </w:p>
+    <w:p>
+      <w:pPr>
+        <w:spacing w:after="60" w:line="276"/>
+        <w:ind w:left="360"/>
+      </w:pPr>
+      <w:r>
+        <w:t xml:space="preserve">· RQ2 (메커니즘) 그 능력은 사진의 어떤 시각요소에서 오며, 딥러닝의 신호를 사람이 이해할 수 있게 분해할 수 있는가?  →  왜·어떻게 보는지 설명</w:t>
+      </w:r>
+    </w:p>
+    <w:p>
+      <w:pPr>
+        <w:spacing w:after="60" w:line="276"/>
+        <w:ind w:left="360"/>
+      </w:pPr>
+      <w:r>
+        <w:t xml:space="preserve">· RQ3 (경계) 인구·유형 등 구조변수를 모두 고려한 뒤에도 이미지가 매출을 더 설명하는가?  →  그래서 실제 매출에 쓸모가 있는지 검증</w:t>
+      </w:r>
+    </w:p>
+    <w:tbl>
+      <w:tblPr>
+        <w:tblW w:type="dxa" w:w="9026"/>
+        <w:tblBorders>
+          <w:top w:val="single" w:color="auto" w:sz="4"/>
+          <w:left w:val="single" w:color="auto" w:sz="4"/>
+          <w:bottom w:val="single" w:color="auto" w:sz="4"/>
+          <w:right w:val="single" w:color="auto" w:sz="4"/>
+          <w:insideH w:val="single" w:color="auto" w:sz="4"/>
+          <w:insideV w:val="single" w:color="auto" w:sz="4"/>
+        </w:tblBorders>
+      </w:tblPr>
+      <w:tblGrid>
+        <w:gridCol w:w="9026"/>
+      </w:tblGrid>
+      <w:tr>
+        <w:tc>
+          <w:tcPr>
+            <w:tcW w:type="dxa" w:w="9026"/>
+            <w:tcBorders>
+              <w:top w:val="single" w:color="9DB8D2" w:sz="4"/>
+              <w:left w:val="single" w:color="9DB8D2" w:sz="4"/>
+              <w:bottom w:val="single" w:color="9DB8D2" w:sz="4"/>
+              <w:right w:val="single" w:color="9DB8D2" w:sz="4"/>
+            </w:tcBorders>
+            <w:shd w:fill="EAF1F8" w:val="clear"/>
+            <w:tcMar>
+              <w:top w:type="dxa" w:w="120"/>
+              <w:left w:type="dxa" w:w="160"/>
+              <w:bottom w:type="dxa" w:w="120"/>
+              <w:right w:type="dxa" w:w="160"/>
+            </w:tcMar>
+          </w:tcPr>
+          <w:p>
+            <w:pPr>
+              <w:spacing w:after="60"/>
             </w:pPr>
             <w:r>
               <w:rPr>
                 <w:b/>
                 <w:bCs/>
-              </w:rPr>
-              <w:t xml:space="preserve">범주</w:t>
-            </w:r>
-          </w:p>
-        </w:tc>
-        <w:tc>
-          <w:tcPr>
-            <w:tcW w:type="dxa" w:w="2200"/>
-            <w:tcBorders>
-              <w:top w:val="single" w:color="BBBBBB" w:sz="1"/>
-              <w:left w:val="single" w:color="BBBBBB" w:sz="1"/>
-              <w:bottom w:val="single" w:color="BBBBBB" w:sz="1"/>
-              <w:right w:val="single" w:color="BBBBBB" w:sz="1"/>
-            </w:tcBorders>
-            <w:shd w:fill="D9E2F3" w:val="clear"/>
-            <w:tcMar>
-              <w:top w:type="dxa" w:w="60"/>
-              <w:left w:type="dxa" w:w="100"/>
-              <w:bottom w:type="dxa" w:w="60"/>
-              <w:right w:type="dxa" w:w="100"/>
-            </w:tcMar>
-          </w:tcPr>
-          <w:p>
-            <w:pPr>
-              <w:jc w:val="center"/>
+                <w:color w:val="1F3864"/>
+              </w:rPr>
+              <w:t xml:space="preserve">이 연구가 답하려는 큰 그림</w:t>
+            </w:r>
+          </w:p>
+          <w:p>
+            <w:pPr>
+              <w:spacing w:after="40" w:line="276"/>
+            </w:pPr>
+            <w:r>
+              <w:t xml:space="preserve">큰 질문: 거리 사진(스트리트뷰)으로 상권을 분석할 때, 사진은 무엇을 알려줄 수 있고 무엇은 알려줄 수 없는가?</w:t>
+            </w:r>
+          </w:p>
+          <w:p>
+            <w:pPr>
+              <w:spacing w:after="40" w:line="276"/>
+            </w:pPr>
+            <w:r>
+              <w:t xml:space="preserve">세 단계로 푼다 — RQ1(이미지가 상권의 어떤 '속성'을 읽나) → RQ2(그 능력이 사진의 어떤 '시각요소'에서 오나) → RQ3(그 능력이 실제 '성과(매출)'에 쓸모 있나).</w:t>
+            </w:r>
+          </w:p>
+          <w:p>
+            <w:pPr>
+              <w:spacing w:after="40" w:line="276"/>
+            </w:pPr>
+            <w:r>
+              <w:t xml:space="preserve">종합적으로, '스트리트뷰는 상권에 대해 무엇을 할 수 있는 도구인가'의 능력과 한계를 지도처럼 그리는 것이 목표다. (미리 말하면, 쓸모는 RQ1·RQ2에서 오고 RQ3는 그 능력의 '경계'를 표시한다.)</w:t>
+            </w:r>
+          </w:p>
+        </w:tc>
+      </w:tr>
+    </w:tbl>
+    <w:p>
+      <w:pPr>
+        <w:pStyle w:val="Heading1"/>
+      </w:pPr>
+      <w:r>
+        <w:t xml:space="preserve">2. 데이터 및 방법</w:t>
+      </w:r>
+    </w:p>
+    <w:p>
+      <w:pPr>
+        <w:spacing w:after="60" w:before="120"/>
+      </w:pPr>
+      <w:r>
+        <w:rPr>
+          <w:b/>
+          <w:bCs/>
+        </w:rPr>
+        <w:t xml:space="preserve">표본 (분석 대상)</w:t>
+      </w:r>
+    </w:p>
+    <w:p>
+      <w:pPr>
+        <w:spacing w:after="120" w:line="288"/>
+      </w:pPr>
+      <w:r>
+        <w:t xml:space="preserve">서울시 상권분석서비스의 발달상권·골목상권 중 면적 5만㎡ 이상을 대상으로, 산업단지·도매·전통시장·관광특구·실내복합시설·공원·대학캠퍼스·단독병원처럼 일반 소비자 상권이 아닌 곳은 제외하였다. 또한 거리 사진이 10장 미만으로만 모인 상권은 평균값이 불안정해지므로 제외하여, 최종 825개 상권을 분석에 사용하였다.</w:t>
+      </w:r>
+    </w:p>
+    <w:p>
+      <w:pPr>
+        <w:spacing w:after="60" w:before="120"/>
+      </w:pPr>
+      <w:r>
+        <w:rPr>
+          <w:b/>
+          <w:bCs/>
+        </w:rPr>
+        <w:t xml:space="preserve">거리 사진 수집 (POI 앵커 방식) — 부수적 방법론 발견</w:t>
+      </w:r>
+    </w:p>
+    <w:p>
+      <w:pPr>
+        <w:spacing w:after="120" w:line="288"/>
+      </w:pPr>
+      <w:r>
+        <w:t xml:space="preserve">각 상권의 개별 점포 좌표(소상공인시장진흥공단 상가정보)를 기준점으로 삼아, 카메라가 점포 정면을 바라보도록 방위를 설정해 사진을 모았다. 초기에 쓴 '도로에 수직(±90°)' 방식은 한국의 불규칙한 골목에서 도로·하늘을 너무 많이 담는 한계가 있었는데, 점포를 직접 향하는 POI 방식이 이를 구조적으로 개선하였다(이미지→직장인구 R² 0.47→0.55, 유형 분류 정확도 AUC 0.86→0.94). 즉 '사진을 어떻게 찍어 모으느냐'가 추출되는 정보의 양을 좌우한다는 점은, 그 자체로 의미 있는 방법론적 관찰이다.</w:t>
+      </w:r>
+    </w:p>
+    <w:p>
+      <w:pPr>
+        <w:spacing w:after="60" w:before="120"/>
+      </w:pPr>
+      <w:r>
+        <w:rPr>
+          <w:b/>
+          <w:bCs/>
+        </w:rPr>
+        <w:t xml:space="preserve">사진에서 뽑은 세 종류의 특징(피처)</w:t>
+      </w:r>
+    </w:p>
+    <w:p>
+      <w:pPr>
+        <w:spacing w:after="60" w:line="276"/>
+        <w:ind w:left="360"/>
+      </w:pPr>
+      <w:r>
+        <w:t xml:space="preserve">· DINOv2 (768차원 표현): 거대 비전모델이 사진 한 장을 768개 숫자로 요약한 것. 사람이 직접 해석하긴 어려운 '블랙박스' 표현.</w:t>
+      </w:r>
+    </w:p>
+    <w:p>
+      <w:pPr>
+        <w:spacing w:after="60" w:line="276"/>
+        <w:ind w:left="360"/>
+      </w:pPr>
+      <w:r>
+        <w:t xml:space="preserve">· 세그멘테이션 구성비 (해석 가능): 사진의 픽셀을 건물·하늘·도로·보도·녹지·간판 등으로 분류해 각 비율을 잰 것(ADE20K 기준). 보행자·차량은 찍힌 순간에 따라 들쭉날쭉한 일시적 대상이라 가로경관 특징에서 제외.</w:t>
+      </w:r>
+    </w:p>
+    <w:p>
+      <w:pPr>
+        <w:spacing w:after="60" w:line="276"/>
+        <w:ind w:left="360"/>
+      </w:pPr>
+      <w:r>
+        <w:t xml:space="preserve">· 핸드크래프트 특징 (전통 컴퓨터비전, 약 16개): 질감·색·테두리처럼 수식으로 정의되는 저수준 통계(GLCM·Gabor·엣지밀도·색·복잡도).</w:t>
+      </w:r>
+    </w:p>
+    <w:p>
+      <w:pPr>
+        <w:spacing w:after="120" w:line="288"/>
+      </w:pPr>
+      <w:r>
+        <w:t xml:space="preserve">각 상권에는 약 16장의 사진이 있고, 사진별 특징을 평균내어 '상권 1개 = 특징 벡터 1개'로 만들었다.</w:t>
+      </w:r>
+    </w:p>
+    <w:p>
+      <w:pPr>
+        <w:spacing w:after="60" w:before="120"/>
+      </w:pPr>
+      <w:r>
+        <w:rPr>
+          <w:b/>
+          <w:bCs/>
+        </w:rPr>
+        <w:t xml:space="preserve">분석 모형 (LASSO를 쓴 이유 포함)</w:t>
+      </w:r>
+    </w:p>
+    <w:p>
+      <w:pPr>
+        <w:spacing w:after="120" w:line="288"/>
+      </w:pPr>
+      <w:r>
+        <w:t xml:space="preserve">예측에는 L1 정규화 회귀(LASSO)를 주 모형으로 썼다. 고차원 특징(수백 개)에서 LASSO는 쓸모없는 변수의 계수를 0으로 만들어 '꼭 필요한 것만 남기는' 희소·간결한 모형을 만들고, 이는 결과 해석과 과적합 방지에 유리하며 고차원 예측의 표준 선택이기 때문이다. 또한 결과가 특정 회귀 방식에 의존하지 않음을 확인하였다(image→직장인구 R²: LASSO 0.546 · Ridge 0.556 · ElasticNet 0.546으로 거의 동일). 모든 수치는 '학습에 쓰지 않은 상권'에서 평가하는 교차검증으로 산출하여 과적합이 아닌 실제 예측력을 잰다.</w:t>
+      </w:r>
+    </w:p>
+    <w:tbl>
+      <w:tblPr>
+        <w:tblW w:type="dxa" w:w="9026"/>
+        <w:tblBorders>
+          <w:top w:val="single" w:color="auto" w:sz="4"/>
+          <w:left w:val="single" w:color="auto" w:sz="4"/>
+          <w:bottom w:val="single" w:color="auto" w:sz="4"/>
+          <w:right w:val="single" w:color="auto" w:sz="4"/>
+          <w:insideH w:val="single" w:color="auto" w:sz="4"/>
+          <w:insideV w:val="single" w:color="auto" w:sz="4"/>
+        </w:tblBorders>
+      </w:tblPr>
+      <w:tblGrid>
+        <w:gridCol w:w="9026"/>
+      </w:tblGrid>
+      <w:tr>
+        <w:tc>
+          <w:tcPr>
+            <w:tcW w:type="dxa" w:w="9026"/>
+            <w:tcBorders>
+              <w:top w:val="single" w:color="9DB8D2" w:sz="4"/>
+              <w:left w:val="single" w:color="9DB8D2" w:sz="4"/>
+              <w:bottom w:val="single" w:color="9DB8D2" w:sz="4"/>
+              <w:right w:val="single" w:color="9DB8D2" w:sz="4"/>
+            </w:tcBorders>
+            <w:shd w:fill="EAF1F8" w:val="clear"/>
+            <w:tcMar>
+              <w:top w:type="dxa" w:w="120"/>
+              <w:left w:type="dxa" w:w="160"/>
+              <w:bottom w:type="dxa" w:w="120"/>
+              <w:right w:type="dxa" w:w="160"/>
+            </w:tcMar>
+          </w:tcPr>
+          <w:p>
+            <w:pPr>
+              <w:spacing w:after="60"/>
             </w:pPr>
             <w:r>
               <w:rPr>
                 <w:b/>
                 <w:bCs/>
-              </w:rPr>
-              <w:t xml:space="preserve">이미지 R²/AUC</w:t>
-            </w:r>
-          </w:p>
-        </w:tc>
-        <w:tc>
-          <w:tcPr>
-            <w:tcW w:type="dxa" w:w="2026"/>
-            <w:tcBorders>
-              <w:top w:val="single" w:color="BBBBBB" w:sz="1"/>
-              <w:left w:val="single" w:color="BBBBBB" w:sz="1"/>
-              <w:bottom w:val="single" w:color="BBBBBB" w:sz="1"/>
-              <w:right w:val="single" w:color="BBBBBB" w:sz="1"/>
-            </w:tcBorders>
-            <w:shd w:fill="D9E2F3" w:val="clear"/>
-            <w:tcMar>
-              <w:top w:type="dxa" w:w="60"/>
-              <w:left w:type="dxa" w:w="100"/>
-              <w:bottom w:type="dxa" w:w="60"/>
-              <w:right w:type="dxa" w:w="100"/>
-            </w:tcMar>
-          </w:tcPr>
-          <w:p>
-            <w:pPr>
-              <w:jc w:val="center"/>
+                <w:color w:val="1F3864"/>
+              </w:rPr>
+              <w:t xml:space="preserve">핵심 지표 정의</w:t>
+            </w:r>
+          </w:p>
+          <w:p>
+            <w:pPr>
+              <w:spacing w:after="40" w:line="276"/>
+            </w:pPr>
+            <w:r>
+              <w:t xml:space="preserve">R² (결정계수): 0~1 사이 값으로, 모형이 대상 변수의 분산을 얼마나 설명하는지를 나타낸다. 교차검증 R²는 '학습에 안 쓴 상권'에서 잰 값이라 진짜 예측력이다. (음수면 평균보다도 못 맞힘.)</w:t>
+            </w:r>
+          </w:p>
+          <w:p>
+            <w:pPr>
+              <w:spacing w:after="40" w:line="276"/>
+            </w:pPr>
+            <w:r>
+              <w:t xml:space="preserve">AUC: 두 범주(발달/골목)를 얼마나 잘 구분하는지의 지표(0.5=찍기, 1.0=완벽).</w:t>
+            </w:r>
+          </w:p>
+          <w:p>
+            <w:pPr>
+              <w:spacing w:after="40" w:line="276"/>
+            </w:pPr>
+            <w:r>
+              <w:t xml:space="preserve">ΔR² (델타 R²): 기존 모형에 어떤 변수를 '추가'했을 때 R²가 얼마나 오르는가 = 그 변수의 추가 기여분.</w:t>
+            </w:r>
+          </w:p>
+          <w:p>
+            <w:pPr>
+              <w:spacing w:after="40" w:line="276"/>
+            </w:pPr>
+            <w:r>
+              <w:t xml:space="preserve">교차검증(10-fold): 데이터를 10조각으로 나눠 9조각으로 학습·1조각으로 평가하기를 10번 반복해 평균. 발달상권은 표본이 작아 5-fold 사용.</w:t>
+            </w:r>
+          </w:p>
+        </w:tc>
+      </w:tr>
+    </w:tbl>
+    <w:p>
+      <w:pPr>
+        <w:pStyle w:val="Heading1"/>
+      </w:pPr>
+      <w:r>
+        <w:t xml:space="preserve">3. 결과</w:t>
+      </w:r>
+    </w:p>
+    <w:p>
+      <w:pPr>
+        <w:pStyle w:val="Heading2"/>
+      </w:pPr>
+      <w:r>
+        <w:t xml:space="preserve">3.1 RQ1 — 능력지도: 거리 사진은 무엇을 알아내는가</w:t>
+      </w:r>
+    </w:p>
+    <w:tbl>
+      <w:tblPr>
+        <w:tblW w:type="dxa" w:w="9026"/>
+        <w:tblBorders>
+          <w:top w:val="single" w:color="auto" w:sz="4"/>
+          <w:left w:val="single" w:color="auto" w:sz="4"/>
+          <w:bottom w:val="single" w:color="auto" w:sz="4"/>
+          <w:right w:val="single" w:color="auto" w:sz="4"/>
+          <w:insideH w:val="single" w:color="auto" w:sz="4"/>
+          <w:insideV w:val="single" w:color="auto" w:sz="4"/>
+        </w:tblBorders>
+      </w:tblPr>
+      <w:tblGrid>
+        <w:gridCol w:w="9026"/>
+      </w:tblGrid>
+      <w:tr>
+        <w:tc>
+          <w:tcPr>
+            <w:tcW w:type="dxa" w:w="9026"/>
+            <w:tcBorders>
+              <w:top w:val="single" w:color="9DB8D2" w:sz="4"/>
+              <w:left w:val="single" w:color="9DB8D2" w:sz="4"/>
+              <w:bottom w:val="single" w:color="9DB8D2" w:sz="4"/>
+              <w:right w:val="single" w:color="9DB8D2" w:sz="4"/>
+            </w:tcBorders>
+            <w:shd w:fill="EAF1F8" w:val="clear"/>
+            <w:tcMar>
+              <w:top w:type="dxa" w:w="120"/>
+              <w:left w:type="dxa" w:w="160"/>
+              <w:bottom w:type="dxa" w:w="120"/>
+              <w:right w:type="dxa" w:w="160"/>
+            </w:tcMar>
+          </w:tcPr>
+          <w:p>
+            <w:pPr>
+              <w:spacing w:after="60"/>
             </w:pPr>
             <w:r>
               <w:rPr>
                 <w:b/>
                 <w:bCs/>
+                <w:color w:val="1F3864"/>
+              </w:rPr>
+              <w:t xml:space="preserve">RQ1을 어떻게 측정했나 (방법 풀이)</w:t>
+            </w:r>
+          </w:p>
+          <w:p>
+            <w:pPr>
+              <w:spacing w:after="40" w:line="276"/>
+            </w:pPr>
+            <w:r>
+              <w:t xml:space="preserve">1) 한 상권의 사진 ~16장을 각각 DINOv2가 768차원 벡터로 변환한다.</w:t>
+            </w:r>
+          </w:p>
+          <w:p>
+            <w:pPr>
+              <w:spacing w:after="40" w:line="276"/>
+            </w:pPr>
+            <w:r>
+              <w:t xml:space="preserve">2) 그 벡터들을 평균내 '상권당 1개 벡터'를 만든다.</w:t>
+            </w:r>
+          </w:p>
+          <w:p>
+            <w:pPr>
+              <w:spacing w:after="40" w:line="276"/>
+            </w:pPr>
+            <w:r>
+              <w:t xml:space="preserve">3) 이 벡터(사진 정보)만으로 상권의 구조변수(예: log직장인구)를 예측하는 회귀를 학습하고, 교차검증으로 R²를 잰다.</w:t>
+            </w:r>
+          </w:p>
+          <w:p>
+            <w:pPr>
+              <w:spacing w:after="40" w:line="276"/>
+            </w:pPr>
+            <w:r>
+              <w:t xml:space="preserve">→ 행정데이터는 전혀 쓰지 않는다. R²가 높다 = '거리 사진만으로 그 변수를 그만큼 알아낼 수 있다'.</w:t>
+            </w:r>
+          </w:p>
+        </w:tc>
+      </w:tr>
+    </w:tbl>
+    <w:p>
+      <w:pPr>
+        <w:spacing w:after="120" w:line="288"/>
+      </w:pPr>
+      <w:r>
+        <w:t xml:space="preserve">8개 구조변수를 예측한 결과, 상업 규모·등급(직장인구·점포수·상권유형)은 강하게 알아내는 반면 나머지(주거·보행흐름·상업구성·역동성)는 약하거나 거의 못 알아낸다. 강한 그룹(R²≥0.48)과 나머지(≤0.25) 사이의 뚜렷한 간격이 '선택성'의 핵심이다.</w:t>
+      </w:r>
+    </w:p>
+    <w:tbl>
+      <w:tblPr>
+        <w:tblW w:type="dxa" w:w="8026"/>
+        <w:tblBorders>
+          <w:top w:val="single" w:color="auto" w:sz="4"/>
+          <w:left w:val="single" w:color="auto" w:sz="4"/>
+          <w:bottom w:val="single" w:color="auto" w:sz="4"/>
+          <w:right w:val="single" w:color="auto" w:sz="4"/>
+          <w:insideH w:val="single" w:color="auto" w:sz="4"/>
+          <w:insideV w:val="single" w:color="auto" w:sz="4"/>
+        </w:tblBorders>
+      </w:tblPr>
+      <w:tblGrid>
+        <w:gridCol w:w="2400"/>
+        <w:gridCol w:w="1500"/>
+        <w:gridCol w:w="1500"/>
+        <w:gridCol w:w="1300"/>
+        <w:gridCol w:w="1326"/>
+      </w:tblGrid>
+      <w:tr>
+        <w:tc>
+          <w:tcPr>
+            <w:tcW w:type="dxa" w:w="2400"/>
+            <w:tcBorders>
+              <w:top w:val="single" w:color="BBBBBB" w:sz="1"/>
+              <w:left w:val="single" w:color="BBBBBB" w:sz="1"/>
+              <w:bottom w:val="single" w:color="BBBBBB" w:sz="1"/>
+              <w:right w:val="single" w:color="BBBBBB" w:sz="1"/>
+            </w:tcBorders>
+            <w:shd w:fill="D9E2F3" w:val="clear"/>
+            <w:tcMar>
+              <w:top w:type="dxa" w:w="60"/>
+              <w:left w:type="dxa" w:w="100"/>
+              <w:bottom w:type="dxa" w:w="60"/>
+              <w:right w:type="dxa" w:w="100"/>
+            </w:tcMar>
+          </w:tcPr>
+          <w:p>
+            <w:pPr>
+              <w:jc w:val="center"/>
+            </w:pPr>
+            <w:r>
+              <w:rPr>
+                <w:b/>
+                <w:bCs/>
+              </w:rPr>
+              <w:t xml:space="preserve">구조변수</w:t>
+            </w:r>
+          </w:p>
+        </w:tc>
+        <w:tc>
+          <w:tcPr>
+            <w:tcW w:type="dxa" w:w="1500"/>
+            <w:tcBorders>
+              <w:top w:val="single" w:color="BBBBBB" w:sz="1"/>
+              <w:left w:val="single" w:color="BBBBBB" w:sz="1"/>
+              <w:bottom w:val="single" w:color="BBBBBB" w:sz="1"/>
+              <w:right w:val="single" w:color="BBBBBB" w:sz="1"/>
+            </w:tcBorders>
+            <w:shd w:fill="D9E2F3" w:val="clear"/>
+            <w:tcMar>
+              <w:top w:type="dxa" w:w="60"/>
+              <w:left w:type="dxa" w:w="100"/>
+              <w:bottom w:type="dxa" w:w="60"/>
+              <w:right w:type="dxa" w:w="100"/>
+            </w:tcMar>
+          </w:tcPr>
+          <w:p>
+            <w:pPr>
+              <w:jc w:val="center"/>
+            </w:pPr>
+            <w:r>
+              <w:rPr>
+                <w:b/>
+                <w:bCs/>
+              </w:rPr>
+              <w:t xml:space="preserve">뜻</w:t>
+            </w:r>
+          </w:p>
+        </w:tc>
+        <w:tc>
+          <w:tcPr>
+            <w:tcW w:type="dxa" w:w="1500"/>
+            <w:tcBorders>
+              <w:top w:val="single" w:color="BBBBBB" w:sz="1"/>
+              <w:left w:val="single" w:color="BBBBBB" w:sz="1"/>
+              <w:bottom w:val="single" w:color="BBBBBB" w:sz="1"/>
+              <w:right w:val="single" w:color="BBBBBB" w:sz="1"/>
+            </w:tcBorders>
+            <w:shd w:fill="D9E2F3" w:val="clear"/>
+            <w:tcMar>
+              <w:top w:type="dxa" w:w="60"/>
+              <w:left w:type="dxa" w:w="100"/>
+              <w:bottom w:type="dxa" w:w="60"/>
+              <w:right w:type="dxa" w:w="100"/>
+            </w:tcMar>
+          </w:tcPr>
+          <w:p>
+            <w:pPr>
+              <w:jc w:val="center"/>
+            </w:pPr>
+            <w:r>
+              <w:rPr>
+                <w:b/>
+                <w:bCs/>
+              </w:rPr>
+              <w:t xml:space="preserve">이미지 R²/AUC</w:t>
+            </w:r>
+          </w:p>
+        </w:tc>
+        <w:tc>
+          <w:tcPr>
+            <w:tcW w:type="dxa" w:w="1300"/>
+            <w:tcBorders>
+              <w:top w:val="single" w:color="BBBBBB" w:sz="1"/>
+              <w:left w:val="single" w:color="BBBBBB" w:sz="1"/>
+              <w:bottom w:val="single" w:color="BBBBBB" w:sz="1"/>
+              <w:right w:val="single" w:color="BBBBBB" w:sz="1"/>
+            </w:tcBorders>
+            <w:shd w:fill="D9E2F3" w:val="clear"/>
+            <w:tcMar>
+              <w:top w:type="dxa" w:w="60"/>
+              <w:left w:type="dxa" w:w="100"/>
+              <w:bottom w:type="dxa" w:w="60"/>
+              <w:right w:type="dxa" w:w="100"/>
+            </w:tcMar>
+          </w:tcPr>
+          <w:p>
+            <w:pPr>
+              <w:jc w:val="center"/>
+            </w:pPr>
+            <w:r>
+              <w:rPr>
+                <w:b/>
+                <w:bCs/>
               </w:rPr>
               <w:t xml:space="preserve">감지수준</w:t>
+            </w:r>
+          </w:p>
+        </w:tc>
+        <w:tc>
+          <w:tcPr>
+            <w:tcW w:type="dxa" w:w="1326"/>
+            <w:tcBorders>
+              <w:top w:val="single" w:color="BBBBBB" w:sz="1"/>
+              <w:left w:val="single" w:color="BBBBBB" w:sz="1"/>
+              <w:bottom w:val="single" w:color="BBBBBB" w:sz="1"/>
+              <w:right w:val="single" w:color="BBBBBB" w:sz="1"/>
+            </w:tcBorders>
+            <w:shd w:fill="D9E2F3" w:val="clear"/>
+            <w:tcMar>
+              <w:top w:type="dxa" w:w="60"/>
+              <w:left w:type="dxa" w:w="100"/>
+              <w:bottom w:type="dxa" w:w="60"/>
+              <w:right w:type="dxa" w:w="100"/>
+            </w:tcMar>
+          </w:tcPr>
+          <w:p>
+            <w:pPr>
+              <w:jc w:val="center"/>
+            </w:pPr>
+            <w:r>
+              <w:rPr>
+                <w:b/>
+                <w:bCs/>
+              </w:rPr>
+              <w:t xml:space="preserve">범주</w:t>
             </w:r>
           </w:p>
         </w:tc>
@@ -359,7 +748,7 @@
       <w:tr>
         <w:tc>
           <w:tcPr>
-            <w:tcW w:type="dxa" w:w="2600"/>
+            <w:tcW w:type="dxa" w:w="2400"/>
             <w:tcBorders>
               <w:top w:val="single" w:color="BBBBBB" w:sz="1"/>
               <w:left w:val="single" w:color="BBBBBB" w:sz="1"/>
@@ -388,7 +777,94 @@
         </w:tc>
         <w:tc>
           <w:tcPr>
-            <w:tcW w:type="dxa" w:w="2200"/>
+            <w:tcW w:type="dxa" w:w="1500"/>
+            <w:tcBorders>
+              <w:top w:val="single" w:color="BBBBBB" w:sz="1"/>
+              <w:left w:val="single" w:color="BBBBBB" w:sz="1"/>
+              <w:bottom w:val="single" w:color="BBBBBB" w:sz="1"/>
+              <w:right w:val="single" w:color="BBBBBB" w:sz="1"/>
+            </w:tcBorders>
+            <w:tcMar>
+              <w:top w:type="dxa" w:w="60"/>
+              <w:left w:type="dxa" w:w="100"/>
+              <w:bottom w:type="dxa" w:w="60"/>
+              <w:right w:type="dxa" w:w="100"/>
+            </w:tcMar>
+          </w:tcPr>
+          <w:p>
+            <w:pPr>
+              <w:jc w:val="center"/>
+            </w:pPr>
+            <w:r>
+              <w:rPr>
+                <w:b w:val="false"/>
+                <w:bCs w:val="false"/>
+              </w:rPr>
+              <w:t xml:space="preserve">그 상권에서 일하는 사람 수</w:t>
+            </w:r>
+          </w:p>
+        </w:tc>
+        <w:tc>
+          <w:tcPr>
+            <w:tcW w:type="dxa" w:w="1500"/>
+            <w:tcBorders>
+              <w:top w:val="single" w:color="BBBBBB" w:sz="1"/>
+              <w:left w:val="single" w:color="BBBBBB" w:sz="1"/>
+              <w:bottom w:val="single" w:color="BBBBBB" w:sz="1"/>
+              <w:right w:val="single" w:color="BBBBBB" w:sz="1"/>
+            </w:tcBorders>
+            <w:tcMar>
+              <w:top w:type="dxa" w:w="60"/>
+              <w:left w:type="dxa" w:w="100"/>
+              <w:bottom w:type="dxa" w:w="60"/>
+              <w:right w:type="dxa" w:w="100"/>
+            </w:tcMar>
+          </w:tcPr>
+          <w:p>
+            <w:pPr>
+              <w:jc w:val="center"/>
+            </w:pPr>
+            <w:r>
+              <w:rPr>
+                <w:b w:val="false"/>
+                <w:bCs w:val="false"/>
+              </w:rPr>
+              <w:t xml:space="preserve">0.546</w:t>
+            </w:r>
+          </w:p>
+        </w:tc>
+        <w:tc>
+          <w:tcPr>
+            <w:tcW w:type="dxa" w:w="1300"/>
+            <w:tcBorders>
+              <w:top w:val="single" w:color="BBBBBB" w:sz="1"/>
+              <w:left w:val="single" w:color="BBBBBB" w:sz="1"/>
+              <w:bottom w:val="single" w:color="BBBBBB" w:sz="1"/>
+              <w:right w:val="single" w:color="BBBBBB" w:sz="1"/>
+            </w:tcBorders>
+            <w:tcMar>
+              <w:top w:type="dxa" w:w="60"/>
+              <w:left w:type="dxa" w:w="100"/>
+              <w:bottom w:type="dxa" w:w="60"/>
+              <w:right w:type="dxa" w:w="100"/>
+            </w:tcMar>
+          </w:tcPr>
+          <w:p>
+            <w:pPr>
+              <w:jc w:val="center"/>
+            </w:pPr>
+            <w:r>
+              <w:rPr>
+                <w:b w:val="false"/>
+                <w:bCs w:val="false"/>
+              </w:rPr>
+              <w:t xml:space="preserve">강</w:t>
+            </w:r>
+          </w:p>
+        </w:tc>
+        <w:tc>
+          <w:tcPr>
+            <w:tcW w:type="dxa" w:w="1326"/>
             <w:tcBorders>
               <w:top w:val="single" w:color="BBBBBB" w:sz="1"/>
               <w:left w:val="single" w:color="BBBBBB" w:sz="1"/>
@@ -412,64 +888,6 @@
                 <w:bCs w:val="false"/>
               </w:rPr>
               <w:t xml:space="preserve">규모·등급</w:t>
-            </w:r>
-          </w:p>
-        </w:tc>
-        <w:tc>
-          <w:tcPr>
-            <w:tcW w:type="dxa" w:w="2200"/>
-            <w:tcBorders>
-              <w:top w:val="single" w:color="BBBBBB" w:sz="1"/>
-              <w:left w:val="single" w:color="BBBBBB" w:sz="1"/>
-              <w:bottom w:val="single" w:color="BBBBBB" w:sz="1"/>
-              <w:right w:val="single" w:color="BBBBBB" w:sz="1"/>
-            </w:tcBorders>
-            <w:tcMar>
-              <w:top w:type="dxa" w:w="60"/>
-              <w:left w:type="dxa" w:w="100"/>
-              <w:bottom w:type="dxa" w:w="60"/>
-              <w:right w:type="dxa" w:w="100"/>
-            </w:tcMar>
-          </w:tcPr>
-          <w:p>
-            <w:pPr>
-              <w:jc w:val="center"/>
-            </w:pPr>
-            <w:r>
-              <w:rPr>
-                <w:b w:val="false"/>
-                <w:bCs w:val="false"/>
-              </w:rPr>
-              <w:t xml:space="preserve">0.546</w:t>
-            </w:r>
-          </w:p>
-        </w:tc>
-        <w:tc>
-          <w:tcPr>
-            <w:tcW w:type="dxa" w:w="2026"/>
-            <w:tcBorders>
-              <w:top w:val="single" w:color="BBBBBB" w:sz="1"/>
-              <w:left w:val="single" w:color="BBBBBB" w:sz="1"/>
-              <w:bottom w:val="single" w:color="BBBBBB" w:sz="1"/>
-              <w:right w:val="single" w:color="BBBBBB" w:sz="1"/>
-            </w:tcBorders>
-            <w:tcMar>
-              <w:top w:type="dxa" w:w="60"/>
-              <w:left w:type="dxa" w:w="100"/>
-              <w:bottom w:type="dxa" w:w="60"/>
-              <w:right w:type="dxa" w:w="100"/>
-            </w:tcMar>
-          </w:tcPr>
-          <w:p>
-            <w:pPr>
-              <w:jc w:val="center"/>
-            </w:pPr>
-            <w:r>
-              <w:rPr>
-                <w:b w:val="false"/>
-                <w:bCs w:val="false"/>
-              </w:rPr>
-              <w:t xml:space="preserve">강</w:t>
             </w:r>
           </w:p>
         </w:tc>
@@ -477,7 +895,7 @@
       <w:tr>
         <w:tc>
           <w:tcPr>
-            <w:tcW w:type="dxa" w:w="2600"/>
+            <w:tcW w:type="dxa" w:w="2400"/>
             <w:tcBorders>
               <w:top w:val="single" w:color="BBBBBB" w:sz="1"/>
               <w:left w:val="single" w:color="BBBBBB" w:sz="1"/>
@@ -506,7 +924,94 @@
         </w:tc>
         <w:tc>
           <w:tcPr>
-            <w:tcW w:type="dxa" w:w="2200"/>
+            <w:tcW w:type="dxa" w:w="1500"/>
+            <w:tcBorders>
+              <w:top w:val="single" w:color="BBBBBB" w:sz="1"/>
+              <w:left w:val="single" w:color="BBBBBB" w:sz="1"/>
+              <w:bottom w:val="single" w:color="BBBBBB" w:sz="1"/>
+              <w:right w:val="single" w:color="BBBBBB" w:sz="1"/>
+            </w:tcBorders>
+            <w:tcMar>
+              <w:top w:type="dxa" w:w="60"/>
+              <w:left w:type="dxa" w:w="100"/>
+              <w:bottom w:type="dxa" w:w="60"/>
+              <w:right w:type="dxa" w:w="100"/>
+            </w:tcMar>
+          </w:tcPr>
+          <w:p>
+            <w:pPr>
+              <w:jc w:val="center"/>
+            </w:pPr>
+            <w:r>
+              <w:rPr>
+                <w:b w:val="false"/>
+                <w:bCs w:val="false"/>
+              </w:rPr>
+              <w:t xml:space="preserve">점포 개수(상권 크기)</w:t>
+            </w:r>
+          </w:p>
+        </w:tc>
+        <w:tc>
+          <w:tcPr>
+            <w:tcW w:type="dxa" w:w="1500"/>
+            <w:tcBorders>
+              <w:top w:val="single" w:color="BBBBBB" w:sz="1"/>
+              <w:left w:val="single" w:color="BBBBBB" w:sz="1"/>
+              <w:bottom w:val="single" w:color="BBBBBB" w:sz="1"/>
+              <w:right w:val="single" w:color="BBBBBB" w:sz="1"/>
+            </w:tcBorders>
+            <w:tcMar>
+              <w:top w:type="dxa" w:w="60"/>
+              <w:left w:type="dxa" w:w="100"/>
+              <w:bottom w:type="dxa" w:w="60"/>
+              <w:right w:type="dxa" w:w="100"/>
+            </w:tcMar>
+          </w:tcPr>
+          <w:p>
+            <w:pPr>
+              <w:jc w:val="center"/>
+            </w:pPr>
+            <w:r>
+              <w:rPr>
+                <w:b w:val="false"/>
+                <w:bCs w:val="false"/>
+              </w:rPr>
+              <w:t xml:space="preserve">0.478</w:t>
+            </w:r>
+          </w:p>
+        </w:tc>
+        <w:tc>
+          <w:tcPr>
+            <w:tcW w:type="dxa" w:w="1300"/>
+            <w:tcBorders>
+              <w:top w:val="single" w:color="BBBBBB" w:sz="1"/>
+              <w:left w:val="single" w:color="BBBBBB" w:sz="1"/>
+              <w:bottom w:val="single" w:color="BBBBBB" w:sz="1"/>
+              <w:right w:val="single" w:color="BBBBBB" w:sz="1"/>
+            </w:tcBorders>
+            <w:tcMar>
+              <w:top w:type="dxa" w:w="60"/>
+              <w:left w:type="dxa" w:w="100"/>
+              <w:bottom w:type="dxa" w:w="60"/>
+              <w:right w:type="dxa" w:w="100"/>
+            </w:tcMar>
+          </w:tcPr>
+          <w:p>
+            <w:pPr>
+              <w:jc w:val="center"/>
+            </w:pPr>
+            <w:r>
+              <w:rPr>
+                <w:b w:val="false"/>
+                <w:bCs w:val="false"/>
+              </w:rPr>
+              <w:t xml:space="preserve">강</w:t>
+            </w:r>
+          </w:p>
+        </w:tc>
+        <w:tc>
+          <w:tcPr>
+            <w:tcW w:type="dxa" w:w="1326"/>
             <w:tcBorders>
               <w:top w:val="single" w:color="BBBBBB" w:sz="1"/>
               <w:left w:val="single" w:color="BBBBBB" w:sz="1"/>
@@ -530,64 +1035,6 @@
                 <w:bCs w:val="false"/>
               </w:rPr>
               <w:t xml:space="preserve">규모·등급</w:t>
-            </w:r>
-          </w:p>
-        </w:tc>
-        <w:tc>
-          <w:tcPr>
-            <w:tcW w:type="dxa" w:w="2200"/>
-            <w:tcBorders>
-              <w:top w:val="single" w:color="BBBBBB" w:sz="1"/>
-              <w:left w:val="single" w:color="BBBBBB" w:sz="1"/>
-              <w:bottom w:val="single" w:color="BBBBBB" w:sz="1"/>
-              <w:right w:val="single" w:color="BBBBBB" w:sz="1"/>
-            </w:tcBorders>
-            <w:tcMar>
-              <w:top w:type="dxa" w:w="60"/>
-              <w:left w:type="dxa" w:w="100"/>
-              <w:bottom w:type="dxa" w:w="60"/>
-              <w:right w:type="dxa" w:w="100"/>
-            </w:tcMar>
-          </w:tcPr>
-          <w:p>
-            <w:pPr>
-              <w:jc w:val="center"/>
-            </w:pPr>
-            <w:r>
-              <w:rPr>
-                <w:b w:val="false"/>
-                <w:bCs w:val="false"/>
-              </w:rPr>
-              <w:t xml:space="preserve">0.478</w:t>
-            </w:r>
-          </w:p>
-        </w:tc>
-        <w:tc>
-          <w:tcPr>
-            <w:tcW w:type="dxa" w:w="2026"/>
-            <w:tcBorders>
-              <w:top w:val="single" w:color="BBBBBB" w:sz="1"/>
-              <w:left w:val="single" w:color="BBBBBB" w:sz="1"/>
-              <w:bottom w:val="single" w:color="BBBBBB" w:sz="1"/>
-              <w:right w:val="single" w:color="BBBBBB" w:sz="1"/>
-            </w:tcBorders>
-            <w:tcMar>
-              <w:top w:type="dxa" w:w="60"/>
-              <w:left w:type="dxa" w:w="100"/>
-              <w:bottom w:type="dxa" w:w="60"/>
-              <w:right w:type="dxa" w:w="100"/>
-            </w:tcMar>
-          </w:tcPr>
-          <w:p>
-            <w:pPr>
-              <w:jc w:val="center"/>
-            </w:pPr>
-            <w:r>
-              <w:rPr>
-                <w:b w:val="false"/>
-                <w:bCs w:val="false"/>
-              </w:rPr>
-              <w:t xml:space="preserve">강</w:t>
             </w:r>
           </w:p>
         </w:tc>
@@ -595,7 +1042,7 @@
       <w:tr>
         <w:tc>
           <w:tcPr>
-            <w:tcW w:type="dxa" w:w="2600"/>
+            <w:tcW w:type="dxa" w:w="2400"/>
             <w:tcBorders>
               <w:top w:val="single" w:color="BBBBBB" w:sz="1"/>
               <w:left w:val="single" w:color="BBBBBB" w:sz="1"/>
@@ -618,13 +1065,100 @@
                 <w:b w:val="false"/>
                 <w:bCs w:val="false"/>
               </w:rPr>
-              <w:t xml:space="preserve">상권유형(발달/골목)</w:t>
-            </w:r>
-          </w:p>
-        </w:tc>
-        <w:tc>
-          <w:tcPr>
-            <w:tcW w:type="dxa" w:w="2200"/>
+              <w:t xml:space="preserve">상권유형</w:t>
+            </w:r>
+          </w:p>
+        </w:tc>
+        <w:tc>
+          <w:tcPr>
+            <w:tcW w:type="dxa" w:w="1500"/>
+            <w:tcBorders>
+              <w:top w:val="single" w:color="BBBBBB" w:sz="1"/>
+              <w:left w:val="single" w:color="BBBBBB" w:sz="1"/>
+              <w:bottom w:val="single" w:color="BBBBBB" w:sz="1"/>
+              <w:right w:val="single" w:color="BBBBBB" w:sz="1"/>
+            </w:tcBorders>
+            <w:tcMar>
+              <w:top w:type="dxa" w:w="60"/>
+              <w:left w:type="dxa" w:w="100"/>
+              <w:bottom w:type="dxa" w:w="60"/>
+              <w:right w:type="dxa" w:w="100"/>
+            </w:tcMar>
+          </w:tcPr>
+          <w:p>
+            <w:pPr>
+              <w:jc w:val="center"/>
+            </w:pPr>
+            <w:r>
+              <w:rPr>
+                <w:b w:val="false"/>
+                <w:bCs w:val="false"/>
+              </w:rPr>
+              <w:t xml:space="preserve">발달 vs 골목</w:t>
+            </w:r>
+          </w:p>
+        </w:tc>
+        <w:tc>
+          <w:tcPr>
+            <w:tcW w:type="dxa" w:w="1500"/>
+            <w:tcBorders>
+              <w:top w:val="single" w:color="BBBBBB" w:sz="1"/>
+              <w:left w:val="single" w:color="BBBBBB" w:sz="1"/>
+              <w:bottom w:val="single" w:color="BBBBBB" w:sz="1"/>
+              <w:right w:val="single" w:color="BBBBBB" w:sz="1"/>
+            </w:tcBorders>
+            <w:tcMar>
+              <w:top w:type="dxa" w:w="60"/>
+              <w:left w:type="dxa" w:w="100"/>
+              <w:bottom w:type="dxa" w:w="60"/>
+              <w:right w:type="dxa" w:w="100"/>
+            </w:tcMar>
+          </w:tcPr>
+          <w:p>
+            <w:pPr>
+              <w:jc w:val="center"/>
+            </w:pPr>
+            <w:r>
+              <w:rPr>
+                <w:b w:val="false"/>
+                <w:bCs w:val="false"/>
+              </w:rPr>
+              <w:t xml:space="preserve">0.937 (AUC)</w:t>
+            </w:r>
+          </w:p>
+        </w:tc>
+        <w:tc>
+          <w:tcPr>
+            <w:tcW w:type="dxa" w:w="1300"/>
+            <w:tcBorders>
+              <w:top w:val="single" w:color="BBBBBB" w:sz="1"/>
+              <w:left w:val="single" w:color="BBBBBB" w:sz="1"/>
+              <w:bottom w:val="single" w:color="BBBBBB" w:sz="1"/>
+              <w:right w:val="single" w:color="BBBBBB" w:sz="1"/>
+            </w:tcBorders>
+            <w:tcMar>
+              <w:top w:type="dxa" w:w="60"/>
+              <w:left w:type="dxa" w:w="100"/>
+              <w:bottom w:type="dxa" w:w="60"/>
+              <w:right w:type="dxa" w:w="100"/>
+            </w:tcMar>
+          </w:tcPr>
+          <w:p>
+            <w:pPr>
+              <w:jc w:val="center"/>
+            </w:pPr>
+            <w:r>
+              <w:rPr>
+                <w:b w:val="false"/>
+                <w:bCs w:val="false"/>
+              </w:rPr>
+              <w:t xml:space="preserve">강</w:t>
+            </w:r>
+          </w:p>
+        </w:tc>
+        <w:tc>
+          <w:tcPr>
+            <w:tcW w:type="dxa" w:w="1326"/>
             <w:tcBorders>
               <w:top w:val="single" w:color="BBBBBB" w:sz="1"/>
               <w:left w:val="single" w:color="BBBBBB" w:sz="1"/>
@@ -648,64 +1182,6 @@
                 <w:bCs w:val="false"/>
               </w:rPr>
               <w:t xml:space="preserve">등급</w:t>
-            </w:r>
-          </w:p>
-        </w:tc>
-        <w:tc>
-          <w:tcPr>
-            <w:tcW w:type="dxa" w:w="2200"/>
-            <w:tcBorders>
-              <w:top w:val="single" w:color="BBBBBB" w:sz="1"/>
-              <w:left w:val="single" w:color="BBBBBB" w:sz="1"/>
-              <w:bottom w:val="single" w:color="BBBBBB" w:sz="1"/>
-              <w:right w:val="single" w:color="BBBBBB" w:sz="1"/>
-            </w:tcBorders>
-            <w:tcMar>
-              <w:top w:type="dxa" w:w="60"/>
-              <w:left w:type="dxa" w:w="100"/>
-              <w:bottom w:type="dxa" w:w="60"/>
-              <w:right w:type="dxa" w:w="100"/>
-            </w:tcMar>
-          </w:tcPr>
-          <w:p>
-            <w:pPr>
-              <w:jc w:val="center"/>
-            </w:pPr>
-            <w:r>
-              <w:rPr>
-                <w:b w:val="false"/>
-                <w:bCs w:val="false"/>
-              </w:rPr>
-              <w:t xml:space="preserve">0.937 (AUC)</w:t>
-            </w:r>
-          </w:p>
-        </w:tc>
-        <w:tc>
-          <w:tcPr>
-            <w:tcW w:type="dxa" w:w="2026"/>
-            <w:tcBorders>
-              <w:top w:val="single" w:color="BBBBBB" w:sz="1"/>
-              <w:left w:val="single" w:color="BBBBBB" w:sz="1"/>
-              <w:bottom w:val="single" w:color="BBBBBB" w:sz="1"/>
-              <w:right w:val="single" w:color="BBBBBB" w:sz="1"/>
-            </w:tcBorders>
-            <w:tcMar>
-              <w:top w:type="dxa" w:w="60"/>
-              <w:left w:type="dxa" w:w="100"/>
-              <w:bottom w:type="dxa" w:w="60"/>
-              <w:right w:type="dxa" w:w="100"/>
-            </w:tcMar>
-          </w:tcPr>
-          <w:p>
-            <w:pPr>
-              <w:jc w:val="center"/>
-            </w:pPr>
-            <w:r>
-              <w:rPr>
-                <w:b w:val="false"/>
-                <w:bCs w:val="false"/>
-              </w:rPr>
-              <w:t xml:space="preserve">강</w:t>
             </w:r>
           </w:p>
         </w:tc>
@@ -713,7 +1189,7 @@
       <w:tr>
         <w:tc>
           <w:tcPr>
-            <w:tcW w:type="dxa" w:w="2600"/>
+            <w:tcW w:type="dxa" w:w="2400"/>
             <w:tcBorders>
               <w:top w:val="single" w:color="BBBBBB" w:sz="1"/>
               <w:left w:val="single" w:color="BBBBBB" w:sz="1"/>
@@ -742,7 +1218,94 @@
         </w:tc>
         <w:tc>
           <w:tcPr>
-            <w:tcW w:type="dxa" w:w="2200"/>
+            <w:tcW w:type="dxa" w:w="1500"/>
+            <w:tcBorders>
+              <w:top w:val="single" w:color="BBBBBB" w:sz="1"/>
+              <w:left w:val="single" w:color="BBBBBB" w:sz="1"/>
+              <w:bottom w:val="single" w:color="BBBBBB" w:sz="1"/>
+              <w:right w:val="single" w:color="BBBBBB" w:sz="1"/>
+            </w:tcBorders>
+            <w:tcMar>
+              <w:top w:type="dxa" w:w="60"/>
+              <w:left w:type="dxa" w:w="100"/>
+              <w:bottom w:type="dxa" w:w="60"/>
+              <w:right w:type="dxa" w:w="100"/>
+            </w:tcMar>
+          </w:tcPr>
+          <w:p>
+            <w:pPr>
+              <w:jc w:val="center"/>
+            </w:pPr>
+            <w:r>
+              <w:rPr>
+                <w:b w:val="false"/>
+                <w:bCs w:val="false"/>
+              </w:rPr>
+              <w:t xml:space="preserve">거주하는 사람 수</w:t>
+            </w:r>
+          </w:p>
+        </w:tc>
+        <w:tc>
+          <w:tcPr>
+            <w:tcW w:type="dxa" w:w="1500"/>
+            <w:tcBorders>
+              <w:top w:val="single" w:color="BBBBBB" w:sz="1"/>
+              <w:left w:val="single" w:color="BBBBBB" w:sz="1"/>
+              <w:bottom w:val="single" w:color="BBBBBB" w:sz="1"/>
+              <w:right w:val="single" w:color="BBBBBB" w:sz="1"/>
+            </w:tcBorders>
+            <w:tcMar>
+              <w:top w:type="dxa" w:w="60"/>
+              <w:left w:type="dxa" w:w="100"/>
+              <w:bottom w:type="dxa" w:w="60"/>
+              <w:right w:type="dxa" w:w="100"/>
+            </w:tcMar>
+          </w:tcPr>
+          <w:p>
+            <w:pPr>
+              <w:jc w:val="center"/>
+            </w:pPr>
+            <w:r>
+              <w:rPr>
+                <w:b w:val="false"/>
+                <w:bCs w:val="false"/>
+              </w:rPr>
+              <w:t xml:space="preserve">0.246</w:t>
+            </w:r>
+          </w:p>
+        </w:tc>
+        <w:tc>
+          <w:tcPr>
+            <w:tcW w:type="dxa" w:w="1300"/>
+            <w:tcBorders>
+              <w:top w:val="single" w:color="BBBBBB" w:sz="1"/>
+              <w:left w:val="single" w:color="BBBBBB" w:sz="1"/>
+              <w:bottom w:val="single" w:color="BBBBBB" w:sz="1"/>
+              <w:right w:val="single" w:color="BBBBBB" w:sz="1"/>
+            </w:tcBorders>
+            <w:tcMar>
+              <w:top w:type="dxa" w:w="60"/>
+              <w:left w:type="dxa" w:w="100"/>
+              <w:bottom w:type="dxa" w:w="60"/>
+              <w:right w:type="dxa" w:w="100"/>
+            </w:tcMar>
+          </w:tcPr>
+          <w:p>
+            <w:pPr>
+              <w:jc w:val="center"/>
+            </w:pPr>
+            <w:r>
+              <w:rPr>
+                <w:b w:val="false"/>
+                <w:bCs w:val="false"/>
+              </w:rPr>
+              <w:t xml:space="preserve">약</w:t>
+            </w:r>
+          </w:p>
+        </w:tc>
+        <w:tc>
+          <w:tcPr>
+            <w:tcW w:type="dxa" w:w="1326"/>
             <w:tcBorders>
               <w:top w:val="single" w:color="BBBBBB" w:sz="1"/>
               <w:left w:val="single" w:color="BBBBBB" w:sz="1"/>
@@ -766,64 +1329,6 @@
                 <w:bCs w:val="false"/>
               </w:rPr>
               <w:t xml:space="preserve">인구</w:t>
-            </w:r>
-          </w:p>
-        </w:tc>
-        <w:tc>
-          <w:tcPr>
-            <w:tcW w:type="dxa" w:w="2200"/>
-            <w:tcBorders>
-              <w:top w:val="single" w:color="BBBBBB" w:sz="1"/>
-              <w:left w:val="single" w:color="BBBBBB" w:sz="1"/>
-              <w:bottom w:val="single" w:color="BBBBBB" w:sz="1"/>
-              <w:right w:val="single" w:color="BBBBBB" w:sz="1"/>
-            </w:tcBorders>
-            <w:tcMar>
-              <w:top w:type="dxa" w:w="60"/>
-              <w:left w:type="dxa" w:w="100"/>
-              <w:bottom w:type="dxa" w:w="60"/>
-              <w:right w:type="dxa" w:w="100"/>
-            </w:tcMar>
-          </w:tcPr>
-          <w:p>
-            <w:pPr>
-              <w:jc w:val="center"/>
-            </w:pPr>
-            <w:r>
-              <w:rPr>
-                <w:b w:val="false"/>
-                <w:bCs w:val="false"/>
-              </w:rPr>
-              <w:t xml:space="preserve">0.246</w:t>
-            </w:r>
-          </w:p>
-        </w:tc>
-        <w:tc>
-          <w:tcPr>
-            <w:tcW w:type="dxa" w:w="2026"/>
-            <w:tcBorders>
-              <w:top w:val="single" w:color="BBBBBB" w:sz="1"/>
-              <w:left w:val="single" w:color="BBBBBB" w:sz="1"/>
-              <w:bottom w:val="single" w:color="BBBBBB" w:sz="1"/>
-              <w:right w:val="single" w:color="BBBBBB" w:sz="1"/>
-            </w:tcBorders>
-            <w:tcMar>
-              <w:top w:type="dxa" w:w="60"/>
-              <w:left w:type="dxa" w:w="100"/>
-              <w:bottom w:type="dxa" w:w="60"/>
-              <w:right w:type="dxa" w:w="100"/>
-            </w:tcMar>
-          </w:tcPr>
-          <w:p>
-            <w:pPr>
-              <w:jc w:val="center"/>
-            </w:pPr>
-            <w:r>
-              <w:rPr>
-                <w:b w:val="false"/>
-                <w:bCs w:val="false"/>
-              </w:rPr>
-              <w:t xml:space="preserve">약</w:t>
             </w:r>
           </w:p>
         </w:tc>
@@ -831,7 +1336,7 @@
       <w:tr>
         <w:tc>
           <w:tcPr>
-            <w:tcW w:type="dxa" w:w="2600"/>
+            <w:tcW w:type="dxa" w:w="2400"/>
             <w:tcBorders>
               <w:top w:val="single" w:color="BBBBBB" w:sz="1"/>
               <w:left w:val="single" w:color="BBBBBB" w:sz="1"/>
@@ -860,7 +1365,94 @@
         </w:tc>
         <w:tc>
           <w:tcPr>
-            <w:tcW w:type="dxa" w:w="2200"/>
+            <w:tcW w:type="dxa" w:w="1500"/>
+            <w:tcBorders>
+              <w:top w:val="single" w:color="BBBBBB" w:sz="1"/>
+              <w:left w:val="single" w:color="BBBBBB" w:sz="1"/>
+              <w:bottom w:val="single" w:color="BBBBBB" w:sz="1"/>
+              <w:right w:val="single" w:color="BBBBBB" w:sz="1"/>
+            </w:tcBorders>
+            <w:tcMar>
+              <w:top w:type="dxa" w:w="60"/>
+              <w:left w:type="dxa" w:w="100"/>
+              <w:bottom w:type="dxa" w:w="60"/>
+              <w:right w:type="dxa" w:w="100"/>
+            </w:tcMar>
+          </w:tcPr>
+          <w:p>
+            <w:pPr>
+              <w:jc w:val="center"/>
+            </w:pPr>
+            <w:r>
+              <w:rPr>
+                <w:b w:val="false"/>
+                <w:bCs w:val="false"/>
+              </w:rPr>
+              <w:t xml:space="preserve">음식·카페 업종 비중</w:t>
+            </w:r>
+          </w:p>
+        </w:tc>
+        <w:tc>
+          <w:tcPr>
+            <w:tcW w:type="dxa" w:w="1500"/>
+            <w:tcBorders>
+              <w:top w:val="single" w:color="BBBBBB" w:sz="1"/>
+              <w:left w:val="single" w:color="BBBBBB" w:sz="1"/>
+              <w:bottom w:val="single" w:color="BBBBBB" w:sz="1"/>
+              <w:right w:val="single" w:color="BBBBBB" w:sz="1"/>
+            </w:tcBorders>
+            <w:tcMar>
+              <w:top w:type="dxa" w:w="60"/>
+              <w:left w:type="dxa" w:w="100"/>
+              <w:bottom w:type="dxa" w:w="60"/>
+              <w:right w:type="dxa" w:w="100"/>
+            </w:tcMar>
+          </w:tcPr>
+          <w:p>
+            <w:pPr>
+              <w:jc w:val="center"/>
+            </w:pPr>
+            <w:r>
+              <w:rPr>
+                <w:b w:val="false"/>
+                <w:bCs w:val="false"/>
+              </w:rPr>
+              <w:t xml:space="preserve">0.229</w:t>
+            </w:r>
+          </w:p>
+        </w:tc>
+        <w:tc>
+          <w:tcPr>
+            <w:tcW w:type="dxa" w:w="1300"/>
+            <w:tcBorders>
+              <w:top w:val="single" w:color="BBBBBB" w:sz="1"/>
+              <w:left w:val="single" w:color="BBBBBB" w:sz="1"/>
+              <w:bottom w:val="single" w:color="BBBBBB" w:sz="1"/>
+              <w:right w:val="single" w:color="BBBBBB" w:sz="1"/>
+            </w:tcBorders>
+            <w:tcMar>
+              <w:top w:type="dxa" w:w="60"/>
+              <w:left w:type="dxa" w:w="100"/>
+              <w:bottom w:type="dxa" w:w="60"/>
+              <w:right w:type="dxa" w:w="100"/>
+            </w:tcMar>
+          </w:tcPr>
+          <w:p>
+            <w:pPr>
+              <w:jc w:val="center"/>
+            </w:pPr>
+            <w:r>
+              <w:rPr>
+                <w:b w:val="false"/>
+                <w:bCs w:val="false"/>
+              </w:rPr>
+              <w:t xml:space="preserve">약</w:t>
+            </w:r>
+          </w:p>
+        </w:tc>
+        <w:tc>
+          <w:tcPr>
+            <w:tcW w:type="dxa" w:w="1326"/>
             <w:tcBorders>
               <w:top w:val="single" w:color="BBBBBB" w:sz="1"/>
               <w:left w:val="single" w:color="BBBBBB" w:sz="1"/>
@@ -884,64 +1476,6 @@
                 <w:bCs w:val="false"/>
               </w:rPr>
               <w:t xml:space="preserve">상업구성</w:t>
-            </w:r>
-          </w:p>
-        </w:tc>
-        <w:tc>
-          <w:tcPr>
-            <w:tcW w:type="dxa" w:w="2200"/>
-            <w:tcBorders>
-              <w:top w:val="single" w:color="BBBBBB" w:sz="1"/>
-              <w:left w:val="single" w:color="BBBBBB" w:sz="1"/>
-              <w:bottom w:val="single" w:color="BBBBBB" w:sz="1"/>
-              <w:right w:val="single" w:color="BBBBBB" w:sz="1"/>
-            </w:tcBorders>
-            <w:tcMar>
-              <w:top w:type="dxa" w:w="60"/>
-              <w:left w:type="dxa" w:w="100"/>
-              <w:bottom w:type="dxa" w:w="60"/>
-              <w:right w:type="dxa" w:w="100"/>
-            </w:tcMar>
-          </w:tcPr>
-          <w:p>
-            <w:pPr>
-              <w:jc w:val="center"/>
-            </w:pPr>
-            <w:r>
-              <w:rPr>
-                <w:b w:val="false"/>
-                <w:bCs w:val="false"/>
-              </w:rPr>
-              <w:t xml:space="preserve">0.229</w:t>
-            </w:r>
-          </w:p>
-        </w:tc>
-        <w:tc>
-          <w:tcPr>
-            <w:tcW w:type="dxa" w:w="2026"/>
-            <w:tcBorders>
-              <w:top w:val="single" w:color="BBBBBB" w:sz="1"/>
-              <w:left w:val="single" w:color="BBBBBB" w:sz="1"/>
-              <w:bottom w:val="single" w:color="BBBBBB" w:sz="1"/>
-              <w:right w:val="single" w:color="BBBBBB" w:sz="1"/>
-            </w:tcBorders>
-            <w:tcMar>
-              <w:top w:type="dxa" w:w="60"/>
-              <w:left w:type="dxa" w:w="100"/>
-              <w:bottom w:type="dxa" w:w="60"/>
-              <w:right w:type="dxa" w:w="100"/>
-            </w:tcMar>
-          </w:tcPr>
-          <w:p>
-            <w:pPr>
-              <w:jc w:val="center"/>
-            </w:pPr>
-            <w:r>
-              <w:rPr>
-                <w:b w:val="false"/>
-                <w:bCs w:val="false"/>
-              </w:rPr>
-              <w:t xml:space="preserve">약</w:t>
             </w:r>
           </w:p>
         </w:tc>
@@ -949,7 +1483,7 @@
       <w:tr>
         <w:tc>
           <w:tcPr>
-            <w:tcW w:type="dxa" w:w="2600"/>
+            <w:tcW w:type="dxa" w:w="2400"/>
             <w:tcBorders>
               <w:top w:val="single" w:color="BBBBBB" w:sz="1"/>
               <w:left w:val="single" w:color="BBBBBB" w:sz="1"/>
@@ -978,7 +1512,94 @@
         </w:tc>
         <w:tc>
           <w:tcPr>
-            <w:tcW w:type="dxa" w:w="2200"/>
+            <w:tcW w:type="dxa" w:w="1500"/>
+            <w:tcBorders>
+              <w:top w:val="single" w:color="BBBBBB" w:sz="1"/>
+              <w:left w:val="single" w:color="BBBBBB" w:sz="1"/>
+              <w:bottom w:val="single" w:color="BBBBBB" w:sz="1"/>
+              <w:right w:val="single" w:color="BBBBBB" w:sz="1"/>
+            </w:tcBorders>
+            <w:tcMar>
+              <w:top w:type="dxa" w:w="60"/>
+              <w:left w:type="dxa" w:w="100"/>
+              <w:bottom w:type="dxa" w:w="60"/>
+              <w:right w:type="dxa" w:w="100"/>
+            </w:tcMar>
+          </w:tcPr>
+          <w:p>
+            <w:pPr>
+              <w:jc w:val="center"/>
+            </w:pPr>
+            <w:r>
+              <w:rPr>
+                <w:b w:val="false"/>
+                <w:bCs w:val="false"/>
+              </w:rPr>
+              <w:t xml:space="preserve">지나다니는 보행자 수</w:t>
+            </w:r>
+          </w:p>
+        </w:tc>
+        <w:tc>
+          <w:tcPr>
+            <w:tcW w:type="dxa" w:w="1500"/>
+            <w:tcBorders>
+              <w:top w:val="single" w:color="BBBBBB" w:sz="1"/>
+              <w:left w:val="single" w:color="BBBBBB" w:sz="1"/>
+              <w:bottom w:val="single" w:color="BBBBBB" w:sz="1"/>
+              <w:right w:val="single" w:color="BBBBBB" w:sz="1"/>
+            </w:tcBorders>
+            <w:tcMar>
+              <w:top w:type="dxa" w:w="60"/>
+              <w:left w:type="dxa" w:w="100"/>
+              <w:bottom w:type="dxa" w:w="60"/>
+              <w:right w:type="dxa" w:w="100"/>
+            </w:tcMar>
+          </w:tcPr>
+          <w:p>
+            <w:pPr>
+              <w:jc w:val="center"/>
+            </w:pPr>
+            <w:r>
+              <w:rPr>
+                <w:b w:val="false"/>
+                <w:bCs w:val="false"/>
+              </w:rPr>
+              <w:t xml:space="preserve">0.173</w:t>
+            </w:r>
+          </w:p>
+        </w:tc>
+        <w:tc>
+          <w:tcPr>
+            <w:tcW w:type="dxa" w:w="1300"/>
+            <w:tcBorders>
+              <w:top w:val="single" w:color="BBBBBB" w:sz="1"/>
+              <w:left w:val="single" w:color="BBBBBB" w:sz="1"/>
+              <w:bottom w:val="single" w:color="BBBBBB" w:sz="1"/>
+              <w:right w:val="single" w:color="BBBBBB" w:sz="1"/>
+            </w:tcBorders>
+            <w:tcMar>
+              <w:top w:type="dxa" w:w="60"/>
+              <w:left w:type="dxa" w:w="100"/>
+              <w:bottom w:type="dxa" w:w="60"/>
+              <w:right w:type="dxa" w:w="100"/>
+            </w:tcMar>
+          </w:tcPr>
+          <w:p>
+            <w:pPr>
+              <w:jc w:val="center"/>
+            </w:pPr>
+            <w:r>
+              <w:rPr>
+                <w:b w:val="false"/>
+                <w:bCs w:val="false"/>
+              </w:rPr>
+              <w:t xml:space="preserve">약</w:t>
+            </w:r>
+          </w:p>
+        </w:tc>
+        <w:tc>
+          <w:tcPr>
+            <w:tcW w:type="dxa" w:w="1326"/>
             <w:tcBorders>
               <w:top w:val="single" w:color="BBBBBB" w:sz="1"/>
               <w:left w:val="single" w:color="BBBBBB" w:sz="1"/>
@@ -1002,64 +1623,6 @@
                 <w:bCs w:val="false"/>
               </w:rPr>
               <w:t xml:space="preserve">보행흐름</w:t>
-            </w:r>
-          </w:p>
-        </w:tc>
-        <w:tc>
-          <w:tcPr>
-            <w:tcW w:type="dxa" w:w="2200"/>
-            <w:tcBorders>
-              <w:top w:val="single" w:color="BBBBBB" w:sz="1"/>
-              <w:left w:val="single" w:color="BBBBBB" w:sz="1"/>
-              <w:bottom w:val="single" w:color="BBBBBB" w:sz="1"/>
-              <w:right w:val="single" w:color="BBBBBB" w:sz="1"/>
-            </w:tcBorders>
-            <w:tcMar>
-              <w:top w:type="dxa" w:w="60"/>
-              <w:left w:type="dxa" w:w="100"/>
-              <w:bottom w:type="dxa" w:w="60"/>
-              <w:right w:type="dxa" w:w="100"/>
-            </w:tcMar>
-          </w:tcPr>
-          <w:p>
-            <w:pPr>
-              <w:jc w:val="center"/>
-            </w:pPr>
-            <w:r>
-              <w:rPr>
-                <w:b w:val="false"/>
-                <w:bCs w:val="false"/>
-              </w:rPr>
-              <w:t xml:space="preserve">0.173</w:t>
-            </w:r>
-          </w:p>
-        </w:tc>
-        <w:tc>
-          <w:tcPr>
-            <w:tcW w:type="dxa" w:w="2026"/>
-            <w:tcBorders>
-              <w:top w:val="single" w:color="BBBBBB" w:sz="1"/>
-              <w:left w:val="single" w:color="BBBBBB" w:sz="1"/>
-              <w:bottom w:val="single" w:color="BBBBBB" w:sz="1"/>
-              <w:right w:val="single" w:color="BBBBBB" w:sz="1"/>
-            </w:tcBorders>
-            <w:tcMar>
-              <w:top w:type="dxa" w:w="60"/>
-              <w:left w:type="dxa" w:w="100"/>
-              <w:bottom w:type="dxa" w:w="60"/>
-              <w:right w:type="dxa" w:w="100"/>
-            </w:tcMar>
-          </w:tcPr>
-          <w:p>
-            <w:pPr>
-              <w:jc w:val="center"/>
-            </w:pPr>
-            <w:r>
-              <w:rPr>
-                <w:b w:val="false"/>
-                <w:bCs w:val="false"/>
-              </w:rPr>
-              <w:t xml:space="preserve">약</w:t>
             </w:r>
           </w:p>
         </w:tc>
@@ -1067,7 +1630,7 @@
       <w:tr>
         <w:tc>
           <w:tcPr>
-            <w:tcW w:type="dxa" w:w="2600"/>
+            <w:tcW w:type="dxa" w:w="2400"/>
             <w:tcBorders>
               <w:top w:val="single" w:color="BBBBBB" w:sz="1"/>
               <w:left w:val="single" w:color="BBBBBB" w:sz="1"/>
@@ -1096,7 +1659,94 @@
         </w:tc>
         <w:tc>
           <w:tcPr>
-            <w:tcW w:type="dxa" w:w="2200"/>
+            <w:tcW w:type="dxa" w:w="1500"/>
+            <w:tcBorders>
+              <w:top w:val="single" w:color="BBBBBB" w:sz="1"/>
+              <w:left w:val="single" w:color="BBBBBB" w:sz="1"/>
+              <w:bottom w:val="single" w:color="BBBBBB" w:sz="1"/>
+              <w:right w:val="single" w:color="BBBBBB" w:sz="1"/>
+            </w:tcBorders>
+            <w:tcMar>
+              <w:top w:type="dxa" w:w="60"/>
+              <w:left w:type="dxa" w:w="100"/>
+              <w:bottom w:type="dxa" w:w="60"/>
+              <w:right w:type="dxa" w:w="100"/>
+            </w:tcMar>
+          </w:tcPr>
+          <w:p>
+            <w:pPr>
+              <w:jc w:val="center"/>
+            </w:pPr>
+            <w:r>
+              <w:rPr>
+                <w:b w:val="false"/>
+                <w:bCs w:val="false"/>
+              </w:rPr>
+              <w:t xml:space="preserve">폐업 점포 비율</w:t>
+            </w:r>
+          </w:p>
+        </w:tc>
+        <w:tc>
+          <w:tcPr>
+            <w:tcW w:type="dxa" w:w="1500"/>
+            <w:tcBorders>
+              <w:top w:val="single" w:color="BBBBBB" w:sz="1"/>
+              <w:left w:val="single" w:color="BBBBBB" w:sz="1"/>
+              <w:bottom w:val="single" w:color="BBBBBB" w:sz="1"/>
+              <w:right w:val="single" w:color="BBBBBB" w:sz="1"/>
+            </w:tcBorders>
+            <w:tcMar>
+              <w:top w:type="dxa" w:w="60"/>
+              <w:left w:type="dxa" w:w="100"/>
+              <w:bottom w:type="dxa" w:w="60"/>
+              <w:right w:type="dxa" w:w="100"/>
+            </w:tcMar>
+          </w:tcPr>
+          <w:p>
+            <w:pPr>
+              <w:jc w:val="center"/>
+            </w:pPr>
+            <w:r>
+              <w:rPr>
+                <w:b w:val="false"/>
+                <w:bCs w:val="false"/>
+              </w:rPr>
+              <w:t xml:space="preserve">0.106</w:t>
+            </w:r>
+          </w:p>
+        </w:tc>
+        <w:tc>
+          <w:tcPr>
+            <w:tcW w:type="dxa" w:w="1300"/>
+            <w:tcBorders>
+              <w:top w:val="single" w:color="BBBBBB" w:sz="1"/>
+              <w:left w:val="single" w:color="BBBBBB" w:sz="1"/>
+              <w:bottom w:val="single" w:color="BBBBBB" w:sz="1"/>
+              <w:right w:val="single" w:color="BBBBBB" w:sz="1"/>
+            </w:tcBorders>
+            <w:tcMar>
+              <w:top w:type="dxa" w:w="60"/>
+              <w:left w:type="dxa" w:w="100"/>
+              <w:bottom w:type="dxa" w:w="60"/>
+              <w:right w:type="dxa" w:w="100"/>
+            </w:tcMar>
+          </w:tcPr>
+          <w:p>
+            <w:pPr>
+              <w:jc w:val="center"/>
+            </w:pPr>
+            <w:r>
+              <w:rPr>
+                <w:b w:val="false"/>
+                <w:bCs w:val="false"/>
+              </w:rPr>
+              <w:t xml:space="preserve">약</w:t>
+            </w:r>
+          </w:p>
+        </w:tc>
+        <w:tc>
+          <w:tcPr>
+            <w:tcW w:type="dxa" w:w="1326"/>
             <w:tcBorders>
               <w:top w:val="single" w:color="BBBBBB" w:sz="1"/>
               <w:left w:val="single" w:color="BBBBBB" w:sz="1"/>
@@ -1120,64 +1770,6 @@
                 <w:bCs w:val="false"/>
               </w:rPr>
               <w:t xml:space="preserve">역동성</w:t>
-            </w:r>
-          </w:p>
-        </w:tc>
-        <w:tc>
-          <w:tcPr>
-            <w:tcW w:type="dxa" w:w="2200"/>
-            <w:tcBorders>
-              <w:top w:val="single" w:color="BBBBBB" w:sz="1"/>
-              <w:left w:val="single" w:color="BBBBBB" w:sz="1"/>
-              <w:bottom w:val="single" w:color="BBBBBB" w:sz="1"/>
-              <w:right w:val="single" w:color="BBBBBB" w:sz="1"/>
-            </w:tcBorders>
-            <w:tcMar>
-              <w:top w:type="dxa" w:w="60"/>
-              <w:left w:type="dxa" w:w="100"/>
-              <w:bottom w:type="dxa" w:w="60"/>
-              <w:right w:type="dxa" w:w="100"/>
-            </w:tcMar>
-          </w:tcPr>
-          <w:p>
-            <w:pPr>
-              <w:jc w:val="center"/>
-            </w:pPr>
-            <w:r>
-              <w:rPr>
-                <w:b w:val="false"/>
-                <w:bCs w:val="false"/>
-              </w:rPr>
-              <w:t xml:space="preserve">0.106</w:t>
-            </w:r>
-          </w:p>
-        </w:tc>
-        <w:tc>
-          <w:tcPr>
-            <w:tcW w:type="dxa" w:w="2026"/>
-            <w:tcBorders>
-              <w:top w:val="single" w:color="BBBBBB" w:sz="1"/>
-              <w:left w:val="single" w:color="BBBBBB" w:sz="1"/>
-              <w:bottom w:val="single" w:color="BBBBBB" w:sz="1"/>
-              <w:right w:val="single" w:color="BBBBBB" w:sz="1"/>
-            </w:tcBorders>
-            <w:tcMar>
-              <w:top w:type="dxa" w:w="60"/>
-              <w:left w:type="dxa" w:w="100"/>
-              <w:bottom w:type="dxa" w:w="60"/>
-              <w:right w:type="dxa" w:w="100"/>
-            </w:tcMar>
-          </w:tcPr>
-          <w:p>
-            <w:pPr>
-              <w:jc w:val="center"/>
-            </w:pPr>
-            <w:r>
-              <w:rPr>
-                <w:b w:val="false"/>
-                <w:bCs w:val="false"/>
-              </w:rPr>
-              <w:t xml:space="preserve">약</w:t>
             </w:r>
           </w:p>
         </w:tc>
@@ -1185,7 +1777,7 @@
       <w:tr>
         <w:tc>
           <w:tcPr>
-            <w:tcW w:type="dxa" w:w="2600"/>
+            <w:tcW w:type="dxa" w:w="2400"/>
             <w:tcBorders>
               <w:top w:val="single" w:color="BBBBBB" w:sz="1"/>
               <w:left w:val="single" w:color="BBBBBB" w:sz="1"/>
@@ -1214,7 +1806,94 @@
         </w:tc>
         <w:tc>
           <w:tcPr>
-            <w:tcW w:type="dxa" w:w="2200"/>
+            <w:tcW w:type="dxa" w:w="1500"/>
+            <w:tcBorders>
+              <w:top w:val="single" w:color="BBBBBB" w:sz="1"/>
+              <w:left w:val="single" w:color="BBBBBB" w:sz="1"/>
+              <w:bottom w:val="single" w:color="BBBBBB" w:sz="1"/>
+              <w:right w:val="single" w:color="BBBBBB" w:sz="1"/>
+            </w:tcBorders>
+            <w:tcMar>
+              <w:top w:type="dxa" w:w="60"/>
+              <w:left w:type="dxa" w:w="100"/>
+              <w:bottom w:type="dxa" w:w="60"/>
+              <w:right w:type="dxa" w:w="100"/>
+            </w:tcMar>
+          </w:tcPr>
+          <w:p>
+            <w:pPr>
+              <w:jc w:val="center"/>
+            </w:pPr>
+            <w:r>
+              <w:rPr>
+                <w:b w:val="false"/>
+                <w:bCs w:val="false"/>
+              </w:rPr>
+              <w:t xml:space="preserve">개업 점포 비율</w:t>
+            </w:r>
+          </w:p>
+        </w:tc>
+        <w:tc>
+          <w:tcPr>
+            <w:tcW w:type="dxa" w:w="1500"/>
+            <w:tcBorders>
+              <w:top w:val="single" w:color="BBBBBB" w:sz="1"/>
+              <w:left w:val="single" w:color="BBBBBB" w:sz="1"/>
+              <w:bottom w:val="single" w:color="BBBBBB" w:sz="1"/>
+              <w:right w:val="single" w:color="BBBBBB" w:sz="1"/>
+            </w:tcBorders>
+            <w:tcMar>
+              <w:top w:type="dxa" w:w="60"/>
+              <w:left w:type="dxa" w:w="100"/>
+              <w:bottom w:type="dxa" w:w="60"/>
+              <w:right w:type="dxa" w:w="100"/>
+            </w:tcMar>
+          </w:tcPr>
+          <w:p>
+            <w:pPr>
+              <w:jc w:val="center"/>
+            </w:pPr>
+            <w:r>
+              <w:rPr>
+                <w:b w:val="false"/>
+                <w:bCs w:val="false"/>
+              </w:rPr>
+              <w:t xml:space="preserve">0.028</w:t>
+            </w:r>
+          </w:p>
+        </w:tc>
+        <w:tc>
+          <w:tcPr>
+            <w:tcW w:type="dxa" w:w="1300"/>
+            <w:tcBorders>
+              <w:top w:val="single" w:color="BBBBBB" w:sz="1"/>
+              <w:left w:val="single" w:color="BBBBBB" w:sz="1"/>
+              <w:bottom w:val="single" w:color="BBBBBB" w:sz="1"/>
+              <w:right w:val="single" w:color="BBBBBB" w:sz="1"/>
+            </w:tcBorders>
+            <w:tcMar>
+              <w:top w:type="dxa" w:w="60"/>
+              <w:left w:type="dxa" w:w="100"/>
+              <w:bottom w:type="dxa" w:w="60"/>
+              <w:right w:type="dxa" w:w="100"/>
+            </w:tcMar>
+          </w:tcPr>
+          <w:p>
+            <w:pPr>
+              <w:jc w:val="center"/>
+            </w:pPr>
+            <w:r>
+              <w:rPr>
+                <w:b w:val="false"/>
+                <w:bCs w:val="false"/>
+              </w:rPr>
+              <w:t xml:space="preserve">미미</w:t>
+            </w:r>
+          </w:p>
+        </w:tc>
+        <w:tc>
+          <w:tcPr>
+            <w:tcW w:type="dxa" w:w="1326"/>
             <w:tcBorders>
               <w:top w:val="single" w:color="BBBBBB" w:sz="1"/>
               <w:left w:val="single" w:color="BBBBBB" w:sz="1"/>
@@ -1238,69 +1917,112 @@
                 <w:bCs w:val="false"/>
               </w:rPr>
               <w:t xml:space="preserve">역동성</w:t>
-            </w:r>
-          </w:p>
-        </w:tc>
-        <w:tc>
-          <w:tcPr>
-            <w:tcW w:type="dxa" w:w="2200"/>
-            <w:tcBorders>
-              <w:top w:val="single" w:color="BBBBBB" w:sz="1"/>
-              <w:left w:val="single" w:color="BBBBBB" w:sz="1"/>
-              <w:bottom w:val="single" w:color="BBBBBB" w:sz="1"/>
-              <w:right w:val="single" w:color="BBBBBB" w:sz="1"/>
-            </w:tcBorders>
-            <w:tcMar>
-              <w:top w:type="dxa" w:w="60"/>
-              <w:left w:type="dxa" w:w="100"/>
-              <w:bottom w:type="dxa" w:w="60"/>
-              <w:right w:type="dxa" w:w="100"/>
-            </w:tcMar>
-          </w:tcPr>
-          <w:p>
-            <w:pPr>
-              <w:jc w:val="center"/>
-            </w:pPr>
-            <w:r>
-              <w:rPr>
-                <w:b w:val="false"/>
-                <w:bCs w:val="false"/>
-              </w:rPr>
-              <w:t xml:space="preserve">0.028</w:t>
-            </w:r>
-          </w:p>
-        </w:tc>
-        <w:tc>
-          <w:tcPr>
-            <w:tcW w:type="dxa" w:w="2026"/>
-            <w:tcBorders>
-              <w:top w:val="single" w:color="BBBBBB" w:sz="1"/>
-              <w:left w:val="single" w:color="BBBBBB" w:sz="1"/>
-              <w:bottom w:val="single" w:color="BBBBBB" w:sz="1"/>
-              <w:right w:val="single" w:color="BBBBBB" w:sz="1"/>
-            </w:tcBorders>
-            <w:tcMar>
-              <w:top w:type="dxa" w:w="60"/>
-              <w:left w:type="dxa" w:w="100"/>
-              <w:bottom w:type="dxa" w:w="60"/>
-              <w:right w:type="dxa" w:w="100"/>
-            </w:tcMar>
-          </w:tcPr>
-          <w:p>
-            <w:pPr>
-              <w:jc w:val="center"/>
-            </w:pPr>
-            <w:r>
-              <w:rPr>
-                <w:b w:val="false"/>
-                <w:bCs w:val="false"/>
-              </w:rPr>
-              <w:t xml:space="preserve">미미</w:t>
             </w:r>
           </w:p>
         </w:tc>
       </w:tr>
     </w:tbl>
+    <w:tbl>
+      <w:tblPr>
+        <w:tblW w:type="dxa" w:w="9026"/>
+        <w:tblBorders>
+          <w:top w:val="single" w:color="auto" w:sz="4"/>
+          <w:left w:val="single" w:color="auto" w:sz="4"/>
+          <w:bottom w:val="single" w:color="auto" w:sz="4"/>
+          <w:right w:val="single" w:color="auto" w:sz="4"/>
+          <w:insideH w:val="single" w:color="auto" w:sz="4"/>
+          <w:insideV w:val="single" w:color="auto" w:sz="4"/>
+        </w:tblBorders>
+      </w:tblPr>
+      <w:tblGrid>
+        <w:gridCol w:w="9026"/>
+      </w:tblGrid>
+      <w:tr>
+        <w:tc>
+          <w:tcPr>
+            <w:tcW w:type="dxa" w:w="9026"/>
+            <w:tcBorders>
+              <w:top w:val="single" w:color="9DB8D2" w:sz="4"/>
+              <w:left w:val="single" w:color="9DB8D2" w:sz="4"/>
+              <w:bottom w:val="single" w:color="9DB8D2" w:sz="4"/>
+              <w:right w:val="single" w:color="9DB8D2" w:sz="4"/>
+            </w:tcBorders>
+            <w:shd w:fill="EAF1F8" w:val="clear"/>
+            <w:tcMar>
+              <w:top w:type="dxa" w:w="120"/>
+              <w:left w:type="dxa" w:w="160"/>
+              <w:bottom w:type="dxa" w:w="120"/>
+              <w:right w:type="dxa" w:w="160"/>
+            </w:tcMar>
+          </w:tcPr>
+          <w:p>
+            <w:pPr>
+              <w:spacing w:after="60"/>
+            </w:pPr>
+            <w:r>
+              <w:rPr>
+                <w:b/>
+                <w:bCs/>
+                <w:color w:val="1F3864"/>
+              </w:rPr>
+              <w:t xml:space="preserve">이 결과가 무엇을 의미하나</w:t>
+            </w:r>
+          </w:p>
+          <w:p>
+            <w:pPr>
+              <w:spacing w:after="40" w:line="276"/>
+            </w:pPr>
+            <w:r>
+              <w:t xml:space="preserve">거리 사진만으로(행정데이터 0개) 직장인구 분산의 55%를 알아낸다는 것은, 건물·거리의 '생김새' 자체가 '여기 얼마나 많은 사람이 일하고 얼마나 상업적인가'의 정보를 담고 있다는 뜻이다.</w:t>
+            </w:r>
+          </w:p>
+          <w:p>
+            <w:pPr>
+              <w:spacing w:after="40" w:line="276"/>
+            </w:pPr>
+            <w:r>
+              <w:t xml:space="preserve">선택성(직장·점포·유형은 강, 주거·유동은 약)은 모델이 '붐비는 곳을 통째로 외운 것'이 아님을 보여준다. 가장 '번화함'을 대표하는 유동인구를 거의 못 맞히기(0.17) 때문이다. 즉 모델은 상업·직장의 건물 형태를 특정해 읽는다.</w:t>
+            </w:r>
+          </w:p>
+          <w:p>
+            <w:pPr>
+              <w:spacing w:after="40" w:line="276"/>
+            </w:pPr>
+            <w:r>
+              <w:t xml:space="preserve">이것은 RQ3의 복선이기도 하다. 이미지와 직장인구가 상당 부분 '같은 정보'(이미지≈직장인구의 대리지표)이므로, 뒤에서 직장인구를 통제하면 이미지의 추가 기여가 줄어드는 이유가 여기서 예고된다.</w:t>
+            </w:r>
+          </w:p>
+        </w:tc>
+      </w:tr>
+    </w:tbl>
+    <w:p>
+      <w:pPr>
+        <w:spacing w:after="60" w:before="120"/>
+      </w:pPr>
+      <w:r>
+        <w:rPr>
+          <w:b/>
+          <w:bCs/>
+        </w:rPr>
+        <w:t xml:space="preserve">[브리지] 이미지는 매출도 예측한다 — 그래서 RQ3가 필요하다</w:t>
+      </w:r>
+    </w:p>
+    <w:p>
+      <w:pPr>
+        <w:spacing w:after="120" w:line="288"/>
+      </w:pPr>
+      <w:r>
+        <w:t xml:space="preserve">RQ1의 8개 변수는 상권의 '속성'(그 상권이 무엇인가 — 누가 일하고, 점포가 몇이며, 어떤 업종인가)이다. 반면 매출·매출/유동은 우리가 궁극적으로 관심 있는 '성과'(얼마나 잘 버는가)다. 능력지도(RQ1)는 '이미지가 상권의 속성을 얼마나 읽는가'를 그리는 작업이므로, 성과인 매출은 속성 8개와 섞지 않고 따로 떼어 둔다. 즉 이미지가 매출도 예측함을 보이되, 그것이 '속성의 대리일 뿐인지'를 RQ3에서 통제해 검증한다.</w:t>
+      </w:r>
+    </w:p>
+    <w:p>
+      <w:pPr>
+        <w:spacing w:after="120" w:line="288"/>
+      </w:pPr>
+      <w:r>
+        <w:t xml:space="preserve">실제로 매출도 이미지로 어느 정도 예측된다: image→log매출 R²=0.509, image→매출/유동 R²=0.542. 이는 자연스러운 질문을 부른다 — '이미지가 매출을 예측하는 건, 결국 위에서 본 상업 구조(직장인구·규모)를 대리하기 때문 아닌가?' 이 질문이 RQ3로 이어진다.</w:t>
+      </w:r>
+    </w:p>
     <w:p>
       <w:pPr>
         <w:spacing w:after="40" w:before="140"/>
@@ -1311,7 +2033,7 @@
           <wp:inline distT="0" distB="0" distL="0" distR="0">
             <wp:extent cx="5334000" cy="2857500"/>
             <wp:effectExtent t="0" r="0" b="0" l="0"/>
-            <wp:docPr id="1" name="그림 1. 능력지도 — 이미지 단독 구조변수 복원력 (강/약/미미, n=825)" descr="그림 1. 능력지도 — 이미지 단독 구조변수 복원력 (강/약/미미, n=825)" title="그림 1. 능력지도 — 이미지 단독 구조변수 복원력 (강/약/미미, n=825)"/>
+            <wp:docPr id="1" name="그림 1. 능력지도 — 거리 사진만으로 본 구조변수 복원력 (강/약/미미, n=825)" descr="그림 1. 능력지도 — 거리 사진만으로 본 구조변수 복원력 (강/약/미미, n=825)" title="그림 1. 능력지도 — 거리 사진만으로 본 구조변수 복원력 (강/약/미미, n=825)"/>
             <wp:cNvGraphicFramePr>
               <a:graphicFrameLocks xmlns:a="http://schemas.openxmlformats.org/drawingml/2006/main" noChangeAspect="1"/>
             </wp:cNvGraphicFramePr>
@@ -1360,15 +2082,27 @@
           <w:sz w:val="18"/>
           <w:szCs w:val="18"/>
         </w:rPr>
-        <w:t xml:space="preserve">그림 1. 능력지도 — 이미지 단독 구조변수 복원력 (강/약/미미, n=825)</w:t>
-      </w:r>
-    </w:p>
-    <w:p>
-      <w:pPr>
-        <w:spacing w:after="120" w:line="276"/>
-      </w:pPr>
-      <w:r>
-        <w:t xml:space="preserve">유형 내 분해(아래)는 풀링 선택성의 상당부분이 between-type(유형 식별)에서 비롯됨을 보여준다. 다만 발달상권 내부에서는 직장인구(0.315)만 선택적으로 살아남고 주거·유동·점포는 소멸하여, 이분법적 유형 분류를 넘어 오피스 밀도의 미세 차이를 감지함을 시사한다(점추정치는 seed·fold 무관하게 안정적).</w:t>
+        <w:t xml:space="preserve">그림 1. 능력지도 — 거리 사진만으로 본 구조변수 복원력 (강/약/미미, n=825)</w:t>
+      </w:r>
+    </w:p>
+    <w:p>
+      <w:pPr>
+        <w:spacing w:after="60" w:before="120"/>
+      </w:pPr>
+      <w:r>
+        <w:rPr>
+          <w:b/>
+          <w:bCs/>
+        </w:rPr>
+        <w:t xml:space="preserve">유형 안에서의 분해 (between vs within)</w:t>
+      </w:r>
+    </w:p>
+    <w:p>
+      <w:pPr>
+        <w:spacing w:after="120" w:line="288"/>
+      </w:pPr>
+      <w:r>
+        <w:t xml:space="preserve">위 선택성의 상당 부분은 '발달이냐 골목이냐'라는 유형 차이(between-type)에서 온다. 그래서 같은 유형 안에서도(within-type) 이미지가 변수를 구분하는지 보면, 발달상권 내부에서는 직장인구(0.315)만 선택적으로 살아남고 나머지는 0 부근으로 사라진다 — 이분법적 유형을 넘어 '오피스 밀도의 미세 차이'까지 시각적으로 감지함을 시사한다(점추정치는 무작위 분할 seed에 무관하게 안정적).</w:t>
       </w:r>
     </w:p>
     <w:tbl>
@@ -2107,47 +2841,1430 @@
         <w:pStyle w:val="Heading2"/>
       </w:pPr>
       <w:r>
-        <w:t xml:space="preserve">3.2 RQ2 — 메커니즘 및 블랙박스 해부</w:t>
-      </w:r>
-    </w:p>
-    <w:p>
-      <w:pPr>
-        <w:spacing w:after="80" w:before="80"/>
+        <w:t xml:space="preserve">3.2 RQ2 — 메커니즘: 사진의 무엇이 그 능력을 만드나</w:t>
+      </w:r>
+    </w:p>
+    <w:p>
+      <w:pPr>
+        <w:spacing w:after="120" w:line="288"/>
+      </w:pPr>
+      <w:r>
+        <w:t xml:space="preserve">RQ1에서 이미지가 상업 구조를 읽는다는 것은 알았다. 그런데 DINOv2는 768개 숫자로 된 블랙박스라 사진의 무엇을 보고 맞히는지 알 수 없다. 그렇다면 그 블랙박스를 열어, 예측 신호를 사람이 이해할 수 있는 가로요소로 귀속시킬 수 있는가? — 이것이 RQ2다.</w:t>
+      </w:r>
+    </w:p>
+    <w:p>
+      <w:pPr>
+        <w:spacing w:after="60" w:before="120"/>
       </w:pPr>
       <w:r>
         <w:rPr>
           <w:b/>
           <w:bCs/>
         </w:rPr>
-        <w:t xml:space="preserve">반직관적 녹지</w:t>
-      </w:r>
-    </w:p>
-    <w:p>
-      <w:pPr>
-        <w:spacing w:after="120" w:line="276"/>
-      </w:pPr>
-      <w:r>
-        <w:t xml:space="preserve">녹지 면적은 골목상권(0.027)보다 상업 중심지인 발달상권(0.047)에서 약 2배 넓고, 직장인구와 양(+)의 상관(r=+0.33, 발달 내에서도 유지)을 보인다. 즉 모델이 포착한 녹지는 한적한 자연이 아니라, 정돈된 가로수·조경을 갖춘 고밀도 오피스 대로의 시각적 지표로 해석된다(상관 기반 해석).</w:t>
-      </w:r>
-    </w:p>
-    <w:p>
-      <w:pPr>
-        <w:spacing w:after="80" w:before="80"/>
+        <w:t xml:space="preserve">(1) 어떤 시각요소를 보았나 — 세그멘테이션 구성비</w:t>
+      </w:r>
+    </w:p>
+    <w:p>
+      <w:pPr>
+        <w:spacing w:after="120" w:line="288"/>
+      </w:pPr>
+      <w:r>
+        <w:t xml:space="preserve">먼저 각 사진을 픽셀 단위로 분류해, 상권별로 다음 7개 가로경관 요소의 평균 비율을 구했다(보행자·차량은 일시적이라 제외).</w:t>
+      </w:r>
+    </w:p>
+    <w:tbl>
+      <w:tblPr>
+        <w:tblW w:type="dxa" w:w="9026"/>
+        <w:tblBorders>
+          <w:top w:val="single" w:color="auto" w:sz="4"/>
+          <w:left w:val="single" w:color="auto" w:sz="4"/>
+          <w:bottom w:val="single" w:color="auto" w:sz="4"/>
+          <w:right w:val="single" w:color="auto" w:sz="4"/>
+          <w:insideH w:val="single" w:color="auto" w:sz="4"/>
+          <w:insideV w:val="single" w:color="auto" w:sz="4"/>
+        </w:tblBorders>
+      </w:tblPr>
+      <w:tblGrid>
+        <w:gridCol w:w="2000"/>
+        <w:gridCol w:w="1676"/>
+        <w:gridCol w:w="1675"/>
+        <w:gridCol w:w="1675"/>
+        <w:gridCol w:w="2000"/>
+      </w:tblGrid>
+      <w:tr>
+        <w:tc>
+          <w:tcPr>
+            <w:tcW w:type="dxa" w:w="2000"/>
+            <w:tcBorders>
+              <w:top w:val="single" w:color="BBBBBB" w:sz="1"/>
+              <w:left w:val="single" w:color="BBBBBB" w:sz="1"/>
+              <w:bottom w:val="single" w:color="BBBBBB" w:sz="1"/>
+              <w:right w:val="single" w:color="BBBBBB" w:sz="1"/>
+            </w:tcBorders>
+            <w:shd w:fill="D9E2F3" w:val="clear"/>
+            <w:tcMar>
+              <w:top w:type="dxa" w:w="60"/>
+              <w:left w:type="dxa" w:w="100"/>
+              <w:bottom w:type="dxa" w:w="60"/>
+              <w:right w:type="dxa" w:w="100"/>
+            </w:tcMar>
+          </w:tcPr>
+          <w:p>
+            <w:pPr>
+              <w:jc w:val="center"/>
+            </w:pPr>
+            <w:r>
+              <w:rPr>
+                <w:b/>
+                <w:bCs/>
+              </w:rPr>
+              <w:t xml:space="preserve">요소</w:t>
+            </w:r>
+          </w:p>
+        </w:tc>
+        <w:tc>
+          <w:tcPr>
+            <w:tcW w:type="dxa" w:w="1676"/>
+            <w:tcBorders>
+              <w:top w:val="single" w:color="BBBBBB" w:sz="1"/>
+              <w:left w:val="single" w:color="BBBBBB" w:sz="1"/>
+              <w:bottom w:val="single" w:color="BBBBBB" w:sz="1"/>
+              <w:right w:val="single" w:color="BBBBBB" w:sz="1"/>
+            </w:tcBorders>
+            <w:shd w:fill="D9E2F3" w:val="clear"/>
+            <w:tcMar>
+              <w:top w:type="dxa" w:w="60"/>
+              <w:left w:type="dxa" w:w="100"/>
+              <w:bottom w:type="dxa" w:w="60"/>
+              <w:right w:type="dxa" w:w="100"/>
+            </w:tcMar>
+          </w:tcPr>
+          <w:p>
+            <w:pPr>
+              <w:jc w:val="center"/>
+            </w:pPr>
+            <w:r>
+              <w:rPr>
+                <w:b/>
+                <w:bCs/>
+              </w:rPr>
+              <w:t xml:space="preserve">전체</w:t>
+            </w:r>
+          </w:p>
+        </w:tc>
+        <w:tc>
+          <w:tcPr>
+            <w:tcW w:type="dxa" w:w="1675"/>
+            <w:tcBorders>
+              <w:top w:val="single" w:color="BBBBBB" w:sz="1"/>
+              <w:left w:val="single" w:color="BBBBBB" w:sz="1"/>
+              <w:bottom w:val="single" w:color="BBBBBB" w:sz="1"/>
+              <w:right w:val="single" w:color="BBBBBB" w:sz="1"/>
+            </w:tcBorders>
+            <w:shd w:fill="D9E2F3" w:val="clear"/>
+            <w:tcMar>
+              <w:top w:type="dxa" w:w="60"/>
+              <w:left w:type="dxa" w:w="100"/>
+              <w:bottom w:type="dxa" w:w="60"/>
+              <w:right w:type="dxa" w:w="100"/>
+            </w:tcMar>
+          </w:tcPr>
+          <w:p>
+            <w:pPr>
+              <w:jc w:val="center"/>
+            </w:pPr>
+            <w:r>
+              <w:rPr>
+                <w:b/>
+                <w:bCs/>
+              </w:rPr>
+              <w:t xml:space="preserve">발달</w:t>
+            </w:r>
+          </w:p>
+        </w:tc>
+        <w:tc>
+          <w:tcPr>
+            <w:tcW w:type="dxa" w:w="1675"/>
+            <w:tcBorders>
+              <w:top w:val="single" w:color="BBBBBB" w:sz="1"/>
+              <w:left w:val="single" w:color="BBBBBB" w:sz="1"/>
+              <w:bottom w:val="single" w:color="BBBBBB" w:sz="1"/>
+              <w:right w:val="single" w:color="BBBBBB" w:sz="1"/>
+            </w:tcBorders>
+            <w:shd w:fill="D9E2F3" w:val="clear"/>
+            <w:tcMar>
+              <w:top w:type="dxa" w:w="60"/>
+              <w:left w:type="dxa" w:w="100"/>
+              <w:bottom w:type="dxa" w:w="60"/>
+              <w:right w:type="dxa" w:w="100"/>
+            </w:tcMar>
+          </w:tcPr>
+          <w:p>
+            <w:pPr>
+              <w:jc w:val="center"/>
+            </w:pPr>
+            <w:r>
+              <w:rPr>
+                <w:b/>
+                <w:bCs/>
+              </w:rPr>
+              <w:t xml:space="preserve">골목</w:t>
+            </w:r>
+          </w:p>
+        </w:tc>
+        <w:tc>
+          <w:tcPr>
+            <w:tcW w:type="dxa" w:w="2000"/>
+            <w:tcBorders>
+              <w:top w:val="single" w:color="BBBBBB" w:sz="1"/>
+              <w:left w:val="single" w:color="BBBBBB" w:sz="1"/>
+              <w:bottom w:val="single" w:color="BBBBBB" w:sz="1"/>
+              <w:right w:val="single" w:color="BBBBBB" w:sz="1"/>
+            </w:tcBorders>
+            <w:shd w:fill="D9E2F3" w:val="clear"/>
+            <w:tcMar>
+              <w:top w:type="dxa" w:w="60"/>
+              <w:left w:type="dxa" w:w="100"/>
+              <w:bottom w:type="dxa" w:w="60"/>
+              <w:right w:type="dxa" w:w="100"/>
+            </w:tcMar>
+          </w:tcPr>
+          <w:p>
+            <w:pPr>
+              <w:jc w:val="center"/>
+            </w:pPr>
+            <w:r>
+              <w:rPr>
+                <w:b/>
+                <w:bCs/>
+              </w:rPr>
+              <w:t xml:space="preserve">해석</w:t>
+            </w:r>
+          </w:p>
+        </w:tc>
+      </w:tr>
+      <w:tr>
+        <w:tc>
+          <w:tcPr>
+            <w:tcW w:type="dxa" w:w="2000"/>
+            <w:tcBorders>
+              <w:top w:val="single" w:color="BBBBBB" w:sz="1"/>
+              <w:left w:val="single" w:color="BBBBBB" w:sz="1"/>
+              <w:bottom w:val="single" w:color="BBBBBB" w:sz="1"/>
+              <w:right w:val="single" w:color="BBBBBB" w:sz="1"/>
+            </w:tcBorders>
+            <w:tcMar>
+              <w:top w:type="dxa" w:w="60"/>
+              <w:left w:type="dxa" w:w="100"/>
+              <w:bottom w:type="dxa" w:w="60"/>
+              <w:right w:type="dxa" w:w="100"/>
+            </w:tcMar>
+          </w:tcPr>
+          <w:p>
+            <w:pPr>
+              <w:jc w:val="left"/>
+            </w:pPr>
+            <w:r>
+              <w:rPr>
+                <w:b w:val="false"/>
+                <w:bCs w:val="false"/>
+              </w:rPr>
+              <w:t xml:space="preserve">건물</w:t>
+            </w:r>
+          </w:p>
+        </w:tc>
+        <w:tc>
+          <w:tcPr>
+            <w:tcW w:type="dxa" w:w="1676"/>
+            <w:tcBorders>
+              <w:top w:val="single" w:color="BBBBBB" w:sz="1"/>
+              <w:left w:val="single" w:color="BBBBBB" w:sz="1"/>
+              <w:bottom w:val="single" w:color="BBBBBB" w:sz="1"/>
+              <w:right w:val="single" w:color="BBBBBB" w:sz="1"/>
+            </w:tcBorders>
+            <w:tcMar>
+              <w:top w:type="dxa" w:w="60"/>
+              <w:left w:type="dxa" w:w="100"/>
+              <w:bottom w:type="dxa" w:w="60"/>
+              <w:right w:type="dxa" w:w="100"/>
+            </w:tcMar>
+          </w:tcPr>
+          <w:p>
+            <w:pPr>
+              <w:jc w:val="center"/>
+            </w:pPr>
+            <w:r>
+              <w:rPr>
+                <w:b w:val="false"/>
+                <w:bCs w:val="false"/>
+              </w:rPr>
+              <w:t xml:space="preserve">0.57</w:t>
+            </w:r>
+          </w:p>
+        </w:tc>
+        <w:tc>
+          <w:tcPr>
+            <w:tcW w:type="dxa" w:w="1675"/>
+            <w:tcBorders>
+              <w:top w:val="single" w:color="BBBBBB" w:sz="1"/>
+              <w:left w:val="single" w:color="BBBBBB" w:sz="1"/>
+              <w:bottom w:val="single" w:color="BBBBBB" w:sz="1"/>
+              <w:right w:val="single" w:color="BBBBBB" w:sz="1"/>
+            </w:tcBorders>
+            <w:tcMar>
+              <w:top w:type="dxa" w:w="60"/>
+              <w:left w:type="dxa" w:w="100"/>
+              <w:bottom w:type="dxa" w:w="60"/>
+              <w:right w:type="dxa" w:w="100"/>
+            </w:tcMar>
+          </w:tcPr>
+          <w:p>
+            <w:pPr>
+              <w:jc w:val="center"/>
+            </w:pPr>
+            <w:r>
+              <w:rPr>
+                <w:b w:val="false"/>
+                <w:bCs w:val="false"/>
+              </w:rPr>
+              <w:t xml:space="preserve">0.55</w:t>
+            </w:r>
+          </w:p>
+        </w:tc>
+        <w:tc>
+          <w:tcPr>
+            <w:tcW w:type="dxa" w:w="1675"/>
+            <w:tcBorders>
+              <w:top w:val="single" w:color="BBBBBB" w:sz="1"/>
+              <w:left w:val="single" w:color="BBBBBB" w:sz="1"/>
+              <w:bottom w:val="single" w:color="BBBBBB" w:sz="1"/>
+              <w:right w:val="single" w:color="BBBBBB" w:sz="1"/>
+            </w:tcBorders>
+            <w:tcMar>
+              <w:top w:type="dxa" w:w="60"/>
+              <w:left w:type="dxa" w:w="100"/>
+              <w:bottom w:type="dxa" w:w="60"/>
+              <w:right w:type="dxa" w:w="100"/>
+            </w:tcMar>
+          </w:tcPr>
+          <w:p>
+            <w:pPr>
+              <w:jc w:val="center"/>
+            </w:pPr>
+            <w:r>
+              <w:rPr>
+                <w:b w:val="false"/>
+                <w:bCs w:val="false"/>
+              </w:rPr>
+              <w:t xml:space="preserve">0.58</w:t>
+            </w:r>
+          </w:p>
+        </w:tc>
+        <w:tc>
+          <w:tcPr>
+            <w:tcW w:type="dxa" w:w="2000"/>
+            <w:tcBorders>
+              <w:top w:val="single" w:color="BBBBBB" w:sz="1"/>
+              <w:left w:val="single" w:color="BBBBBB" w:sz="1"/>
+              <w:bottom w:val="single" w:color="BBBBBB" w:sz="1"/>
+              <w:right w:val="single" w:color="BBBBBB" w:sz="1"/>
+            </w:tcBorders>
+            <w:tcMar>
+              <w:top w:type="dxa" w:w="60"/>
+              <w:left w:type="dxa" w:w="100"/>
+              <w:bottom w:type="dxa" w:w="60"/>
+              <w:right w:type="dxa" w:w="100"/>
+            </w:tcMar>
+          </w:tcPr>
+          <w:p>
+            <w:pPr>
+              <w:jc w:val="center"/>
+            </w:pPr>
+            <w:r>
+              <w:rPr>
+                <w:b w:val="false"/>
+                <w:bCs w:val="false"/>
+              </w:rPr>
+              <w:t xml:space="preserve">화면의 절반 이상이 건물 — 가로의 기본 배경</w:t>
+            </w:r>
+          </w:p>
+        </w:tc>
+      </w:tr>
+      <w:tr>
+        <w:tc>
+          <w:tcPr>
+            <w:tcW w:type="dxa" w:w="2000"/>
+            <w:tcBorders>
+              <w:top w:val="single" w:color="BBBBBB" w:sz="1"/>
+              <w:left w:val="single" w:color="BBBBBB" w:sz="1"/>
+              <w:bottom w:val="single" w:color="BBBBBB" w:sz="1"/>
+              <w:right w:val="single" w:color="BBBBBB" w:sz="1"/>
+            </w:tcBorders>
+            <w:tcMar>
+              <w:top w:type="dxa" w:w="60"/>
+              <w:left w:type="dxa" w:w="100"/>
+              <w:bottom w:type="dxa" w:w="60"/>
+              <w:right w:type="dxa" w:w="100"/>
+            </w:tcMar>
+          </w:tcPr>
+          <w:p>
+            <w:pPr>
+              <w:jc w:val="left"/>
+            </w:pPr>
+            <w:r>
+              <w:rPr>
+                <w:b w:val="false"/>
+                <w:bCs w:val="false"/>
+              </w:rPr>
+              <w:t xml:space="preserve">도로</w:t>
+            </w:r>
+          </w:p>
+        </w:tc>
+        <w:tc>
+          <w:tcPr>
+            <w:tcW w:type="dxa" w:w="1676"/>
+            <w:tcBorders>
+              <w:top w:val="single" w:color="BBBBBB" w:sz="1"/>
+              <w:left w:val="single" w:color="BBBBBB" w:sz="1"/>
+              <w:bottom w:val="single" w:color="BBBBBB" w:sz="1"/>
+              <w:right w:val="single" w:color="BBBBBB" w:sz="1"/>
+            </w:tcBorders>
+            <w:tcMar>
+              <w:top w:type="dxa" w:w="60"/>
+              <w:left w:type="dxa" w:w="100"/>
+              <w:bottom w:type="dxa" w:w="60"/>
+              <w:right w:type="dxa" w:w="100"/>
+            </w:tcMar>
+          </w:tcPr>
+          <w:p>
+            <w:pPr>
+              <w:jc w:val="center"/>
+            </w:pPr>
+            <w:r>
+              <w:rPr>
+                <w:b w:val="false"/>
+                <w:bCs w:val="false"/>
+              </w:rPr>
+              <w:t xml:space="preserve">0.14</w:t>
+            </w:r>
+          </w:p>
+        </w:tc>
+        <w:tc>
+          <w:tcPr>
+            <w:tcW w:type="dxa" w:w="1675"/>
+            <w:tcBorders>
+              <w:top w:val="single" w:color="BBBBBB" w:sz="1"/>
+              <w:left w:val="single" w:color="BBBBBB" w:sz="1"/>
+              <w:bottom w:val="single" w:color="BBBBBB" w:sz="1"/>
+              <w:right w:val="single" w:color="BBBBBB" w:sz="1"/>
+            </w:tcBorders>
+            <w:tcMar>
+              <w:top w:type="dxa" w:w="60"/>
+              <w:left w:type="dxa" w:w="100"/>
+              <w:bottom w:type="dxa" w:w="60"/>
+              <w:right w:type="dxa" w:w="100"/>
+            </w:tcMar>
+          </w:tcPr>
+          <w:p>
+            <w:pPr>
+              <w:jc w:val="center"/>
+            </w:pPr>
+            <w:r>
+              <w:rPr>
+                <w:b w:val="false"/>
+                <w:bCs w:val="false"/>
+              </w:rPr>
+              <w:t xml:space="preserve">0.15</w:t>
+            </w:r>
+          </w:p>
+        </w:tc>
+        <w:tc>
+          <w:tcPr>
+            <w:tcW w:type="dxa" w:w="1675"/>
+            <w:tcBorders>
+              <w:top w:val="single" w:color="BBBBBB" w:sz="1"/>
+              <w:left w:val="single" w:color="BBBBBB" w:sz="1"/>
+              <w:bottom w:val="single" w:color="BBBBBB" w:sz="1"/>
+              <w:right w:val="single" w:color="BBBBBB" w:sz="1"/>
+            </w:tcBorders>
+            <w:tcMar>
+              <w:top w:type="dxa" w:w="60"/>
+              <w:left w:type="dxa" w:w="100"/>
+              <w:bottom w:type="dxa" w:w="60"/>
+              <w:right w:type="dxa" w:w="100"/>
+            </w:tcMar>
+          </w:tcPr>
+          <w:p>
+            <w:pPr>
+              <w:jc w:val="center"/>
+            </w:pPr>
+            <w:r>
+              <w:rPr>
+                <w:b w:val="false"/>
+                <w:bCs w:val="false"/>
+              </w:rPr>
+              <w:t xml:space="preserve">0.14</w:t>
+            </w:r>
+          </w:p>
+        </w:tc>
+        <w:tc>
+          <w:tcPr>
+            <w:tcW w:type="dxa" w:w="2000"/>
+            <w:tcBorders>
+              <w:top w:val="single" w:color="BBBBBB" w:sz="1"/>
+              <w:left w:val="single" w:color="BBBBBB" w:sz="1"/>
+              <w:bottom w:val="single" w:color="BBBBBB" w:sz="1"/>
+              <w:right w:val="single" w:color="BBBBBB" w:sz="1"/>
+            </w:tcBorders>
+            <w:tcMar>
+              <w:top w:type="dxa" w:w="60"/>
+              <w:left w:type="dxa" w:w="100"/>
+              <w:bottom w:type="dxa" w:w="60"/>
+              <w:right w:type="dxa" w:w="100"/>
+            </w:tcMar>
+          </w:tcPr>
+          <w:p>
+            <w:pPr>
+              <w:jc w:val="center"/>
+            </w:pPr>
+            <w:r>
+              <w:rPr>
+                <w:b w:val="false"/>
+                <w:bCs w:val="false"/>
+              </w:rPr>
+              <w:t xml:space="preserve">차도 비중</w:t>
+            </w:r>
+          </w:p>
+        </w:tc>
+      </w:tr>
+      <w:tr>
+        <w:tc>
+          <w:tcPr>
+            <w:tcW w:type="dxa" w:w="2000"/>
+            <w:tcBorders>
+              <w:top w:val="single" w:color="BBBBBB" w:sz="1"/>
+              <w:left w:val="single" w:color="BBBBBB" w:sz="1"/>
+              <w:bottom w:val="single" w:color="BBBBBB" w:sz="1"/>
+              <w:right w:val="single" w:color="BBBBBB" w:sz="1"/>
+            </w:tcBorders>
+            <w:tcMar>
+              <w:top w:type="dxa" w:w="60"/>
+              <w:left w:type="dxa" w:w="100"/>
+              <w:bottom w:type="dxa" w:w="60"/>
+              <w:right w:type="dxa" w:w="100"/>
+            </w:tcMar>
+          </w:tcPr>
+          <w:p>
+            <w:pPr>
+              <w:jc w:val="left"/>
+            </w:pPr>
+            <w:r>
+              <w:rPr>
+                <w:b w:val="false"/>
+                <w:bCs w:val="false"/>
+              </w:rPr>
+              <w:t xml:space="preserve">보도</w:t>
+            </w:r>
+          </w:p>
+        </w:tc>
+        <w:tc>
+          <w:tcPr>
+            <w:tcW w:type="dxa" w:w="1676"/>
+            <w:tcBorders>
+              <w:top w:val="single" w:color="BBBBBB" w:sz="1"/>
+              <w:left w:val="single" w:color="BBBBBB" w:sz="1"/>
+              <w:bottom w:val="single" w:color="BBBBBB" w:sz="1"/>
+              <w:right w:val="single" w:color="BBBBBB" w:sz="1"/>
+            </w:tcBorders>
+            <w:tcMar>
+              <w:top w:type="dxa" w:w="60"/>
+              <w:left w:type="dxa" w:w="100"/>
+              <w:bottom w:type="dxa" w:w="60"/>
+              <w:right w:type="dxa" w:w="100"/>
+            </w:tcMar>
+          </w:tcPr>
+          <w:p>
+            <w:pPr>
+              <w:jc w:val="center"/>
+            </w:pPr>
+            <w:r>
+              <w:rPr>
+                <w:b w:val="false"/>
+                <w:bCs w:val="false"/>
+              </w:rPr>
+              <w:t xml:space="preserve">0.063</w:t>
+            </w:r>
+          </w:p>
+        </w:tc>
+        <w:tc>
+          <w:tcPr>
+            <w:tcW w:type="dxa" w:w="1675"/>
+            <w:tcBorders>
+              <w:top w:val="single" w:color="BBBBBB" w:sz="1"/>
+              <w:left w:val="single" w:color="BBBBBB" w:sz="1"/>
+              <w:bottom w:val="single" w:color="BBBBBB" w:sz="1"/>
+              <w:right w:val="single" w:color="BBBBBB" w:sz="1"/>
+            </w:tcBorders>
+            <w:tcMar>
+              <w:top w:type="dxa" w:w="60"/>
+              <w:left w:type="dxa" w:w="100"/>
+              <w:bottom w:type="dxa" w:w="60"/>
+              <w:right w:type="dxa" w:w="100"/>
+            </w:tcMar>
+          </w:tcPr>
+          <w:p>
+            <w:pPr>
+              <w:jc w:val="center"/>
+            </w:pPr>
+            <w:r>
+              <w:rPr>
+                <w:b w:val="false"/>
+                <w:bCs w:val="false"/>
+              </w:rPr>
+              <w:t xml:space="preserve">0.073</w:t>
+            </w:r>
+          </w:p>
+        </w:tc>
+        <w:tc>
+          <w:tcPr>
+            <w:tcW w:type="dxa" w:w="1675"/>
+            <w:tcBorders>
+              <w:top w:val="single" w:color="BBBBBB" w:sz="1"/>
+              <w:left w:val="single" w:color="BBBBBB" w:sz="1"/>
+              <w:bottom w:val="single" w:color="BBBBBB" w:sz="1"/>
+              <w:right w:val="single" w:color="BBBBBB" w:sz="1"/>
+            </w:tcBorders>
+            <w:tcMar>
+              <w:top w:type="dxa" w:w="60"/>
+              <w:left w:type="dxa" w:w="100"/>
+              <w:bottom w:type="dxa" w:w="60"/>
+              <w:right w:type="dxa" w:w="100"/>
+            </w:tcMar>
+          </w:tcPr>
+          <w:p>
+            <w:pPr>
+              <w:jc w:val="center"/>
+            </w:pPr>
+            <w:r>
+              <w:rPr>
+                <w:b w:val="false"/>
+                <w:bCs w:val="false"/>
+              </w:rPr>
+              <w:t xml:space="preserve">0.060</w:t>
+            </w:r>
+          </w:p>
+        </w:tc>
+        <w:tc>
+          <w:tcPr>
+            <w:tcW w:type="dxa" w:w="2000"/>
+            <w:tcBorders>
+              <w:top w:val="single" w:color="BBBBBB" w:sz="1"/>
+              <w:left w:val="single" w:color="BBBBBB" w:sz="1"/>
+              <w:bottom w:val="single" w:color="BBBBBB" w:sz="1"/>
+              <w:right w:val="single" w:color="BBBBBB" w:sz="1"/>
+            </w:tcBorders>
+            <w:tcMar>
+              <w:top w:type="dxa" w:w="60"/>
+              <w:left w:type="dxa" w:w="100"/>
+              <w:bottom w:type="dxa" w:w="60"/>
+              <w:right w:type="dxa" w:w="100"/>
+            </w:tcMar>
+          </w:tcPr>
+          <w:p>
+            <w:pPr>
+              <w:jc w:val="center"/>
+            </w:pPr>
+            <w:r>
+              <w:rPr>
+                <w:b w:val="false"/>
+                <w:bCs w:val="false"/>
+              </w:rPr>
+              <w:t xml:space="preserve">보행 공간(발달에서 더 넓음)</w:t>
+            </w:r>
+          </w:p>
+        </w:tc>
+      </w:tr>
+      <w:tr>
+        <w:tc>
+          <w:tcPr>
+            <w:tcW w:type="dxa" w:w="2000"/>
+            <w:tcBorders>
+              <w:top w:val="single" w:color="BBBBBB" w:sz="1"/>
+              <w:left w:val="single" w:color="BBBBBB" w:sz="1"/>
+              <w:bottom w:val="single" w:color="BBBBBB" w:sz="1"/>
+              <w:right w:val="single" w:color="BBBBBB" w:sz="1"/>
+            </w:tcBorders>
+            <w:tcMar>
+              <w:top w:type="dxa" w:w="60"/>
+              <w:left w:type="dxa" w:w="100"/>
+              <w:bottom w:type="dxa" w:w="60"/>
+              <w:right w:type="dxa" w:w="100"/>
+            </w:tcMar>
+          </w:tcPr>
+          <w:p>
+            <w:pPr>
+              <w:jc w:val="left"/>
+            </w:pPr>
+            <w:r>
+              <w:rPr>
+                <w:b w:val="false"/>
+                <w:bCs w:val="false"/>
+              </w:rPr>
+              <w:t xml:space="preserve">하늘</w:t>
+            </w:r>
+          </w:p>
+        </w:tc>
+        <w:tc>
+          <w:tcPr>
+            <w:tcW w:type="dxa" w:w="1676"/>
+            <w:tcBorders>
+              <w:top w:val="single" w:color="BBBBBB" w:sz="1"/>
+              <w:left w:val="single" w:color="BBBBBB" w:sz="1"/>
+              <w:bottom w:val="single" w:color="BBBBBB" w:sz="1"/>
+              <w:right w:val="single" w:color="BBBBBB" w:sz="1"/>
+            </w:tcBorders>
+            <w:tcMar>
+              <w:top w:type="dxa" w:w="60"/>
+              <w:left w:type="dxa" w:w="100"/>
+              <w:bottom w:type="dxa" w:w="60"/>
+              <w:right w:type="dxa" w:w="100"/>
+            </w:tcMar>
+          </w:tcPr>
+          <w:p>
+            <w:pPr>
+              <w:jc w:val="center"/>
+            </w:pPr>
+            <w:r>
+              <w:rPr>
+                <w:b w:val="false"/>
+                <w:bCs w:val="false"/>
+              </w:rPr>
+              <w:t xml:space="preserve">0.058</w:t>
+            </w:r>
+          </w:p>
+        </w:tc>
+        <w:tc>
+          <w:tcPr>
+            <w:tcW w:type="dxa" w:w="1675"/>
+            <w:tcBorders>
+              <w:top w:val="single" w:color="BBBBBB" w:sz="1"/>
+              <w:left w:val="single" w:color="BBBBBB" w:sz="1"/>
+              <w:bottom w:val="single" w:color="BBBBBB" w:sz="1"/>
+              <w:right w:val="single" w:color="BBBBBB" w:sz="1"/>
+            </w:tcBorders>
+            <w:tcMar>
+              <w:top w:type="dxa" w:w="60"/>
+              <w:left w:type="dxa" w:w="100"/>
+              <w:bottom w:type="dxa" w:w="60"/>
+              <w:right w:type="dxa" w:w="100"/>
+            </w:tcMar>
+          </w:tcPr>
+          <w:p>
+            <w:pPr>
+              <w:jc w:val="center"/>
+            </w:pPr>
+            <w:r>
+              <w:rPr>
+                <w:b w:val="false"/>
+                <w:bCs w:val="false"/>
+              </w:rPr>
+              <w:t xml:space="preserve">0.045</w:t>
+            </w:r>
+          </w:p>
+        </w:tc>
+        <w:tc>
+          <w:tcPr>
+            <w:tcW w:type="dxa" w:w="1675"/>
+            <w:tcBorders>
+              <w:top w:val="single" w:color="BBBBBB" w:sz="1"/>
+              <w:left w:val="single" w:color="BBBBBB" w:sz="1"/>
+              <w:bottom w:val="single" w:color="BBBBBB" w:sz="1"/>
+              <w:right w:val="single" w:color="BBBBBB" w:sz="1"/>
+            </w:tcBorders>
+            <w:tcMar>
+              <w:top w:type="dxa" w:w="60"/>
+              <w:left w:type="dxa" w:w="100"/>
+              <w:bottom w:type="dxa" w:w="60"/>
+              <w:right w:type="dxa" w:w="100"/>
+            </w:tcMar>
+          </w:tcPr>
+          <w:p>
+            <w:pPr>
+              <w:jc w:val="center"/>
+            </w:pPr>
+            <w:r>
+              <w:rPr>
+                <w:b w:val="false"/>
+                <w:bCs w:val="false"/>
+              </w:rPr>
+              <w:t xml:space="preserve">0.063</w:t>
+            </w:r>
+          </w:p>
+        </w:tc>
+        <w:tc>
+          <w:tcPr>
+            <w:tcW w:type="dxa" w:w="2000"/>
+            <w:tcBorders>
+              <w:top w:val="single" w:color="BBBBBB" w:sz="1"/>
+              <w:left w:val="single" w:color="BBBBBB" w:sz="1"/>
+              <w:bottom w:val="single" w:color="BBBBBB" w:sz="1"/>
+              <w:right w:val="single" w:color="BBBBBB" w:sz="1"/>
+            </w:tcBorders>
+            <w:tcMar>
+              <w:top w:type="dxa" w:w="60"/>
+              <w:left w:type="dxa" w:w="100"/>
+              <w:bottom w:type="dxa" w:w="60"/>
+              <w:right w:type="dxa" w:w="100"/>
+            </w:tcMar>
+          </w:tcPr>
+          <w:p>
+            <w:pPr>
+              <w:jc w:val="center"/>
+            </w:pPr>
+            <w:r>
+              <w:rPr>
+                <w:b w:val="false"/>
+                <w:bCs w:val="false"/>
+              </w:rPr>
+              <w:t xml:space="preserve">개방감(골목이 더 트임=저층)</w:t>
+            </w:r>
+          </w:p>
+        </w:tc>
+      </w:tr>
+      <w:tr>
+        <w:tc>
+          <w:tcPr>
+            <w:tcW w:type="dxa" w:w="2000"/>
+            <w:tcBorders>
+              <w:top w:val="single" w:color="BBBBBB" w:sz="1"/>
+              <w:left w:val="single" w:color="BBBBBB" w:sz="1"/>
+              <w:bottom w:val="single" w:color="BBBBBB" w:sz="1"/>
+              <w:right w:val="single" w:color="BBBBBB" w:sz="1"/>
+            </w:tcBorders>
+            <w:tcMar>
+              <w:top w:type="dxa" w:w="60"/>
+              <w:left w:type="dxa" w:w="100"/>
+              <w:bottom w:type="dxa" w:w="60"/>
+              <w:right w:type="dxa" w:w="100"/>
+            </w:tcMar>
+          </w:tcPr>
+          <w:p>
+            <w:pPr>
+              <w:jc w:val="left"/>
+            </w:pPr>
+            <w:r>
+              <w:rPr>
+                <w:b w:val="false"/>
+                <w:bCs w:val="false"/>
+              </w:rPr>
+              <w:t xml:space="preserve">간판</w:t>
+            </w:r>
+          </w:p>
+        </w:tc>
+        <w:tc>
+          <w:tcPr>
+            <w:tcW w:type="dxa" w:w="1676"/>
+            <w:tcBorders>
+              <w:top w:val="single" w:color="BBBBBB" w:sz="1"/>
+              <w:left w:val="single" w:color="BBBBBB" w:sz="1"/>
+              <w:bottom w:val="single" w:color="BBBBBB" w:sz="1"/>
+              <w:right w:val="single" w:color="BBBBBB" w:sz="1"/>
+            </w:tcBorders>
+            <w:tcMar>
+              <w:top w:type="dxa" w:w="60"/>
+              <w:left w:type="dxa" w:w="100"/>
+              <w:bottom w:type="dxa" w:w="60"/>
+              <w:right w:type="dxa" w:w="100"/>
+            </w:tcMar>
+          </w:tcPr>
+          <w:p>
+            <w:pPr>
+              <w:jc w:val="center"/>
+            </w:pPr>
+            <w:r>
+              <w:rPr>
+                <w:b w:val="false"/>
+                <w:bCs w:val="false"/>
+              </w:rPr>
+              <w:t xml:space="preserve">0.035</w:t>
+            </w:r>
+          </w:p>
+        </w:tc>
+        <w:tc>
+          <w:tcPr>
+            <w:tcW w:type="dxa" w:w="1675"/>
+            <w:tcBorders>
+              <w:top w:val="single" w:color="BBBBBB" w:sz="1"/>
+              <w:left w:val="single" w:color="BBBBBB" w:sz="1"/>
+              <w:bottom w:val="single" w:color="BBBBBB" w:sz="1"/>
+              <w:right w:val="single" w:color="BBBBBB" w:sz="1"/>
+            </w:tcBorders>
+            <w:tcMar>
+              <w:top w:type="dxa" w:w="60"/>
+              <w:left w:type="dxa" w:w="100"/>
+              <w:bottom w:type="dxa" w:w="60"/>
+              <w:right w:type="dxa" w:w="100"/>
+            </w:tcMar>
+          </w:tcPr>
+          <w:p>
+            <w:pPr>
+              <w:jc w:val="center"/>
+            </w:pPr>
+            <w:r>
+              <w:rPr>
+                <w:b w:val="false"/>
+                <w:bCs w:val="false"/>
+              </w:rPr>
+              <w:t xml:space="preserve">0.032</w:t>
+            </w:r>
+          </w:p>
+        </w:tc>
+        <w:tc>
+          <w:tcPr>
+            <w:tcW w:type="dxa" w:w="1675"/>
+            <w:tcBorders>
+              <w:top w:val="single" w:color="BBBBBB" w:sz="1"/>
+              <w:left w:val="single" w:color="BBBBBB" w:sz="1"/>
+              <w:bottom w:val="single" w:color="BBBBBB" w:sz="1"/>
+              <w:right w:val="single" w:color="BBBBBB" w:sz="1"/>
+            </w:tcBorders>
+            <w:tcMar>
+              <w:top w:type="dxa" w:w="60"/>
+              <w:left w:type="dxa" w:w="100"/>
+              <w:bottom w:type="dxa" w:w="60"/>
+              <w:right w:type="dxa" w:w="100"/>
+            </w:tcMar>
+          </w:tcPr>
+          <w:p>
+            <w:pPr>
+              <w:jc w:val="center"/>
+            </w:pPr>
+            <w:r>
+              <w:rPr>
+                <w:b w:val="false"/>
+                <w:bCs w:val="false"/>
+              </w:rPr>
+              <w:t xml:space="preserve">0.035</w:t>
+            </w:r>
+          </w:p>
+        </w:tc>
+        <w:tc>
+          <w:tcPr>
+            <w:tcW w:type="dxa" w:w="2000"/>
+            <w:tcBorders>
+              <w:top w:val="single" w:color="BBBBBB" w:sz="1"/>
+              <w:left w:val="single" w:color="BBBBBB" w:sz="1"/>
+              <w:bottom w:val="single" w:color="BBBBBB" w:sz="1"/>
+              <w:right w:val="single" w:color="BBBBBB" w:sz="1"/>
+            </w:tcBorders>
+            <w:tcMar>
+              <w:top w:type="dxa" w:w="60"/>
+              <w:left w:type="dxa" w:w="100"/>
+              <w:bottom w:type="dxa" w:w="60"/>
+              <w:right w:type="dxa" w:w="100"/>
+            </w:tcMar>
+          </w:tcPr>
+          <w:p>
+            <w:pPr>
+              <w:jc w:val="center"/>
+            </w:pPr>
+            <w:r>
+              <w:rPr>
+                <w:b w:val="false"/>
+                <w:bCs w:val="false"/>
+              </w:rPr>
+              <w:t xml:space="preserve">상업 활성 표지</w:t>
+            </w:r>
+          </w:p>
+        </w:tc>
+      </w:tr>
+      <w:tr>
+        <w:tc>
+          <w:tcPr>
+            <w:tcW w:type="dxa" w:w="2000"/>
+            <w:tcBorders>
+              <w:top w:val="single" w:color="BBBBBB" w:sz="1"/>
+              <w:left w:val="single" w:color="BBBBBB" w:sz="1"/>
+              <w:bottom w:val="single" w:color="BBBBBB" w:sz="1"/>
+              <w:right w:val="single" w:color="BBBBBB" w:sz="1"/>
+            </w:tcBorders>
+            <w:tcMar>
+              <w:top w:type="dxa" w:w="60"/>
+              <w:left w:type="dxa" w:w="100"/>
+              <w:bottom w:type="dxa" w:w="60"/>
+              <w:right w:type="dxa" w:w="100"/>
+            </w:tcMar>
+          </w:tcPr>
+          <w:p>
+            <w:pPr>
+              <w:jc w:val="left"/>
+            </w:pPr>
+            <w:r>
+              <w:rPr>
+                <w:b w:val="false"/>
+                <w:bCs w:val="false"/>
+              </w:rPr>
+              <w:t xml:space="preserve">녹지</w:t>
+            </w:r>
+          </w:p>
+        </w:tc>
+        <w:tc>
+          <w:tcPr>
+            <w:tcW w:type="dxa" w:w="1676"/>
+            <w:tcBorders>
+              <w:top w:val="single" w:color="BBBBBB" w:sz="1"/>
+              <w:left w:val="single" w:color="BBBBBB" w:sz="1"/>
+              <w:bottom w:val="single" w:color="BBBBBB" w:sz="1"/>
+              <w:right w:val="single" w:color="BBBBBB" w:sz="1"/>
+            </w:tcBorders>
+            <w:tcMar>
+              <w:top w:type="dxa" w:w="60"/>
+              <w:left w:type="dxa" w:w="100"/>
+              <w:bottom w:type="dxa" w:w="60"/>
+              <w:right w:type="dxa" w:w="100"/>
+            </w:tcMar>
+          </w:tcPr>
+          <w:p>
+            <w:pPr>
+              <w:jc w:val="center"/>
+            </w:pPr>
+            <w:r>
+              <w:rPr>
+                <w:b w:val="false"/>
+                <w:bCs w:val="false"/>
+              </w:rPr>
+              <w:t xml:space="preserve">0.032</w:t>
+            </w:r>
+          </w:p>
+        </w:tc>
+        <w:tc>
+          <w:tcPr>
+            <w:tcW w:type="dxa" w:w="1675"/>
+            <w:tcBorders>
+              <w:top w:val="single" w:color="BBBBBB" w:sz="1"/>
+              <w:left w:val="single" w:color="BBBBBB" w:sz="1"/>
+              <w:bottom w:val="single" w:color="BBBBBB" w:sz="1"/>
+              <w:right w:val="single" w:color="BBBBBB" w:sz="1"/>
+            </w:tcBorders>
+            <w:tcMar>
+              <w:top w:type="dxa" w:w="60"/>
+              <w:left w:type="dxa" w:w="100"/>
+              <w:bottom w:type="dxa" w:w="60"/>
+              <w:right w:type="dxa" w:w="100"/>
+            </w:tcMar>
+          </w:tcPr>
+          <w:p>
+            <w:pPr>
+              <w:jc w:val="center"/>
+            </w:pPr>
+            <w:r>
+              <w:rPr>
+                <w:b w:val="false"/>
+                <w:bCs w:val="false"/>
+              </w:rPr>
+              <w:t xml:space="preserve">0.047</w:t>
+            </w:r>
+          </w:p>
+        </w:tc>
+        <w:tc>
+          <w:tcPr>
+            <w:tcW w:type="dxa" w:w="1675"/>
+            <w:tcBorders>
+              <w:top w:val="single" w:color="BBBBBB" w:sz="1"/>
+              <w:left w:val="single" w:color="BBBBBB" w:sz="1"/>
+              <w:bottom w:val="single" w:color="BBBBBB" w:sz="1"/>
+              <w:right w:val="single" w:color="BBBBBB" w:sz="1"/>
+            </w:tcBorders>
+            <w:tcMar>
+              <w:top w:type="dxa" w:w="60"/>
+              <w:left w:type="dxa" w:w="100"/>
+              <w:bottom w:type="dxa" w:w="60"/>
+              <w:right w:type="dxa" w:w="100"/>
+            </w:tcMar>
+          </w:tcPr>
+          <w:p>
+            <w:pPr>
+              <w:jc w:val="center"/>
+            </w:pPr>
+            <w:r>
+              <w:rPr>
+                <w:b w:val="false"/>
+                <w:bCs w:val="false"/>
+              </w:rPr>
+              <w:t xml:space="preserve">0.027</w:t>
+            </w:r>
+          </w:p>
+        </w:tc>
+        <w:tc>
+          <w:tcPr>
+            <w:tcW w:type="dxa" w:w="2000"/>
+            <w:tcBorders>
+              <w:top w:val="single" w:color="BBBBBB" w:sz="1"/>
+              <w:left w:val="single" w:color="BBBBBB" w:sz="1"/>
+              <w:bottom w:val="single" w:color="BBBBBB" w:sz="1"/>
+              <w:right w:val="single" w:color="BBBBBB" w:sz="1"/>
+            </w:tcBorders>
+            <w:tcMar>
+              <w:top w:type="dxa" w:w="60"/>
+              <w:left w:type="dxa" w:w="100"/>
+              <w:bottom w:type="dxa" w:w="60"/>
+              <w:right w:type="dxa" w:w="100"/>
+            </w:tcMar>
+          </w:tcPr>
+          <w:p>
+            <w:pPr>
+              <w:jc w:val="center"/>
+            </w:pPr>
+            <w:r>
+              <w:rPr>
+                <w:b w:val="false"/>
+                <w:bCs w:val="false"/>
+              </w:rPr>
+              <w:t xml:space="preserve">가로수·조경(발달이 약 2배)</w:t>
+            </w:r>
+          </w:p>
+        </w:tc>
+      </w:tr>
+      <w:tr>
+        <w:tc>
+          <w:tcPr>
+            <w:tcW w:type="dxa" w:w="2000"/>
+            <w:tcBorders>
+              <w:top w:val="single" w:color="BBBBBB" w:sz="1"/>
+              <w:left w:val="single" w:color="BBBBBB" w:sz="1"/>
+              <w:bottom w:val="single" w:color="BBBBBB" w:sz="1"/>
+              <w:right w:val="single" w:color="BBBBBB" w:sz="1"/>
+            </w:tcBorders>
+            <w:tcMar>
+              <w:top w:type="dxa" w:w="60"/>
+              <w:left w:type="dxa" w:w="100"/>
+              <w:bottom w:type="dxa" w:w="60"/>
+              <w:right w:type="dxa" w:w="100"/>
+            </w:tcMar>
+          </w:tcPr>
+          <w:p>
+            <w:pPr>
+              <w:jc w:val="left"/>
+            </w:pPr>
+            <w:r>
+              <w:rPr>
+                <w:b w:val="false"/>
+                <w:bCs w:val="false"/>
+              </w:rPr>
+              <w:t xml:space="preserve">점포정면(창/문)</w:t>
+            </w:r>
+          </w:p>
+        </w:tc>
+        <w:tc>
+          <w:tcPr>
+            <w:tcW w:type="dxa" w:w="1676"/>
+            <w:tcBorders>
+              <w:top w:val="single" w:color="BBBBBB" w:sz="1"/>
+              <w:left w:val="single" w:color="BBBBBB" w:sz="1"/>
+              <w:bottom w:val="single" w:color="BBBBBB" w:sz="1"/>
+              <w:right w:val="single" w:color="BBBBBB" w:sz="1"/>
+            </w:tcBorders>
+            <w:tcMar>
+              <w:top w:type="dxa" w:w="60"/>
+              <w:left w:type="dxa" w:w="100"/>
+              <w:bottom w:type="dxa" w:w="60"/>
+              <w:right w:type="dxa" w:w="100"/>
+            </w:tcMar>
+          </w:tcPr>
+          <w:p>
+            <w:pPr>
+              <w:jc w:val="center"/>
+            </w:pPr>
+            <w:r>
+              <w:rPr>
+                <w:b w:val="false"/>
+                <w:bCs w:val="false"/>
+              </w:rPr>
+              <w:t xml:space="preserve">0.003</w:t>
+            </w:r>
+          </w:p>
+        </w:tc>
+        <w:tc>
+          <w:tcPr>
+            <w:tcW w:type="dxa" w:w="1675"/>
+            <w:tcBorders>
+              <w:top w:val="single" w:color="BBBBBB" w:sz="1"/>
+              <w:left w:val="single" w:color="BBBBBB" w:sz="1"/>
+              <w:bottom w:val="single" w:color="BBBBBB" w:sz="1"/>
+              <w:right w:val="single" w:color="BBBBBB" w:sz="1"/>
+            </w:tcBorders>
+            <w:tcMar>
+              <w:top w:type="dxa" w:w="60"/>
+              <w:left w:type="dxa" w:w="100"/>
+              <w:bottom w:type="dxa" w:w="60"/>
+              <w:right w:type="dxa" w:w="100"/>
+            </w:tcMar>
+          </w:tcPr>
+          <w:p>
+            <w:pPr>
+              <w:jc w:val="center"/>
+            </w:pPr>
+            <w:r>
+              <w:rPr>
+                <w:b w:val="false"/>
+                <w:bCs w:val="false"/>
+              </w:rPr>
+              <w:t xml:space="preserve">0.003</w:t>
+            </w:r>
+          </w:p>
+        </w:tc>
+        <w:tc>
+          <w:tcPr>
+            <w:tcW w:type="dxa" w:w="1675"/>
+            <w:tcBorders>
+              <w:top w:val="single" w:color="BBBBBB" w:sz="1"/>
+              <w:left w:val="single" w:color="BBBBBB" w:sz="1"/>
+              <w:bottom w:val="single" w:color="BBBBBB" w:sz="1"/>
+              <w:right w:val="single" w:color="BBBBBB" w:sz="1"/>
+            </w:tcBorders>
+            <w:tcMar>
+              <w:top w:type="dxa" w:w="60"/>
+              <w:left w:type="dxa" w:w="100"/>
+              <w:bottom w:type="dxa" w:w="60"/>
+              <w:right w:type="dxa" w:w="100"/>
+            </w:tcMar>
+          </w:tcPr>
+          <w:p>
+            <w:pPr>
+              <w:jc w:val="center"/>
+            </w:pPr>
+            <w:r>
+              <w:rPr>
+                <w:b w:val="false"/>
+                <w:bCs w:val="false"/>
+              </w:rPr>
+              <w:t xml:space="preserve">0.003</w:t>
+            </w:r>
+          </w:p>
+        </w:tc>
+        <w:tc>
+          <w:tcPr>
+            <w:tcW w:type="dxa" w:w="2000"/>
+            <w:tcBorders>
+              <w:top w:val="single" w:color="BBBBBB" w:sz="1"/>
+              <w:left w:val="single" w:color="BBBBBB" w:sz="1"/>
+              <w:bottom w:val="single" w:color="BBBBBB" w:sz="1"/>
+              <w:right w:val="single" w:color="BBBBBB" w:sz="1"/>
+            </w:tcBorders>
+            <w:tcMar>
+              <w:top w:type="dxa" w:w="60"/>
+              <w:left w:type="dxa" w:w="100"/>
+              <w:bottom w:type="dxa" w:w="60"/>
+              <w:right w:type="dxa" w:w="100"/>
+            </w:tcMar>
+          </w:tcPr>
+          <w:p>
+            <w:pPr>
+              <w:jc w:val="center"/>
+            </w:pPr>
+            <w:r>
+              <w:rPr>
+                <w:b w:val="false"/>
+                <w:bCs w:val="false"/>
+              </w:rPr>
+              <w:t xml:space="preserve">의외로 매우 작은 비중</w:t>
+            </w:r>
+          </w:p>
+        </w:tc>
+      </w:tr>
+    </w:tbl>
+    <w:p>
+      <w:pPr>
+        <w:spacing w:after="120" w:line="288"/>
+      </w:pPr>
+      <w:r>
+        <w:t xml:space="preserve">전형적인 가로는 건물(57%)이 지배하고, 도로(14%)·보도·하늘(약 6%)·간판·녹지(약 3%)가 뒤따른다. 흥미롭게도 점포의 창·문은 0.3%로 극히 작은데, 그럼에도 RQ1에서 상업 구조가 잘 복원된다 — 즉 모델은 점포 자체보다 건물 형태·간판·도로 구성 같은 더 큰 단서로 상업성을 읽는다.</w:t>
+      </w:r>
+    </w:p>
+    <w:p>
+      <w:pPr>
+        <w:spacing w:after="60" w:before="120"/>
       </w:pPr>
       <w:r>
         <w:rPr>
           <w:b/>
           <w:bCs/>
         </w:rPr>
-        <w:t xml:space="preserve">Commonality 분산분해 — 딥러닝의 정량 해부</w:t>
-      </w:r>
-    </w:p>
-    <w:p>
-      <w:pPr>
-        <w:spacing w:after="120" w:line="276"/>
-      </w:pPr>
-      <w:r>
-        <w:t xml:space="preserve">해석가능 구성비(seg)·핸드크래프트 텍스처·DINO를 결합해 설명 분산을 분해한 결과, 블랙박스 신호는 세 조각으로 분리된다(두 타깃 거의 동일).</w:t>
+        <w:t xml:space="preserve">(2) 각 요소가 직장인구와 어떻게 연결되나 — 부호와 의미</w:t>
+      </w:r>
+    </w:p>
+    <w:p>
+      <w:pPr>
+        <w:spacing w:after="120" w:line="288"/>
+      </w:pPr>
+      <w:r>
+        <w:t xml:space="preserve">세그 요소가 직장인구와 갖는 상관(부호)을 보면, 직장인구가 시각적으로 어떻게 인코딩되는지 드러난다.</w:t>
+      </w:r>
+    </w:p>
+    <w:p>
+      <w:pPr>
+        <w:spacing w:after="60" w:line="276"/>
+        <w:ind w:left="360"/>
+      </w:pPr>
+      <w:r>
+        <w:t xml:space="preserve">· 녹지 (+0.33): 녹지가 많을수록 직장인구↑ — 직관과 반대. 아래에서 자세히.</w:t>
+      </w:r>
+    </w:p>
+    <w:p>
+      <w:pPr>
+        <w:spacing w:after="60" w:line="276"/>
+        <w:ind w:left="360"/>
+      </w:pPr>
+      <w:r>
+        <w:t xml:space="preserve">· 하늘 (−0.26): 하늘이 적을수록(=건물이 높아 위요감↑) 직장인구↑. 오피스 밀집지는 고층이라 하늘이 가려진다 → 건물 높이/위요감의 지표.</w:t>
+      </w:r>
+    </w:p>
+    <w:p>
+      <w:pPr>
+        <w:spacing w:after="60" w:line="276"/>
+        <w:ind w:left="360"/>
+      </w:pPr>
+      <w:r>
+        <w:t xml:space="preserve">· 보도 (+0.22): 보도가 넓을수록 직장인구↑. 정비된 상업 대로일수록 보도가 갖춰진다.</w:t>
+      </w:r>
+    </w:p>
+    <w:p>
+      <w:pPr>
+        <w:spacing w:after="60" w:line="276"/>
+        <w:ind w:left="360"/>
+      </w:pPr>
+      <w:r>
+        <w:t xml:space="preserve">· 간판 (−0.17): 간판이 적을수록 직장인구↑. 오피스 거리는 외관이 정돈된 반면, 소매·골목은 간판이 난립 → 간판은 '소매성'의 표지.</w:t>
+      </w:r>
+    </w:p>
+    <w:p>
+      <w:pPr>
+        <w:spacing w:after="60" w:line="276"/>
+        <w:ind w:left="360"/>
+      </w:pPr>
+      <w:r>
+        <w:t xml:space="preserve">· 건물비중 (−0.12): 건물 비중이 높을수록 직장인구 약간↓. 저층 밀집 골목은 건물이 화면을 꽉 채우지만 직장인구는 적다.</w:t>
+      </w:r>
+    </w:p>
+    <w:p>
+      <w:pPr>
+        <w:spacing w:after="120" w:line="288"/>
+      </w:pPr>
+      <w:r>
+        <w:t xml:space="preserve">종합하면 직장인구는 '위요감 + 대로 형태'(높은 건물=낮은 하늘, 넓은 보도, 가로수)로 시각적으로 표현되고, 간판은 반대로 소매·골목 성격을 나타낸다.</w:t>
+      </w:r>
+    </w:p>
+    <w:p>
+      <w:pPr>
+        <w:spacing w:after="60" w:before="120"/>
+      </w:pPr>
+      <w:r>
+        <w:rPr>
+          <w:b/>
+          <w:bCs/>
+        </w:rPr>
+        <w:t xml:space="preserve">(3) 반직관적 발견 — 녹지</w:t>
+      </w:r>
+    </w:p>
+    <w:p>
+      <w:pPr>
+        <w:spacing w:after="120" w:line="288"/>
+      </w:pPr>
+      <w:r>
+        <w:t xml:space="preserve">상식적으로 '녹지'는 한적한 주거지나 공원을 떠올리게 한다. 그러나 데이터에서는 녹지가 골목상권(0.027)보다 상업 중심인 발달상권(0.047)에서 약 2배 넓고, 직장인구와 양(+)의 상관(r=+0.33)을 유형 안에서도 유지한다. 즉 모델이 포착한 녹지는 시골의 자연이 아니라, 여의도·테헤란로처럼 잘 정돈된 가로수와 공개공지(조경)를 갖춘 고밀도 오피스 대로의 시각적 지표로 해석된다. 인공지능이 '녹지=한적함'이라는 사람의 고정관념과 다른, 서울 특유의 패턴을 포착한 셈이다(상관 기반 해석).</w:t>
+      </w:r>
+    </w:p>
+    <w:p>
+      <w:pPr>
+        <w:spacing w:after="60" w:before="120"/>
+      </w:pPr>
+      <w:r>
+        <w:rPr>
+          <w:b/>
+          <w:bCs/>
+        </w:rPr>
+        <w:t xml:space="preserve">(4) 블랙박스를 수학적으로 해부 — 핸드크래프트 텍스처와 commonality 분해</w:t>
+      </w:r>
+    </w:p>
+    <w:tbl>
+      <w:tblPr>
+        <w:tblW w:type="dxa" w:w="9026"/>
+        <w:tblBorders>
+          <w:top w:val="single" w:color="auto" w:sz="4"/>
+          <w:left w:val="single" w:color="auto" w:sz="4"/>
+          <w:bottom w:val="single" w:color="auto" w:sz="4"/>
+          <w:right w:val="single" w:color="auto" w:sz="4"/>
+          <w:insideH w:val="single" w:color="auto" w:sz="4"/>
+          <w:insideV w:val="single" w:color="auto" w:sz="4"/>
+        </w:tblBorders>
+      </w:tblPr>
+      <w:tblGrid>
+        <w:gridCol w:w="9026"/>
+      </w:tblGrid>
+      <w:tr>
+        <w:tc>
+          <w:tcPr>
+            <w:tcW w:type="dxa" w:w="9026"/>
+            <w:tcBorders>
+              <w:top w:val="single" w:color="9DB8D2" w:sz="4"/>
+              <w:left w:val="single" w:color="9DB8D2" w:sz="4"/>
+              <w:bottom w:val="single" w:color="9DB8D2" w:sz="4"/>
+              <w:right w:val="single" w:color="9DB8D2" w:sz="4"/>
+            </w:tcBorders>
+            <w:shd w:fill="EAF1F8" w:val="clear"/>
+            <w:tcMar>
+              <w:top w:type="dxa" w:w="120"/>
+              <w:left w:type="dxa" w:w="160"/>
+              <w:bottom w:type="dxa" w:w="120"/>
+              <w:right w:type="dxa" w:w="160"/>
+            </w:tcMar>
+          </w:tcPr>
+          <w:p>
+            <w:pPr>
+              <w:spacing w:after="60"/>
+            </w:pPr>
+            <w:r>
+              <w:rPr>
+                <w:b/>
+                <w:bCs/>
+                <w:color w:val="1F3864"/>
+              </w:rPr>
+              <w:t xml:space="preserve">왜 핸드크래프트 특징을 보나</w:t>
+            </w:r>
+          </w:p>
+          <w:p>
+            <w:pPr>
+              <w:spacing w:after="40" w:line="276"/>
+            </w:pPr>
+            <w:r>
+              <w:t xml:space="preserve">세그멘테이션(구성비)으로 설명되지 않는 DINOv2의 신호가 남는데, 이것이 '정체불명의 무언가'인지 아니면 수식으로 정의되는 저수준 시각통계(질감·색·테두리)인지 검증하기 위해서다.</w:t>
+            </w:r>
+          </w:p>
+          <w:p>
+            <w:pPr>
+              <w:spacing w:after="40" w:line="276"/>
+            </w:pPr>
+            <w:r>
+              <w:t xml:space="preserve">어떻게: GLCM(질감의 거칠기·규칙성), Gabor(방향성 텍스처), 엣지밀도(시각적 복잡도), HSV 색 통계, 엔트로피 등 전통 컴퓨터비전 특징 약 16개를 사진에서 계산한다.</w:t>
+            </w:r>
+          </w:p>
+          <w:p>
+            <w:pPr>
+              <w:spacing w:after="40" w:line="276"/>
+            </w:pPr>
+            <w:r>
+              <w:t xml:space="preserve">의미: 구성비 → 텍스처 → 잔여 의 순서로 블랙박스를 점진적으로 '설명해 없애' 본다. 어디까지가 사람이 이해할 수 있는 요소이고, 무엇이 끝까지 남는지를 정량적으로 가른다.</w:t>
+            </w:r>
+          </w:p>
+        </w:tc>
+      </w:tr>
+    </w:tbl>
+    <w:p>
+      <w:pPr>
+        <w:spacing w:after="120" w:line="288"/>
+      </w:pPr>
+      <w:r>
+        <w:t xml:space="preserve">그 결과, 직장인구를 예측하는 DINOv2의 신호는 세 조각으로 깔끔히 나뉜다(점포수도 거의 동일).</w:t>
       </w:r>
     </w:p>
     <w:tbl>
@@ -2256,7 +4373,7 @@
                 <w:b/>
                 <w:bCs/>
               </w:rPr>
-              <w:t xml:space="preserve">구성비(seg)</w:t>
+              <w:t xml:space="preserve">구성비(건물·녹지 등)</w:t>
             </w:r>
           </w:p>
         </w:tc>
@@ -2680,34 +4797,10 @@
     </w:p>
     <w:p>
       <w:pPr>
-        <w:spacing w:after="120" w:line="276"/>
-      </w:pPr>
-      <w:r>
-        <w:t xml:space="preserve">핵심: 세그멘테이션만으로는 환원되지 않던 신호(직장인구 기준 0.308)에 핸드크래프트 텍스처를 투입하자 그 절반(→0.154)이 흡수되었다. 즉 '환원 불가'로 보이던 신호의 상당부분이 수학적으로 정의되는 저수준 시각통계(텍스처·색·엣지)였음이 규명된다. 동시에 약 28%는 구성비로도 텍스처로도 환원되지 않아, 거대 비전모델만이 포착하는 고차원 신호가 실재함을 보인다.</w:t>
-      </w:r>
-    </w:p>
-    <w:p>
-      <w:pPr>
-        <w:spacing w:after="120" w:line="276"/>
-      </w:pPr>
-      <w:r>
-        <w:t xml:space="preserve">이 분해는 두 비판을 동시에 차단한다: (1) '768차원이 만든 무작위 노이즈 아니냐' — 구조화된 텍스처가 절반을 흡수하므로 무작위가 아니다. (2) '건물 면적만 본 것 아니냐' — 구성비는 44%에 불과하다. 단, 흡수된 ~28%는 '분위기/감성'이 아니라 '저수준 시각통계'로 명명함이 정확하다.</w:t>
-      </w:r>
-    </w:p>
-    <w:p>
-      <w:pPr>
-        <w:pStyle w:val="Heading2"/>
-      </w:pPr>
-      <w:r>
-        <w:t xml:space="preserve">3.3 RQ3 — 경계: 구조 통제 후 매출 기여</w:t>
-      </w:r>
-    </w:p>
-    <w:p>
-      <w:pPr>
-        <w:spacing w:after="120" w:line="276"/>
-      </w:pPr>
-      <w:r>
-        <w:t xml:space="preserve">인구·면적·자치구·상권유형을 통제한 뒤 이미지의 추가 매출 설명력을 검증하였다. 풀링에서 유의한 증분이 관측되나, 이는 이미지가 상권 유형·잔여 규모를 대리(proxy)함으로써 발생하는 연관(association)이며 경관 효과의 인과적 증거가 아님에 유의한다.</w:t>
+        <w:spacing w:after="120" w:line="288"/>
+      </w:pPr>
+      <w:r>
+        <w:t xml:space="preserve">핵심: 세그멘테이션만으로 환원되지 않던 신호(직장인구 기준 0.308)에 텍스처 특징을 더하자 그 절반(→0.154)이 흡수되었다 — 즉 '설명 불가'로 보이던 신호의 상당 부분이 수학적으로 정의되는 저수준 시각통계(질감·색·테두리)였음이 밝혀진다. 그러나 약 28%는 구성비로도 텍스처로도 환원되지 않는다.</w:t>
       </w:r>
     </w:p>
     <w:tbl>
@@ -2723,9 +4816,260 @@
         </w:tblBorders>
       </w:tblPr>
       <w:tblGrid>
-        <w:gridCol w:w="1400"/>
-        <w:gridCol w:w="2000"/>
-        <w:gridCol w:w="1400"/>
+        <w:gridCol w:w="9026"/>
+      </w:tblGrid>
+      <w:tr>
+        <w:tc>
+          <w:tcPr>
+            <w:tcW w:type="dxa" w:w="9026"/>
+            <w:tcBorders>
+              <w:top w:val="single" w:color="9DB8D2" w:sz="4"/>
+              <w:left w:val="single" w:color="9DB8D2" w:sz="4"/>
+              <w:bottom w:val="single" w:color="9DB8D2" w:sz="4"/>
+              <w:right w:val="single" w:color="9DB8D2" w:sz="4"/>
+            </w:tcBorders>
+            <w:shd w:fill="EAF1F8" w:val="clear"/>
+            <w:tcMar>
+              <w:top w:type="dxa" w:w="120"/>
+              <w:left w:type="dxa" w:w="160"/>
+              <w:bottom w:type="dxa" w:w="120"/>
+              <w:right w:type="dxa" w:w="160"/>
+            </w:tcMar>
+          </w:tcPr>
+          <w:p>
+            <w:pPr>
+              <w:spacing w:after="60"/>
+            </w:pPr>
+            <w:r>
+              <w:rPr>
+                <w:b/>
+                <w:bCs/>
+                <w:color w:val="1F3864"/>
+              </w:rPr>
+              <w:t xml:space="preserve">남는 28%는 무엇인가</w:t>
+            </w:r>
+          </w:p>
+          <w:p>
+            <w:pPr>
+              <w:spacing w:after="40" w:line="276"/>
+            </w:pPr>
+            <w:r>
+              <w:t xml:space="preserve">구성비(건물·녹지 등 면적 비율)로도, 텍스처·색 같은 전통 특징으로도 잡히지 않는 부분이다.</w:t>
+            </w:r>
+          </w:p>
+          <w:p>
+            <w:pPr>
+              <w:spacing w:after="40" w:line="276"/>
+            </w:pPr>
+            <w:r>
+              <w:t xml:space="preserve">이는 거대 비전모델만이 포착하는 고차원 정보 — 즉 요소들의 '공간 배치·건축적 짜임새(게슈탈트)'처럼, 단순 면적이나 질감으로 환원되지 않는 장면 전체의 구조로 해석된다.</w:t>
+            </w:r>
+          </w:p>
+          <w:p>
+            <w:pPr>
+              <w:spacing w:after="40" w:line="276"/>
+            </w:pPr>
+            <w:r>
+              <w:t xml:space="preserve">이 분해는 두 비판을 동시에 막는다: ① '768차원이 만든 무작위 잡음 아니냐' → 구조화된 텍스처가 절반을 흡수하므로 무작위가 아니다. ② '건물 면적만 본 것 아니냐' → 구성비는 44%뿐이다. (다만 이 28%를 '분위기/감성'이라 단정하지는 않는다 — 검증된 것은 '구성·텍스처로 환원되지 않음'까지다.)</w:t>
+            </w:r>
+          </w:p>
+        </w:tc>
+      </w:tr>
+    </w:tbl>
+    <w:p>
+      <w:pPr>
+        <w:pStyle w:val="Heading2"/>
+      </w:pPr>
+      <w:r>
+        <w:t xml:space="preserve">3.3 RQ3 — 경계: 구조를 다 고려한 뒤에도 매출에 보탬이 되나</w:t>
+      </w:r>
+    </w:p>
+    <w:p>
+      <w:pPr>
+        <w:spacing w:after="120" w:line="288"/>
+      </w:pPr>
+      <w:r>
+        <w:t xml:space="preserve">RQ1·RQ2를 통해 이미지가 무엇을 읽고 왜 읽는지 알았다. 마지막 질문은 그 능력의 쓸모다 — 인구·유형 등 행정 구조를 이미 다 알고 있을 때, 이미지가 매출에 더해 줄 정보가 남는가?</w:t>
+      </w:r>
+    </w:p>
+    <w:tbl>
+      <w:tblPr>
+        <w:tblW w:type="dxa" w:w="9026"/>
+        <w:tblBorders>
+          <w:top w:val="single" w:color="auto" w:sz="4"/>
+          <w:left w:val="single" w:color="auto" w:sz="4"/>
+          <w:bottom w:val="single" w:color="auto" w:sz="4"/>
+          <w:right w:val="single" w:color="auto" w:sz="4"/>
+          <w:insideH w:val="single" w:color="auto" w:sz="4"/>
+          <w:insideV w:val="single" w:color="auto" w:sz="4"/>
+        </w:tblBorders>
+      </w:tblPr>
+      <w:tblGrid>
+        <w:gridCol w:w="9026"/>
+      </w:tblGrid>
+      <w:tr>
+        <w:tc>
+          <w:tcPr>
+            <w:tcW w:type="dxa" w:w="9026"/>
+            <w:tcBorders>
+              <w:top w:val="single" w:color="9DB8D2" w:sz="4"/>
+              <w:left w:val="single" w:color="9DB8D2" w:sz="4"/>
+              <w:bottom w:val="single" w:color="9DB8D2" w:sz="4"/>
+              <w:right w:val="single" w:color="9DB8D2" w:sz="4"/>
+            </w:tcBorders>
+            <w:shd w:fill="EAF1F8" w:val="clear"/>
+            <w:tcMar>
+              <w:top w:type="dxa" w:w="120"/>
+              <w:left w:type="dxa" w:w="160"/>
+              <w:bottom w:type="dxa" w:w="120"/>
+              <w:right w:type="dxa" w:w="160"/>
+            </w:tcMar>
+          </w:tcPr>
+          <w:p>
+            <w:pPr>
+              <w:spacing w:after="60"/>
+            </w:pPr>
+            <w:r>
+              <w:rPr>
+                <w:b/>
+                <w:bCs/>
+                <w:color w:val="1F3864"/>
+              </w:rPr>
+              <w:t xml:space="preserve">왜 종속변수(Y)를 '매출/유동인구'로 두는가</w:t>
+            </w:r>
+          </w:p>
+          <w:p>
+            <w:pPr>
+              <w:spacing w:after="40" w:line="276"/>
+            </w:pPr>
+            <w:r>
+              <w:t xml:space="preserve">문제: 총매출은 '규모'에 지배된다. 강남역 매출이 큰 건 거리가 크고 사람이 많아서지, 경관이 특별해서가 아니다. 총매출을 그대로 쓰면 '큰 상권이 매출 크다'는 규모효과만 보게 된다.</w:t>
+            </w:r>
+          </w:p>
+          <w:p>
+            <w:pPr>
+              <w:spacing w:after="40" w:line="276"/>
+            </w:pPr>
+            <w:r>
+              <w:t xml:space="preserve">해법: 총매출을 그 앞을 지난 보행자 수(유동인구)로 나눈다 → 매출/유동 = '지나가는 사람 1명당 매출' = 전환효율(소비 생산성). 입지·규모가 끌어올리는 유동 '물량'을 걷어내고, 같은 인원이 지날 때 얼마나 소비로 이어지는지만 남긴다.</w:t>
+            </w:r>
+          </w:p>
+          <w:p>
+            <w:pPr>
+              <w:spacing w:after="40" w:line="276"/>
+            </w:pPr>
+            <w:r>
+              <w:t xml:space="preserve">왜 경관 질문에 맞나: 경관이 작동한다면 '예쁜 거리일수록 1명당 더 쓴다'(전환)에 나타나야지, 보행 물량(입지·교통이 정함)에 나타날 이유가 없다. 비유 — 유동이 같은 두 거리의 카페 중, 가로수 있는 깨끗한 거리가 1명당 더 많은 소비로 전환된다면 매출/유동이 높다.</w:t>
+            </w:r>
+          </w:p>
+          <w:p>
+            <w:pPr>
+              <w:spacing w:after="40" w:line="276"/>
+            </w:pPr>
+            <w:r>
+              <w:t xml:space="preserve">단서: 매출/유동도 수요를 완전히 없애진 못한다(누가 지나가느냐가 1인당 소비를 좌우). 그래서 인구를 추가로 통제하고, 총매출(log매출)도 함께 보고해 비율로 인한 인공물이 아님을 확인한다.</w:t>
+            </w:r>
+          </w:p>
+        </w:tc>
+      </w:tr>
+    </w:tbl>
+    <w:tbl>
+      <w:tblPr>
+        <w:tblW w:type="dxa" w:w="9026"/>
+        <w:tblBorders>
+          <w:top w:val="single" w:color="auto" w:sz="4"/>
+          <w:left w:val="single" w:color="auto" w:sz="4"/>
+          <w:bottom w:val="single" w:color="auto" w:sz="4"/>
+          <w:right w:val="single" w:color="auto" w:sz="4"/>
+          <w:insideH w:val="single" w:color="auto" w:sz="4"/>
+          <w:insideV w:val="single" w:color="auto" w:sz="4"/>
+        </w:tblBorders>
+      </w:tblPr>
+      <w:tblGrid>
+        <w:gridCol w:w="9026"/>
+      </w:tblGrid>
+      <w:tr>
+        <w:tc>
+          <w:tcPr>
+            <w:tcW w:type="dxa" w:w="9026"/>
+            <w:tcBorders>
+              <w:top w:val="single" w:color="9DB8D2" w:sz="4"/>
+              <w:left w:val="single" w:color="9DB8D2" w:sz="4"/>
+              <w:bottom w:val="single" w:color="9DB8D2" w:sz="4"/>
+              <w:right w:val="single" w:color="9DB8D2" w:sz="4"/>
+            </w:tcBorders>
+            <w:shd w:fill="EAF1F8" w:val="clear"/>
+            <w:tcMar>
+              <w:top w:type="dxa" w:w="120"/>
+              <w:left w:type="dxa" w:w="160"/>
+              <w:bottom w:type="dxa" w:w="120"/>
+              <w:right w:type="dxa" w:w="160"/>
+            </w:tcMar>
+          </w:tcPr>
+          <w:p>
+            <w:pPr>
+              <w:spacing w:after="60"/>
+            </w:pPr>
+            <w:r>
+              <w:rPr>
+                <w:b/>
+                <w:bCs/>
+                <w:color w:val="1F3864"/>
+              </w:rPr>
+              <w:t xml:space="preserve">'인구를 통제한다'는 게 무슨 뜻인가</w:t>
+            </w:r>
+          </w:p>
+          <w:p>
+            <w:pPr>
+              <w:spacing w:after="40" w:line="276"/>
+            </w:pPr>
+            <w:r>
+              <w:t xml:space="preserve">통제 = 회귀모형에 그 변수들을 미리 넣어 두는 것이다. 본 RQ3의 기본(base) 모형은 log직장인구·log상주인구·log유동인구·면적·자치구(고정효과)·상권유형을 예측변수로 포함한다.</w:t>
+            </w:r>
+          </w:p>
+          <w:p>
+            <w:pPr>
+              <w:spacing w:after="40" w:line="276"/>
+            </w:pPr>
+            <w:r>
+              <w:t xml:space="preserve">그러면 모형은 이미 '인구·면적·어느 구·어떤 유형인지'를 안다. 그 위에 이미지 특징을 추가했을 때 R²가 더 오르면(ΔR²&gt;0), 이는 이미지가 인구 등으로 설명되지 않는 정보를 추가로 가졌다는 뜻이다.</w:t>
+            </w:r>
+          </w:p>
+          <w:p>
+            <w:pPr>
+              <w:spacing w:after="40" w:line="276"/>
+            </w:pPr>
+            <w:r>
+              <w:t xml:space="preserve">반대로 ΔR²≈0이면, 이미지는 인구의 '그림자(대리지표)'일 뿐 — RQ1에서 이미지≈직장인구였던 것과 일치한다.</w:t>
+            </w:r>
+          </w:p>
+        </w:tc>
+      </w:tr>
+    </w:tbl>
+    <w:p>
+      <w:pPr>
+        <w:spacing w:after="120" w:line="288"/>
+      </w:pPr>
+      <w:r>
+        <w:t xml:space="preserve">또한 풀링(전체)과 유형 분리(발달/골목)를 함께 본다. 풀링은 전체 연관을 보지만 '발달이냐 골목이냐'의 차이가 섞인다. 유형 안에서 보면 그 유형 차이를 제거하고, 동질적인 유형 내부에서도 이미지가 보태는지 확인할 수 있다 — '이미지가 그냥 유형을 감지한 것'과 '유형을 넘어 기여한 것'을 가른다.</w:t>
+      </w:r>
+    </w:p>
+    <w:tbl>
+      <w:tblPr>
+        <w:tblW w:type="dxa" w:w="8926"/>
+        <w:tblBorders>
+          <w:top w:val="single" w:color="auto" w:sz="4"/>
+          <w:left w:val="single" w:color="auto" w:sz="4"/>
+          <w:bottom w:val="single" w:color="auto" w:sz="4"/>
+          <w:right w:val="single" w:color="auto" w:sz="4"/>
+          <w:insideH w:val="single" w:color="auto" w:sz="4"/>
+          <w:insideV w:val="single" w:color="auto" w:sz="4"/>
+        </w:tblBorders>
+      </w:tblPr>
+      <w:tblGrid>
+        <w:gridCol w:w="1300"/>
+        <w:gridCol w:w="2100"/>
+        <w:gridCol w:w="1300"/>
         <w:gridCol w:w="1500"/>
         <w:gridCol w:w="1300"/>
         <w:gridCol w:w="1426"/>
@@ -2733,7 +5077,7 @@
       <w:tr>
         <w:tc>
           <w:tcPr>
-            <w:tcW w:type="dxa" w:w="1400"/>
+            <w:tcW w:type="dxa" w:w="1300"/>
             <w:tcBorders>
               <w:top w:val="single" w:color="BBBBBB" w:sz="1"/>
               <w:left w:val="single" w:color="BBBBBB" w:sz="1"/>
@@ -2763,7 +5107,7 @@
         </w:tc>
         <w:tc>
           <w:tcPr>
-            <w:tcW w:type="dxa" w:w="2000"/>
+            <w:tcW w:type="dxa" w:w="2100"/>
             <w:tcBorders>
               <w:top w:val="single" w:color="BBBBBB" w:sz="1"/>
               <w:left w:val="single" w:color="BBBBBB" w:sz="1"/>
@@ -2787,13 +5131,13 @@
                 <w:b/>
                 <w:bCs/>
               </w:rPr>
-              <w:t xml:space="preserve">Y</w:t>
-            </w:r>
-          </w:p>
-        </w:tc>
-        <w:tc>
-          <w:tcPr>
-            <w:tcW w:type="dxa" w:w="1400"/>
+              <w:t xml:space="preserve">Y (종속변수)</w:t>
+            </w:r>
+          </w:p>
+        </w:tc>
+        <w:tc>
+          <w:tcPr>
+            <w:tcW w:type="dxa" w:w="1300"/>
             <w:tcBorders>
               <w:top w:val="single" w:color="BBBBBB" w:sz="1"/>
               <w:left w:val="single" w:color="BBBBBB" w:sz="1"/>
@@ -2915,7 +5259,7 @@
       <w:tr>
         <w:tc>
           <w:tcPr>
-            <w:tcW w:type="dxa" w:w="1400"/>
+            <w:tcW w:type="dxa" w:w="1300"/>
             <w:tcBorders>
               <w:top w:val="single" w:color="BBBBBB" w:sz="1"/>
               <w:left w:val="single" w:color="BBBBBB" w:sz="1"/>
@@ -2944,36 +5288,36 @@
         </w:tc>
         <w:tc>
           <w:tcPr>
-            <w:tcW w:type="dxa" w:w="2000"/>
-            <w:tcBorders>
-              <w:top w:val="single" w:color="BBBBBB" w:sz="1"/>
-              <w:left w:val="single" w:color="BBBBBB" w:sz="1"/>
-              <w:bottom w:val="single" w:color="BBBBBB" w:sz="1"/>
-              <w:right w:val="single" w:color="BBBBBB" w:sz="1"/>
-            </w:tcBorders>
-            <w:tcMar>
-              <w:top w:type="dxa" w:w="60"/>
-              <w:left w:type="dxa" w:w="100"/>
-              <w:bottom w:type="dxa" w:w="60"/>
-              <w:right w:type="dxa" w:w="100"/>
-            </w:tcMar>
-          </w:tcPr>
-          <w:p>
-            <w:pPr>
-              <w:jc w:val="center"/>
-            </w:pPr>
-            <w:r>
-              <w:rPr>
-                <w:b w:val="false"/>
-                <w:bCs w:val="false"/>
-              </w:rPr>
-              <w:t xml:space="preserve">log 매출</w:t>
-            </w:r>
-          </w:p>
-        </w:tc>
-        <w:tc>
-          <w:tcPr>
-            <w:tcW w:type="dxa" w:w="1400"/>
+            <w:tcW w:type="dxa" w:w="2100"/>
+            <w:tcBorders>
+              <w:top w:val="single" w:color="BBBBBB" w:sz="1"/>
+              <w:left w:val="single" w:color="BBBBBB" w:sz="1"/>
+              <w:bottom w:val="single" w:color="BBBBBB" w:sz="1"/>
+              <w:right w:val="single" w:color="BBBBBB" w:sz="1"/>
+            </w:tcBorders>
+            <w:tcMar>
+              <w:top w:type="dxa" w:w="60"/>
+              <w:left w:type="dxa" w:w="100"/>
+              <w:bottom w:type="dxa" w:w="60"/>
+              <w:right w:type="dxa" w:w="100"/>
+            </w:tcMar>
+          </w:tcPr>
+          <w:p>
+            <w:pPr>
+              <w:jc w:val="center"/>
+            </w:pPr>
+            <w:r>
+              <w:rPr>
+                <w:b w:val="false"/>
+                <w:bCs w:val="false"/>
+              </w:rPr>
+              <w:t xml:space="preserve">log 매출 (총액)</w:t>
+            </w:r>
+          </w:p>
+        </w:tc>
+        <w:tc>
+          <w:tcPr>
+            <w:tcW w:type="dxa" w:w="1300"/>
             <w:tcBorders>
               <w:top w:val="single" w:color="BBBBBB" w:sz="1"/>
               <w:left w:val="single" w:color="BBBBBB" w:sz="1"/>
@@ -3091,7 +5435,7 @@
       <w:tr>
         <w:tc>
           <w:tcPr>
-            <w:tcW w:type="dxa" w:w="1400"/>
+            <w:tcW w:type="dxa" w:w="1300"/>
             <w:tcBorders>
               <w:top w:val="single" w:color="BBBBBB" w:sz="1"/>
               <w:left w:val="single" w:color="BBBBBB" w:sz="1"/>
@@ -3120,36 +5464,36 @@
         </w:tc>
         <w:tc>
           <w:tcPr>
-            <w:tcW w:type="dxa" w:w="2000"/>
-            <w:tcBorders>
-              <w:top w:val="single" w:color="BBBBBB" w:sz="1"/>
-              <w:left w:val="single" w:color="BBBBBB" w:sz="1"/>
-              <w:bottom w:val="single" w:color="BBBBBB" w:sz="1"/>
-              <w:right w:val="single" w:color="BBBBBB" w:sz="1"/>
-            </w:tcBorders>
-            <w:tcMar>
-              <w:top w:type="dxa" w:w="60"/>
-              <w:left w:type="dxa" w:w="100"/>
-              <w:bottom w:type="dxa" w:w="60"/>
-              <w:right w:type="dxa" w:w="100"/>
-            </w:tcMar>
-          </w:tcPr>
-          <w:p>
-            <w:pPr>
-              <w:jc w:val="center"/>
-            </w:pPr>
-            <w:r>
-              <w:rPr>
-                <w:b w:val="false"/>
-                <w:bCs w:val="false"/>
-              </w:rPr>
-              <w:t xml:space="preserve">log 매출/유동</w:t>
-            </w:r>
-          </w:p>
-        </w:tc>
-        <w:tc>
-          <w:tcPr>
-            <w:tcW w:type="dxa" w:w="1400"/>
+            <w:tcW w:type="dxa" w:w="2100"/>
+            <w:tcBorders>
+              <w:top w:val="single" w:color="BBBBBB" w:sz="1"/>
+              <w:left w:val="single" w:color="BBBBBB" w:sz="1"/>
+              <w:bottom w:val="single" w:color="BBBBBB" w:sz="1"/>
+              <w:right w:val="single" w:color="BBBBBB" w:sz="1"/>
+            </w:tcBorders>
+            <w:tcMar>
+              <w:top w:type="dxa" w:w="60"/>
+              <w:left w:type="dxa" w:w="100"/>
+              <w:bottom w:type="dxa" w:w="60"/>
+              <w:right w:type="dxa" w:w="100"/>
+            </w:tcMar>
+          </w:tcPr>
+          <w:p>
+            <w:pPr>
+              <w:jc w:val="center"/>
+            </w:pPr>
+            <w:r>
+              <w:rPr>
+                <w:b w:val="false"/>
+                <w:bCs w:val="false"/>
+              </w:rPr>
+              <w:t xml:space="preserve">매출/유동 (전환)</w:t>
+            </w:r>
+          </w:p>
+        </w:tc>
+        <w:tc>
+          <w:tcPr>
+            <w:tcW w:type="dxa" w:w="1300"/>
             <w:tcBorders>
               <w:top w:val="single" w:color="BBBBBB" w:sz="1"/>
               <w:left w:val="single" w:color="BBBBBB" w:sz="1"/>
@@ -3267,7 +5611,7 @@
       <w:tr>
         <w:tc>
           <w:tcPr>
-            <w:tcW w:type="dxa" w:w="1400"/>
+            <w:tcW w:type="dxa" w:w="1300"/>
             <w:tcBorders>
               <w:top w:val="single" w:color="BBBBBB" w:sz="1"/>
               <w:left w:val="single" w:color="BBBBBB" w:sz="1"/>
@@ -3296,59 +5640,59 @@
         </w:tc>
         <w:tc>
           <w:tcPr>
-            <w:tcW w:type="dxa" w:w="2000"/>
-            <w:tcBorders>
-              <w:top w:val="single" w:color="BBBBBB" w:sz="1"/>
-              <w:left w:val="single" w:color="BBBBBB" w:sz="1"/>
-              <w:bottom w:val="single" w:color="BBBBBB" w:sz="1"/>
-              <w:right w:val="single" w:color="BBBBBB" w:sz="1"/>
-            </w:tcBorders>
-            <w:tcMar>
-              <w:top w:type="dxa" w:w="60"/>
-              <w:left w:type="dxa" w:w="100"/>
-              <w:bottom w:type="dxa" w:w="60"/>
-              <w:right w:type="dxa" w:w="100"/>
-            </w:tcMar>
-          </w:tcPr>
-          <w:p>
-            <w:pPr>
-              <w:jc w:val="center"/>
-            </w:pPr>
-            <w:r>
-              <w:rPr>
-                <w:b w:val="false"/>
-                <w:bCs w:val="false"/>
-              </w:rPr>
-              <w:t xml:space="preserve">log 매출/유동</w:t>
-            </w:r>
-          </w:p>
-        </w:tc>
-        <w:tc>
-          <w:tcPr>
-            <w:tcW w:type="dxa" w:w="1400"/>
-            <w:tcBorders>
-              <w:top w:val="single" w:color="BBBBBB" w:sz="1"/>
-              <w:left w:val="single" w:color="BBBBBB" w:sz="1"/>
-              <w:bottom w:val="single" w:color="BBBBBB" w:sz="1"/>
-              <w:right w:val="single" w:color="BBBBBB" w:sz="1"/>
-            </w:tcBorders>
-            <w:tcMar>
-              <w:top w:type="dxa" w:w="60"/>
-              <w:left w:type="dxa" w:w="100"/>
-              <w:bottom w:type="dxa" w:w="60"/>
-              <w:right w:type="dxa" w:w="100"/>
-            </w:tcMar>
-          </w:tcPr>
-          <w:p>
-            <w:pPr>
-              <w:jc w:val="center"/>
-            </w:pPr>
-            <w:r>
-              <w:rPr>
-                <w:b w:val="false"/>
-                <w:bCs w:val="false"/>
-              </w:rPr>
-              <w:t xml:space="preserve">0.245</w:t>
+            <w:tcW w:type="dxa" w:w="2100"/>
+            <w:tcBorders>
+              <w:top w:val="single" w:color="BBBBBB" w:sz="1"/>
+              <w:left w:val="single" w:color="BBBBBB" w:sz="1"/>
+              <w:bottom w:val="single" w:color="BBBBBB" w:sz="1"/>
+              <w:right w:val="single" w:color="BBBBBB" w:sz="1"/>
+            </w:tcBorders>
+            <w:tcMar>
+              <w:top w:type="dxa" w:w="60"/>
+              <w:left w:type="dxa" w:w="100"/>
+              <w:bottom w:type="dxa" w:w="60"/>
+              <w:right w:type="dxa" w:w="100"/>
+            </w:tcMar>
+          </w:tcPr>
+          <w:p>
+            <w:pPr>
+              <w:jc w:val="center"/>
+            </w:pPr>
+            <w:r>
+              <w:rPr>
+                <w:b w:val="false"/>
+                <w:bCs w:val="false"/>
+              </w:rPr>
+              <w:t xml:space="preserve">log 매출</w:t>
+            </w:r>
+          </w:p>
+        </w:tc>
+        <w:tc>
+          <w:tcPr>
+            <w:tcW w:type="dxa" w:w="1300"/>
+            <w:tcBorders>
+              <w:top w:val="single" w:color="BBBBBB" w:sz="1"/>
+              <w:left w:val="single" w:color="BBBBBB" w:sz="1"/>
+              <w:bottom w:val="single" w:color="BBBBBB" w:sz="1"/>
+              <w:right w:val="single" w:color="BBBBBB" w:sz="1"/>
+            </w:tcBorders>
+            <w:tcMar>
+              <w:top w:type="dxa" w:w="60"/>
+              <w:left w:type="dxa" w:w="100"/>
+              <w:bottom w:type="dxa" w:w="60"/>
+              <w:right w:type="dxa" w:w="100"/>
+            </w:tcMar>
+          </w:tcPr>
+          <w:p>
+            <w:pPr>
+              <w:jc w:val="center"/>
+            </w:pPr>
+            <w:r>
+              <w:rPr>
+                <w:b w:val="false"/>
+                <w:bCs w:val="false"/>
+              </w:rPr>
+              <w:t xml:space="preserve">0.382</w:t>
             </w:r>
           </w:p>
         </w:tc>
@@ -3377,7 +5721,7 @@
                 <w:b w:val="false"/>
                 <w:bCs w:val="false"/>
               </w:rPr>
-              <w:t xml:space="preserve">0.349</w:t>
+              <w:t xml:space="preserve">0.464</w:t>
             </w:r>
           </w:p>
         </w:tc>
@@ -3406,7 +5750,7 @@
                 <w:b w:val="false"/>
                 <w:bCs w:val="false"/>
               </w:rPr>
-              <w:t xml:space="preserve">+0.104</w:t>
+              <w:t xml:space="preserve">+0.082</w:t>
             </w:r>
           </w:p>
         </w:tc>
@@ -3443,7 +5787,7 @@
       <w:tr>
         <w:tc>
           <w:tcPr>
-            <w:tcW w:type="dxa" w:w="1400"/>
+            <w:tcW w:type="dxa" w:w="1300"/>
             <w:tcBorders>
               <w:top w:val="single" w:color="BBBBBB" w:sz="1"/>
               <w:left w:val="single" w:color="BBBBBB" w:sz="1"/>
@@ -3466,42 +5810,394 @@
                 <w:b w:val="false"/>
                 <w:bCs w:val="false"/>
               </w:rPr>
+              <w:t xml:space="preserve">골목</w:t>
+            </w:r>
+          </w:p>
+        </w:tc>
+        <w:tc>
+          <w:tcPr>
+            <w:tcW w:type="dxa" w:w="2100"/>
+            <w:tcBorders>
+              <w:top w:val="single" w:color="BBBBBB" w:sz="1"/>
+              <w:left w:val="single" w:color="BBBBBB" w:sz="1"/>
+              <w:bottom w:val="single" w:color="BBBBBB" w:sz="1"/>
+              <w:right w:val="single" w:color="BBBBBB" w:sz="1"/>
+            </w:tcBorders>
+            <w:tcMar>
+              <w:top w:type="dxa" w:w="60"/>
+              <w:left w:type="dxa" w:w="100"/>
+              <w:bottom w:type="dxa" w:w="60"/>
+              <w:right w:type="dxa" w:w="100"/>
+            </w:tcMar>
+          </w:tcPr>
+          <w:p>
+            <w:pPr>
+              <w:jc w:val="center"/>
+            </w:pPr>
+            <w:r>
+              <w:rPr>
+                <w:b w:val="false"/>
+                <w:bCs w:val="false"/>
+              </w:rPr>
+              <w:t xml:space="preserve">매출/유동</w:t>
+            </w:r>
+          </w:p>
+        </w:tc>
+        <w:tc>
+          <w:tcPr>
+            <w:tcW w:type="dxa" w:w="1300"/>
+            <w:tcBorders>
+              <w:top w:val="single" w:color="BBBBBB" w:sz="1"/>
+              <w:left w:val="single" w:color="BBBBBB" w:sz="1"/>
+              <w:bottom w:val="single" w:color="BBBBBB" w:sz="1"/>
+              <w:right w:val="single" w:color="BBBBBB" w:sz="1"/>
+            </w:tcBorders>
+            <w:tcMar>
+              <w:top w:type="dxa" w:w="60"/>
+              <w:left w:type="dxa" w:w="100"/>
+              <w:bottom w:type="dxa" w:w="60"/>
+              <w:right w:type="dxa" w:w="100"/>
+            </w:tcMar>
+          </w:tcPr>
+          <w:p>
+            <w:pPr>
+              <w:jc w:val="center"/>
+            </w:pPr>
+            <w:r>
+              <w:rPr>
+                <w:b w:val="false"/>
+                <w:bCs w:val="false"/>
+              </w:rPr>
+              <w:t xml:space="preserve">0.245</w:t>
+            </w:r>
+          </w:p>
+        </w:tc>
+        <w:tc>
+          <w:tcPr>
+            <w:tcW w:type="dxa" w:w="1500"/>
+            <w:tcBorders>
+              <w:top w:val="single" w:color="BBBBBB" w:sz="1"/>
+              <w:left w:val="single" w:color="BBBBBB" w:sz="1"/>
+              <w:bottom w:val="single" w:color="BBBBBB" w:sz="1"/>
+              <w:right w:val="single" w:color="BBBBBB" w:sz="1"/>
+            </w:tcBorders>
+            <w:tcMar>
+              <w:top w:type="dxa" w:w="60"/>
+              <w:left w:type="dxa" w:w="100"/>
+              <w:bottom w:type="dxa" w:w="60"/>
+              <w:right w:type="dxa" w:w="100"/>
+            </w:tcMar>
+          </w:tcPr>
+          <w:p>
+            <w:pPr>
+              <w:jc w:val="center"/>
+            </w:pPr>
+            <w:r>
+              <w:rPr>
+                <w:b w:val="false"/>
+                <w:bCs w:val="false"/>
+              </w:rPr>
+              <w:t xml:space="preserve">0.349</w:t>
+            </w:r>
+          </w:p>
+        </w:tc>
+        <w:tc>
+          <w:tcPr>
+            <w:tcW w:type="dxa" w:w="1300"/>
+            <w:tcBorders>
+              <w:top w:val="single" w:color="BBBBBB" w:sz="1"/>
+              <w:left w:val="single" w:color="BBBBBB" w:sz="1"/>
+              <w:bottom w:val="single" w:color="BBBBBB" w:sz="1"/>
+              <w:right w:val="single" w:color="BBBBBB" w:sz="1"/>
+            </w:tcBorders>
+            <w:tcMar>
+              <w:top w:type="dxa" w:w="60"/>
+              <w:left w:type="dxa" w:w="100"/>
+              <w:bottom w:type="dxa" w:w="60"/>
+              <w:right w:type="dxa" w:w="100"/>
+            </w:tcMar>
+          </w:tcPr>
+          <w:p>
+            <w:pPr>
+              <w:jc w:val="center"/>
+            </w:pPr>
+            <w:r>
+              <w:rPr>
+                <w:b w:val="false"/>
+                <w:bCs w:val="false"/>
+              </w:rPr>
+              <w:t xml:space="preserve">+0.104</w:t>
+            </w:r>
+          </w:p>
+        </w:tc>
+        <w:tc>
+          <w:tcPr>
+            <w:tcW w:type="dxa" w:w="1426"/>
+            <w:tcBorders>
+              <w:top w:val="single" w:color="BBBBBB" w:sz="1"/>
+              <w:left w:val="single" w:color="BBBBBB" w:sz="1"/>
+              <w:bottom w:val="single" w:color="BBBBBB" w:sz="1"/>
+              <w:right w:val="single" w:color="BBBBBB" w:sz="1"/>
+            </w:tcBorders>
+            <w:tcMar>
+              <w:top w:type="dxa" w:w="60"/>
+              <w:left w:type="dxa" w:w="100"/>
+              <w:bottom w:type="dxa" w:w="60"/>
+              <w:right w:type="dxa" w:w="100"/>
+            </w:tcMar>
+          </w:tcPr>
+          <w:p>
+            <w:pPr>
+              <w:jc w:val="center"/>
+            </w:pPr>
+            <w:r>
+              <w:rPr>
+                <w:b w:val="false"/>
+                <w:bCs w:val="false"/>
+              </w:rPr>
+              <w:t xml:space="preserve">0.001</w:t>
+            </w:r>
+          </w:p>
+        </w:tc>
+      </w:tr>
+      <w:tr>
+        <w:tc>
+          <w:tcPr>
+            <w:tcW w:type="dxa" w:w="1300"/>
+            <w:tcBorders>
+              <w:top w:val="single" w:color="BBBBBB" w:sz="1"/>
+              <w:left w:val="single" w:color="BBBBBB" w:sz="1"/>
+              <w:bottom w:val="single" w:color="BBBBBB" w:sz="1"/>
+              <w:right w:val="single" w:color="BBBBBB" w:sz="1"/>
+            </w:tcBorders>
+            <w:tcMar>
+              <w:top w:type="dxa" w:w="60"/>
+              <w:left w:type="dxa" w:w="100"/>
+              <w:bottom w:type="dxa" w:w="60"/>
+              <w:right w:type="dxa" w:w="100"/>
+            </w:tcMar>
+          </w:tcPr>
+          <w:p>
+            <w:pPr>
+              <w:jc w:val="left"/>
+            </w:pPr>
+            <w:r>
+              <w:rPr>
+                <w:b w:val="false"/>
+                <w:bCs w:val="false"/>
+              </w:rPr>
               <w:t xml:space="preserve">발달</w:t>
             </w:r>
           </w:p>
         </w:tc>
         <w:tc>
           <w:tcPr>
-            <w:tcW w:type="dxa" w:w="2000"/>
-            <w:tcBorders>
-              <w:top w:val="single" w:color="BBBBBB" w:sz="1"/>
-              <w:left w:val="single" w:color="BBBBBB" w:sz="1"/>
-              <w:bottom w:val="single" w:color="BBBBBB" w:sz="1"/>
-              <w:right w:val="single" w:color="BBBBBB" w:sz="1"/>
-            </w:tcBorders>
-            <w:tcMar>
-              <w:top w:type="dxa" w:w="60"/>
-              <w:left w:type="dxa" w:w="100"/>
-              <w:bottom w:type="dxa" w:w="60"/>
-              <w:right w:type="dxa" w:w="100"/>
-            </w:tcMar>
-          </w:tcPr>
-          <w:p>
-            <w:pPr>
-              <w:jc w:val="center"/>
-            </w:pPr>
-            <w:r>
-              <w:rPr>
-                <w:b w:val="false"/>
-                <w:bCs w:val="false"/>
-              </w:rPr>
-              <w:t xml:space="preserve">log 매출/유동</w:t>
-            </w:r>
-          </w:p>
-        </w:tc>
-        <w:tc>
-          <w:tcPr>
-            <w:tcW w:type="dxa" w:w="1400"/>
+            <w:tcW w:type="dxa" w:w="2100"/>
+            <w:tcBorders>
+              <w:top w:val="single" w:color="BBBBBB" w:sz="1"/>
+              <w:left w:val="single" w:color="BBBBBB" w:sz="1"/>
+              <w:bottom w:val="single" w:color="BBBBBB" w:sz="1"/>
+              <w:right w:val="single" w:color="BBBBBB" w:sz="1"/>
+            </w:tcBorders>
+            <w:tcMar>
+              <w:top w:type="dxa" w:w="60"/>
+              <w:left w:type="dxa" w:w="100"/>
+              <w:bottom w:type="dxa" w:w="60"/>
+              <w:right w:type="dxa" w:w="100"/>
+            </w:tcMar>
+          </w:tcPr>
+          <w:p>
+            <w:pPr>
+              <w:jc w:val="center"/>
+            </w:pPr>
+            <w:r>
+              <w:rPr>
+                <w:b w:val="false"/>
+                <w:bCs w:val="false"/>
+              </w:rPr>
+              <w:t xml:space="preserve">log 매출</w:t>
+            </w:r>
+          </w:p>
+        </w:tc>
+        <w:tc>
+          <w:tcPr>
+            <w:tcW w:type="dxa" w:w="1300"/>
+            <w:tcBorders>
+              <w:top w:val="single" w:color="BBBBBB" w:sz="1"/>
+              <w:left w:val="single" w:color="BBBBBB" w:sz="1"/>
+              <w:bottom w:val="single" w:color="BBBBBB" w:sz="1"/>
+              <w:right w:val="single" w:color="BBBBBB" w:sz="1"/>
+            </w:tcBorders>
+            <w:tcMar>
+              <w:top w:type="dxa" w:w="60"/>
+              <w:left w:type="dxa" w:w="100"/>
+              <w:bottom w:type="dxa" w:w="60"/>
+              <w:right w:type="dxa" w:w="100"/>
+            </w:tcMar>
+          </w:tcPr>
+          <w:p>
+            <w:pPr>
+              <w:jc w:val="center"/>
+            </w:pPr>
+            <w:r>
+              <w:rPr>
+                <w:b w:val="false"/>
+                <w:bCs w:val="false"/>
+              </w:rPr>
+              <w:t xml:space="preserve">0.502</w:t>
+            </w:r>
+          </w:p>
+        </w:tc>
+        <w:tc>
+          <w:tcPr>
+            <w:tcW w:type="dxa" w:w="1500"/>
+            <w:tcBorders>
+              <w:top w:val="single" w:color="BBBBBB" w:sz="1"/>
+              <w:left w:val="single" w:color="BBBBBB" w:sz="1"/>
+              <w:bottom w:val="single" w:color="BBBBBB" w:sz="1"/>
+              <w:right w:val="single" w:color="BBBBBB" w:sz="1"/>
+            </w:tcBorders>
+            <w:tcMar>
+              <w:top w:type="dxa" w:w="60"/>
+              <w:left w:type="dxa" w:w="100"/>
+              <w:bottom w:type="dxa" w:w="60"/>
+              <w:right w:type="dxa" w:w="100"/>
+            </w:tcMar>
+          </w:tcPr>
+          <w:p>
+            <w:pPr>
+              <w:jc w:val="center"/>
+            </w:pPr>
+            <w:r>
+              <w:rPr>
+                <w:b w:val="false"/>
+                <w:bCs w:val="false"/>
+              </w:rPr>
+              <w:t xml:space="preserve">0.554</w:t>
+            </w:r>
+          </w:p>
+        </w:tc>
+        <w:tc>
+          <w:tcPr>
+            <w:tcW w:type="dxa" w:w="1300"/>
+            <w:tcBorders>
+              <w:top w:val="single" w:color="BBBBBB" w:sz="1"/>
+              <w:left w:val="single" w:color="BBBBBB" w:sz="1"/>
+              <w:bottom w:val="single" w:color="BBBBBB" w:sz="1"/>
+              <w:right w:val="single" w:color="BBBBBB" w:sz="1"/>
+            </w:tcBorders>
+            <w:tcMar>
+              <w:top w:type="dxa" w:w="60"/>
+              <w:left w:type="dxa" w:w="100"/>
+              <w:bottom w:type="dxa" w:w="60"/>
+              <w:right w:type="dxa" w:w="100"/>
+            </w:tcMar>
+          </w:tcPr>
+          <w:p>
+            <w:pPr>
+              <w:jc w:val="center"/>
+            </w:pPr>
+            <w:r>
+              <w:rPr>
+                <w:b w:val="false"/>
+                <w:bCs w:val="false"/>
+              </w:rPr>
+              <w:t xml:space="preserve">+0.052</w:t>
+            </w:r>
+          </w:p>
+        </w:tc>
+        <w:tc>
+          <w:tcPr>
+            <w:tcW w:type="dxa" w:w="1426"/>
+            <w:tcBorders>
+              <w:top w:val="single" w:color="BBBBBB" w:sz="1"/>
+              <w:left w:val="single" w:color="BBBBBB" w:sz="1"/>
+              <w:bottom w:val="single" w:color="BBBBBB" w:sz="1"/>
+              <w:right w:val="single" w:color="BBBBBB" w:sz="1"/>
+            </w:tcBorders>
+            <w:tcMar>
+              <w:top w:type="dxa" w:w="60"/>
+              <w:left w:type="dxa" w:w="100"/>
+              <w:bottom w:type="dxa" w:w="60"/>
+              <w:right w:type="dxa" w:w="100"/>
+            </w:tcMar>
+          </w:tcPr>
+          <w:p>
+            <w:pPr>
+              <w:jc w:val="center"/>
+            </w:pPr>
+            <w:r>
+              <w:rPr>
+                <w:b w:val="false"/>
+                <w:bCs w:val="false"/>
+              </w:rPr>
+              <w:t xml:space="preserve">n.s.</w:t>
+            </w:r>
+          </w:p>
+        </w:tc>
+      </w:tr>
+      <w:tr>
+        <w:tc>
+          <w:tcPr>
+            <w:tcW w:type="dxa" w:w="1300"/>
+            <w:tcBorders>
+              <w:top w:val="single" w:color="BBBBBB" w:sz="1"/>
+              <w:left w:val="single" w:color="BBBBBB" w:sz="1"/>
+              <w:bottom w:val="single" w:color="BBBBBB" w:sz="1"/>
+              <w:right w:val="single" w:color="BBBBBB" w:sz="1"/>
+            </w:tcBorders>
+            <w:tcMar>
+              <w:top w:type="dxa" w:w="60"/>
+              <w:left w:type="dxa" w:w="100"/>
+              <w:bottom w:type="dxa" w:w="60"/>
+              <w:right w:type="dxa" w:w="100"/>
+            </w:tcMar>
+          </w:tcPr>
+          <w:p>
+            <w:pPr>
+              <w:jc w:val="left"/>
+            </w:pPr>
+            <w:r>
+              <w:rPr>
+                <w:b w:val="false"/>
+                <w:bCs w:val="false"/>
+              </w:rPr>
+              <w:t xml:space="preserve">발달</w:t>
+            </w:r>
+          </w:p>
+        </w:tc>
+        <w:tc>
+          <w:tcPr>
+            <w:tcW w:type="dxa" w:w="2100"/>
+            <w:tcBorders>
+              <w:top w:val="single" w:color="BBBBBB" w:sz="1"/>
+              <w:left w:val="single" w:color="BBBBBB" w:sz="1"/>
+              <w:bottom w:val="single" w:color="BBBBBB" w:sz="1"/>
+              <w:right w:val="single" w:color="BBBBBB" w:sz="1"/>
+            </w:tcBorders>
+            <w:tcMar>
+              <w:top w:type="dxa" w:w="60"/>
+              <w:left w:type="dxa" w:w="100"/>
+              <w:bottom w:type="dxa" w:w="60"/>
+              <w:right w:type="dxa" w:w="100"/>
+            </w:tcMar>
+          </w:tcPr>
+          <w:p>
+            <w:pPr>
+              <w:jc w:val="center"/>
+            </w:pPr>
+            <w:r>
+              <w:rPr>
+                <w:b w:val="false"/>
+                <w:bCs w:val="false"/>
+              </w:rPr>
+              <w:t xml:space="preserve">매출/유동</w:t>
+            </w:r>
+          </w:p>
+        </w:tc>
+        <w:tc>
+          <w:tcPr>
+            <w:tcW w:type="dxa" w:w="1300"/>
             <w:tcBorders>
               <w:top w:val="single" w:color="BBBBBB" w:sz="1"/>
               <w:left w:val="single" w:color="BBBBBB" w:sz="1"/>
@@ -3619,12 +6315,85 @@
     </w:tbl>
     <w:p>
       <w:pPr>
-        <w:spacing w:after="120" w:line="276"/>
-      </w:pPr>
-      <w:r>
-        <w:t xml:space="preserve">골목상권의 양(+) 증분(+0.104, p&lt;0.001)은 흥미로우나, 횡단면 교차검증의 fold 단위 검정은 과신 위험이 있고 이미지의 잔여 규모 대리·역인과 가능성을 배제할 수 없다. 따라서 본 결과는 '능력의 경계'를 보여주는 것으로 한정하며, 인과 해석은 향후 과제로 남긴다.</w:t>
-      </w:r>
-    </w:p>
+        <w:spacing w:after="120" w:line="288"/>
+      </w:pPr>
+      <w:r>
+        <w:t xml:space="preserve">풀링에서는 두 종속변수 모두 유의한 증분이 있으나, 이는 이미지가 상권 유형·잔여 규모를 대리하면서 생기는 연관(association)이다. 유형 안에서 보면 발달상권은 두 종속변수 모두 유의하지 않고(이미 인구·규모가 매출을 거의 지배), 골목상권만 두 종속변수에서 양(+)의 증분(매출/유동 +0.104, 총매출 +0.082, 모두 p≤0.001)을 보인다.</w:t>
+      </w:r>
+    </w:p>
+    <w:tbl>
+      <w:tblPr>
+        <w:tblW w:type="dxa" w:w="9026"/>
+        <w:tblBorders>
+          <w:top w:val="single" w:color="auto" w:sz="4"/>
+          <w:left w:val="single" w:color="auto" w:sz="4"/>
+          <w:bottom w:val="single" w:color="auto" w:sz="4"/>
+          <w:right w:val="single" w:color="auto" w:sz="4"/>
+          <w:insideH w:val="single" w:color="auto" w:sz="4"/>
+          <w:insideV w:val="single" w:color="auto" w:sz="4"/>
+        </w:tblBorders>
+      </w:tblPr>
+      <w:tblGrid>
+        <w:gridCol w:w="9026"/>
+      </w:tblGrid>
+      <w:tr>
+        <w:tc>
+          <w:tcPr>
+            <w:tcW w:type="dxa" w:w="9026"/>
+            <w:tcBorders>
+              <w:top w:val="single" w:color="9DB8D2" w:sz="4"/>
+              <w:left w:val="single" w:color="9DB8D2" w:sz="4"/>
+              <w:bottom w:val="single" w:color="9DB8D2" w:sz="4"/>
+              <w:right w:val="single" w:color="9DB8D2" w:sz="4"/>
+            </w:tcBorders>
+            <w:shd w:fill="EAF1F8" w:val="clear"/>
+            <w:tcMar>
+              <w:top w:type="dxa" w:w="120"/>
+              <w:left w:type="dxa" w:w="160"/>
+              <w:bottom w:type="dxa" w:w="120"/>
+              <w:right w:type="dxa" w:w="160"/>
+            </w:tcMar>
+          </w:tcPr>
+          <w:p>
+            <w:pPr>
+              <w:spacing w:after="60"/>
+            </w:pPr>
+            <w:r>
+              <w:rPr>
+                <w:b/>
+                <w:bCs/>
+                <w:color w:val="1F3864"/>
+              </w:rPr>
+              <w:t xml:space="preserve">RQ3를 어떻게 읽어야 하나 (중요)</w:t>
+            </w:r>
+          </w:p>
+          <w:p>
+            <w:pPr>
+              <w:spacing w:after="40" w:line="276"/>
+            </w:pPr>
+            <w:r>
+              <w:t xml:space="preserve">ΔR²&gt;0를 '경관이 매출을 높인다'로 읽으면 안 된다. 이것은 한 시점의 연관(association)이지 인과(causation)가 아니다.</w:t>
+            </w:r>
+          </w:p>
+          <w:p>
+            <w:pPr>
+              <w:spacing w:after="40" w:line="276"/>
+            </w:pPr>
+            <w:r>
+              <w:t xml:space="preserve">또한 이 증분의 크기(작음)에 연구의 가치를 걸지 않는다. 본 연구의 기여는 RQ1(구조 복원)·RQ2(블랙박스 해부)이며, RQ3의 작은 증분은 '실패'가 아니라 능력의 '경계' — '구조를 이미 알면 이미지가 매출에 더할 새 정보는 작다'는 정직한 한계 표시다(스트리트뷰를 '숨은 매출 잠재력을 보는 창'으로 과대주장하지 않게 함).</w:t>
+            </w:r>
+          </w:p>
+          <w:p>
+            <w:pPr>
+              <w:spacing w:after="40" w:line="276"/>
+            </w:pPr>
+            <w:r>
+              <w:t xml:space="preserve">다만 골목상권의 양(+) 신호는 '서민 경제 골목에서 구조로 설명되지 않는 시각 신호가 있을 수 있다'는, 인과 후속연구로 검증할 가치가 있는 단서로 남긴다(증명이 아니라 가설).</w:t>
+            </w:r>
+          </w:p>
+        </w:tc>
+      </w:tr>
+    </w:tbl>
     <w:p>
       <w:pPr>
         <w:pStyle w:val="Heading1"/>
@@ -3635,18 +6404,18 @@
     </w:p>
     <w:p>
       <w:pPr>
-        <w:spacing w:after="120" w:line="276"/>
-      </w:pPr>
-      <w:r>
-        <w:t xml:space="preserve">종합하면 스트리트뷰는 상권의 상업 규모·등급(직장인구·점포·유형)을 선택적으로 감지하는 센서이며, 주거인구·보행흐름·상업구성·역동성에는 약하거나 미미하다. 이 선택성과 한계의 경계를 8개 구조변수에 걸쳐 정량 매핑한 점, 그리고 블랙박스 예측력을 구성비 44% + 저수준 시각통계 ~28% + 환원불가 고차원 ~28%로 해부한 점이 본 연구의 방법론적 기여다. 이는 기존 '이미지로 인구통계를 예측할 수 있다'(Gebru 2017; Jean 2016)는 결과를 넘어, '무엇을 어디까지 감지할 수 있는지'의 능력 경계와 그 시각적 근거를 제시한다.</w:t>
-      </w:r>
-    </w:p>
-    <w:p>
-      <w:pPr>
-        <w:spacing w:after="120" w:line="276"/>
-      </w:pPr>
-      <w:r>
-        <w:t xml:space="preserve">실용적으로는, 행정 인프라가 부족한 지역에서 스트리트뷰가 직장인구·상권유형 등 일부 상업 구조변수를 대체할 수 있음을 시사한다. 다만 주거·흐름은 대체 불가하며, 한국처럼 행정데이터가 갖춰진 맥락에서는 전이가능성·방법론 시연으로 가치를 한정함이 정직하다.</w:t>
+        <w:spacing w:after="120" w:line="288"/>
+      </w:pPr>
+      <w:r>
+        <w:t xml:space="preserve">세 결과를 종합하면, 스트리트뷰는 상권의 상업 규모·등급(직장인구·점포·유형)을 선택적으로 감지하는 센서다(RQ1). 그 능력은 사람이 이해할 수 있는 가로 구성·텍스처와 딥러닝 고유의 고차원 신호로 분해되며, 특히 '오피스 대로의 녹지'처럼 직관과 다른 패턴을 포착한다(RQ2). 한편 인구·유형을 모두 통제하면 매출에 더하는 설명력은 작아져, 이미지는 대체로 '구조의 대리지표'임이 드러난다(RQ3).</w:t>
+      </w:r>
+    </w:p>
+    <w:p>
+      <w:pPr>
+        <w:spacing w:after="120" w:line="288"/>
+      </w:pPr>
+      <w:r>
+        <w:t xml:space="preserve">따라서 본 연구의 쓸모는 RQ3 증분의 크기에 달려 있지 않다. 기여는 (1) 이미지의 능력·한계를 8개 변수에 걸쳐 정밀 매핑한 점, (2) 블랙박스 예측력을 해석가능 요소(구성·텍스처)와 고차원 잔여로 분해한 방법, (3) 수집 방식(POI)이 신호를 좌우함을 보인 관찰에 있다. 이는 기존 '이미지로 인구통계를 예측할 수 있다'(Gebru 2017; Jean 2016)를 넘어 '무엇을 어디까지 감지하는가'의 경계와 그 시각적 근거를 제시한다. 실용적으로는 행정 인프라가 부족한 지역에서 일부 구조변수를 대체할 수 있음을 시사하되(전이가능성·시연 수준), 주거·흐름은 대체 불가하다. (주의: RQ2의 '환원불가 28%'는 직장인구 예측에 관한 분해이고 RQ3의 매출 증분과는 별개 분석이므로, 둘을 직접 연결해 해석하지 않는다.)</w:t>
       </w:r>
     </w:p>
     <w:p>
@@ -3659,18 +6428,18 @@
     </w:p>
     <w:p>
       <w:pPr>
-        <w:spacing w:after="120" w:line="276"/>
-      </w:pPr>
-      <w:r>
-        <w:t xml:space="preserve">(1) 횡단면 관측설계로는 경관의 인과효과를 식별할 수 없으며, RQ3의 골목 신호는 인과 검증이 필요한 미해결 단서다. (2) 단일 빈티지 이미지·상권 단위 집계의 측정 한계가 있다. (3) 표본은 소비자 상권으로 한정되어 직장인구 최상단(산업단지)을 제외하므로, 능력지도 결과는 해당 범위로 해석해야 한다.</w:t>
-      </w:r>
-    </w:p>
-    <w:p>
-      <w:pPr>
-        <w:spacing w:after="120" w:line="276"/>
-      </w:pPr>
-      <w:r>
-        <w:t xml:space="preserve">인과 규명을 위한 향후 설계로, 가로환경 개선사업(보행환경개선지구 등)을 외생적 처치로 한 이중차분/합성통제를 제안한다. 사전 정찰 결과 서울 보행환경개선지구 78개소 등 위치·준공연도가 공개되어 있어, 2022–2024 준공·상권 패널 중첩·카카오/네이버 전후 로드뷰 확보 조건을 만족하는 처치단위 확보 여부가 관건이다. 이때 이미지는 식별의 도구가 아니라 시각적 처치강도를 측정·검증하는 역할을 맡는다.</w:t>
+        <w:spacing w:after="120" w:line="288"/>
+      </w:pPr>
+      <w:r>
+        <w:t xml:space="preserve">(1) 횡단면 관측설계로는 경관의 인과효과를 식별할 수 없으며, RQ3 골목 신호는 인과 검증이 필요한 미해결 단서다. (2) 단일 빈티지 이미지·상권 단위 집계의 측정 한계가 있다. (3) 표본은 소비자 상권으로 한정되어 직장인구 최상단(산업단지)을 제외하므로, 능력지도 결과는 해당 범위로 해석해야 한다.</w:t>
+      </w:r>
+    </w:p>
+    <w:p>
+      <w:pPr>
+        <w:spacing w:after="120" w:line="288"/>
+      </w:pPr>
+      <w:r>
+        <w:t xml:space="preserve">인과 규명을 위한 향후 설계로, 가로환경 개선사업(보행환경개선지구 등)을 외생적 처치로 한 이중차분/합성통제를 제안한다. 사전 조사 결과 서울 보행환경개선지구 78개소 등 위치·준공연도가 공개되어 있어, 2022–2024 준공·상권 패널 중첩·전후 로드뷰 확보 조건을 만족하는 처치단위 확보가 관건이다. 이때 이미지는 식별의 도구가 아니라 '시각적 처치강도'를 측정·검증하는 역할을 맡는다.</w:t>
       </w:r>
     </w:p>
     <w:p>
@@ -3683,15 +6452,23 @@
     </w:p>
     <w:p>
       <w:pPr>
-        <w:spacing w:after="120" w:line="276"/>
-      </w:pPr>
-      <w:r>
-        <w:t xml:space="preserve">스트리트뷰는 상권의 상업 규모·등급을 강하게 감지하는 선택적 센서이며(직장인구 R²=0.55, 유형 AUC=0.94), 그 예측력은 인간이 이해할 수 있는 구성비·저수준 시각통계(합 약 72%)와 거대 비전모델 고유 신호(약 28%)로 정량 분해된다. 반면 주거·흐름·미시 경관 품질의 독립적 매출 효과는 구조 통제 후 경계에 머문다. 본 연구는 '경관이 매출을 높인다'는 인과 주장 대신, 스트리트뷰라는 도구의 능력과 한계를 정직하게 규명한 정량적 능력지도를 제시한다.</w:t>
-      </w:r>
-    </w:p>
-    <w:p>
-      <w:pPr>
-        <w:spacing w:before="240"/>
+        <w:spacing w:after="120" w:line="288"/>
+      </w:pPr>
+      <w:r>
+        <w:t xml:space="preserve">세 단계를 합치면 하나의 답으로 수렴한다: 스트리트뷰는 상권의 상업 구조를 강하게·선택적으로 읽는 센서다(RQ1, 직장인구 R²=0.55·유형 AUC=0.94). 그 신호의 정체는 대부분 사람이 이해할 수 있는 구성·텍스처로 분해되며(RQ2, 합 약 72%), 나머지 약 28%는 거대 비전모델 고유의 고차원 신호다. 그러나 그 구조를 이미 안다면, 이미지가 매출에 더할 새로운 정보는 작다(RQ3). 즉 이미지는 '숨은 경제 가치를 들여다보는 창'이라기보다 '상업 구조의 강력한 시각적 대리지표'다.</w:t>
+      </w:r>
+    </w:p>
+    <w:p>
+      <w:pPr>
+        <w:spacing w:after="120" w:line="288"/>
+      </w:pPr>
+      <w:r>
+        <w:t xml:space="preserve">본 연구는 '경관이 매출을 높인다'는 인과 주장 대신, 스트리트뷰라는 도구가 상권에 대해 무엇을 말할 수 있고 없는지를 — 능력과 한계를 모두 — 정직하게 규명한 정량적 능력지도를 제시한다.</w:t>
+      </w:r>
+    </w:p>
+    <w:p>
+      <w:pPr>
+        <w:spacing w:before="200"/>
       </w:pPr>
       <w:r>
         <w:rPr>
@@ -3701,7 +6478,7 @@
           <w:sz w:val="18"/>
           <w:szCs w:val="18"/>
         </w:rPr>
-        <w:t xml:space="preserve">※ 모든 예측 수치는 누수 방지 교차검증(LassoCV, n=825) 기반이며, RQ3는 연관(association)으로 인과가 아님.</w:t>
+        <w:t xml:space="preserve">※ 모든 예측 수치는 누수 방지 교차검증(LASSO, n=825) 기반. RQ3 ΔR²는 연관(association)이며 인과(causation)가 아님. 재현 방법은 README.md·PIPELINE.md 참조.</w:t>
       </w:r>
     </w:p>
     <w:sectPr>
@@ -4076,7 +6853,7 @@
     <w:next w:val="Normal"/>
     <w:qFormat/>
     <w:pPr>
-      <w:spacing w:after="160" w:before="300"/>
+      <w:spacing w:after="160" w:before="320"/>
       <w:outlineLvl w:val="0"/>
     </w:pPr>
     <w:rPr>
@@ -4094,7 +6871,7 @@
     <w:next w:val="Normal"/>
     <w:qFormat/>
     <w:pPr>
-      <w:spacing w:after="120" w:before="200"/>
+      <w:spacing w:after="120" w:before="220"/>
       <w:outlineLvl w:val="1"/>
     </w:pPr>
     <w:rPr>

--- a/상권_스트리트뷰_능력지도_연구보고서.docx
+++ b/상권_스트리트뷰_능력지도_연구보고서.docx
@@ -130,7 +130,7 @@
         <w:spacing w:after="120" w:line="288"/>
       </w:pPr>
       <w:r>
-        <w:t xml:space="preserve">도시의 가로경관(거리의 생김새)이 상권의 장사에 얼마나 영향을 주는지는 도시계획·상권분석의 오랜 질문이다. 최근에는 구글 스트리트뷰(GSV) 같은 거리 사진과 딥러닝을 결합해 '거리의 모습'을 숫자로 바꿔 분석하는 연구가 많아졌다. 그러나 대부분은 '딥러닝을 썼더니 잘 맞혔다'에서 끝나, 모델이 사진의 무엇을 보고 맞히는지, 그리고 무엇은 못 보는지(능력의 한계)는 거의 다루지 않는다.</w:t>
+        <w:t xml:space="preserve">도시의 가로경관(거리의 생김새)이 상권의 장사에 얼마나 영향을 주는지는 도시계획·상권분석의 오랜 질문이다. 최근에는 구글 스트리트뷰(GSV) 같은 거리 사진과 딥러닝을 결합해 '거리의 모습'을 숫자로 바꿔 분석하는 연구가 많아졌다(Biljecki &amp; Ito, 2021; Gebru et al., 2017; Jean et al., 2016). 그러나 대부분은 '딥러닝을 썼더니 잘 맞혔다'에서 끝나, 모델이 사진의 무엇을 보고 맞히는지, 그리고 무엇은 못 보는지(능력의 한계)는 거의 다루지 않는다.</w:t>
       </w:r>
     </w:p>
     <w:p>
@@ -138,7 +138,7 @@
         <w:spacing w:after="120" w:line="288"/>
       </w:pPr>
       <w:r>
-        <w:t xml:space="preserve">본 연구도 처음에는 '가로경관이 매출을 높이는가'라는 인과적 질문에서 출발했다. 그러나 한 시점의 횡단면(상권 간 비교) 데이터만으로는, 경관의 효과를 상권의 유형(발달/골목)이나 인구 구조와 깨끗이 분리할 수 없음을 확인하였다. 이에 질문을 다시 세운다: 스트리트뷰는 상권의 무엇을 알아낼 수 있고 무엇을 알아내지 못하는가, 그 능력은 사진의 어떤 시각요소에서 오는가, 그리고 인구·유형을 모두 고려한 뒤에도 매출에 보탤 정보가 남는가.</w:t>
+        <w:t xml:space="preserve">본 연구도 처음에는 '가로경관이 매출을 높이는가'라는 인과적 질문에서 출발했고, 초기에는 상권의 분기별 매출 시계열을 경관과 연결하는 RNN(순환신경망) 기반 패널·예측 모형을 베이스라인으로 계획하였다. 그러나 코로나19로 2020년 전후의 매출 시계열이 급락·회복·배달 전환으로 크게 교란되면서 시계열 모형의 신뢰성을 확보하기 어려워졌고, 이에 한 시점(2019년)에서 여러 상권을 비교하는 횡단(cross-sectional) 설계로 전환하였다. 그런데 이 횡단 설계만으로는 경관의 효과를 상권의 유형(발달/골목)이나 인구 구조와 깨끗이 분리할 수 없음을 다시 확인하여, 질문 자체를 인과에서 능력으로 재구성하였다: 스트리트뷰는 상권의 무엇을 알아낼 수 있고 무엇을 알아내지 못하는가, 그 능력은 사진의 어떤 시각요소에서 오는가, 그리고 인구·유형을 모두 고려한 뒤에도 매출에 보탤 정보가 남는가. 요컨대 본 연구의 설계는 '코로나로 인한 시계열→횡단' 전환과 '인과→능력' 재구성이라는 두 번의 전환을 거쳤다.</w:t>
       </w:r>
     </w:p>
     <w:p>
@@ -275,6 +275,34 @@
     </w:tbl>
     <w:p>
       <w:pPr>
+        <w:spacing w:after="60" w:before="120"/>
+      </w:pPr>
+      <w:r>
+        <w:rPr>
+          <w:b/>
+          <w:bCs/>
+        </w:rPr>
+        <w:t xml:space="preserve">선행연구</w:t>
+      </w:r>
+    </w:p>
+    <w:p>
+      <w:pPr>
+        <w:spacing w:after="120" w:line="288"/>
+      </w:pPr>
+      <w:r>
+        <w:t xml:space="preserve">스트리트뷰는 도시·GIS 분석에서 빠르게 표준 데이터가 되었다(리뷰: Biljecki &amp; Ito, 2021). 특히 거리 사진으로 사회·경제 지표를 추정하는 흐름이 두드러진다 — 차량으로 인구통계를(Gebru et al., 2017), 위성영상으로 빈곤을(Jean et al., 2016), 거리·위성 영상으로 주택가격을(Law et al., 2019) 예측하였다. 한편 가로경관의 '지각'을 다룬 연구(예: 안전 지각을 예측한 Streetscore; Naik et al., 2014)와 가로 녹지를 정량화한 연구(Green View Index; Li et al., 2015)는 사진의 어떤 요소가 의미를 갖는지에 주목했다. 본 연구는 이 흐름을 '예측이 된다'에서 '무엇을 어디까지 감지하는가(능력·한계)'로 확장한다.</w:t>
+      </w:r>
+    </w:p>
+    <w:p>
+      <w:pPr>
+        <w:spacing w:after="120" w:line="288"/>
+      </w:pPr>
+      <w:r>
+        <w:t xml:space="preserve">국내에서는 서울시 상권분석 서비스 데이터를 활용해 골목상권 매출 영향요인, 생활·유동인구의 공간 분포와 매출의 관계, 상권 위계·중심지 구조, 코로나19 전후 매출 변화 등이 실증되어 왔다(김현철·이승일, 2019; 오영기 외, 2022; 유현지, 2021). 본 연구의 구조변수·매출 해석은 이들 결과와 연결된다.</w:t>
+      </w:r>
+    </w:p>
+    <w:p>
+      <w:pPr>
         <w:pStyle w:val="Heading1"/>
       </w:pPr>
       <w:r>
@@ -318,7 +346,23 @@
         <w:spacing w:after="120" w:line="288"/>
       </w:pPr>
       <w:r>
-        <w:t xml:space="preserve">각 상권의 개별 점포 좌표(소상공인시장진흥공단 상가정보)를 기준점으로 삼아, 카메라가 점포 정면을 바라보도록 방위를 설정해 사진을 모았다. 초기에 쓴 '도로에 수직(±90°)' 방식은 한국의 불규칙한 골목에서 도로·하늘을 너무 많이 담는 한계가 있었는데, 점포를 직접 향하는 POI 방식이 이를 구조적으로 개선하였다(이미지→직장인구 R² 0.47→0.55, 유형 분류 정확도 AUC 0.86→0.94). 즉 '사진을 어떻게 찍어 모으느냐'가 추출되는 정보의 양을 좌우한다는 점은, 그 자체로 의미 있는 방법론적 관찰이다.</w:t>
+        <w:t xml:space="preserve">여기서 POI(Point of Interest, 관심지점)란 상권 안의 개별 점포 한 곳의 좌표를 뜻하며, 본 연구는 소상공인시장진흥공단 상가정보에서 상업 업종 점포만 사용하였다. 각 점포 좌표를 기준점으로 삼아 카메라가 점포 정면을 바라보도록 방위(heading)를 자동 계산해 사진을 모았다. 초기에 쓴 '도로에 수직(±90°)' 방식은 한국의 불규칙한 골목에서 도로·하늘을 너무 많이 담는 한계가 있었는데, 점포를 직접 향하는 POI 방식이 이를 구조적으로 개선하였다(이미지→직장인구 R² 0.47→0.55, 유형 분류 정확도 AUC 0.86→0.94).</w:t>
+      </w:r>
+    </w:p>
+    <w:p>
+      <w:pPr>
+        <w:spacing w:after="120" w:line="288"/>
+      </w:pPr>
+      <w:r>
+        <w:t xml:space="preserve">표본 수는 상권 크기에 맞춰 조절하였다. 상권 폴리곤 안의 점포들을 서로 20m 이상 떨어지도록 공간 분산 표집(spatial spread sampling)하여 사진이 상권 전역에 고르게 분포하도록 하였고 — 큰 상권일수록 더 넓은 범위를 포괄한다 — 상권당 최대 30개 지점을 조회하였다. 역인과(매출 변화가 경관을 바꾸는 경우)를 차단하기 위해 2020년 이전(≤2019) 파노라마만 수집하여 총 16,362장을 확보하였다.</w:t>
+      </w:r>
+    </w:p>
+    <w:p>
+      <w:pPr>
+        <w:spacing w:after="120" w:line="288"/>
+      </w:pPr>
+      <w:r>
+        <w:t xml:space="preserve">수집한 이미지는 촬영 연도(빈티지) 기준으로 정제하였다. 촬영 시점이 섞이지 않도록 단일 빈티지(2018년)로 표준화하고 다른 연도 프레임은 보류 풀로 옮겼으며, 이미지가 10장 미만으로 남은 상권은 보류 풀에서 인접 연도(2015–2019)로 보완하였다. 그럼에도 10장 미만인 31개 상권은 분석에서 제외하여, 최종적으로 825개 상권 14,284장(상권당 평균 약 17장)을 사용하였다(제외 약 2,078장). 별도의 개별 이미지 품질·분산 필터는 적용하지 않았는데, POI 앵커가 점포 정면을 구조적으로 보장하고 상권당 평균 풀링이 한두 장의 잡음(가림·흐림)을 상쇄하기 때문이다. 결국 '사진을 어떻게 찍어 모으느냐'가 추출되는 정보의 양을 좌우한다는 점은 그 자체로 의미 있는 방법론적 관찰이다.</w:t>
       </w:r>
     </w:p>
     <w:p>
@@ -339,7 +383,7 @@
         <w:ind w:left="360"/>
       </w:pPr>
       <w:r>
-        <w:t xml:space="preserve">· DINOv2 (768차원 표현): 거대 비전모델이 사진 한 장을 768개 숫자로 요약한 것. 사람이 직접 해석하긴 어려운 '블랙박스' 표현.</w:t>
+        <w:t xml:space="preserve">· DINOv2 (768차원 표현; Oquab et al., 2023): 거대 비전모델이 사진 한 장을 768개 숫자로 요약한 것. 사람이 직접 해석하긴 어려운 '블랙박스' 표현.</w:t>
       </w:r>
     </w:p>
     <w:p>
@@ -348,7 +392,7 @@
         <w:ind w:left="360"/>
       </w:pPr>
       <w:r>
-        <w:t xml:space="preserve">· 세그멘테이션 구성비 (해석 가능): 사진의 픽셀을 건물·하늘·도로·보도·녹지·간판 등으로 분류해 각 비율을 잰 것(ADE20K 기준). 보행자·차량은 찍힌 순간에 따라 들쭉날쭉한 일시적 대상이라 가로경관 특징에서 제외.</w:t>
+        <w:t xml:space="preserve">· 세그멘테이션 구성비 (해석 가능; ADE20K: Zhou et al., 2017, 모델 SegFormer: Xie et al., 2021): 사진의 픽셀을 건물·하늘·도로·보도·녹지·간판 등으로 분류해 각 비율을 잰 것. 보행자·차량은 찍힌 순간에 따라 들쭉날쭉한 일시적 대상이라 가로경관 특징에서 제외.</w:t>
       </w:r>
     </w:p>
     <w:p>
@@ -357,7 +401,7 @@
         <w:ind w:left="360"/>
       </w:pPr>
       <w:r>
-        <w:t xml:space="preserve">· 핸드크래프트 특징 (전통 컴퓨터비전, 약 16개): 질감·색·테두리처럼 수식으로 정의되는 저수준 통계(GLCM·Gabor·엣지밀도·색·복잡도).</w:t>
+        <w:t xml:space="preserve">· 핸드크래프트 특징 (전통 컴퓨터비전, 약 16개): 질감·색·테두리처럼 수식으로 정의되는 저수준 통계(GLCM: Haralick et al., 1973; Gabor·엣지밀도·색·복잡도).</w:t>
       </w:r>
     </w:p>
     <w:p>
@@ -365,7 +409,7 @@
         <w:spacing w:after="120" w:line="288"/>
       </w:pPr>
       <w:r>
-        <w:t xml:space="preserve">각 상권에는 약 16장의 사진이 있고, 사진별 특징을 평균내어 '상권 1개 = 특징 벡터 1개'로 만들었다.</w:t>
+        <w:t xml:space="preserve">각 상권에는 평균 약 17장의 사진이 있고, 사진별 특징을 평균내어 '상권 1개 = 특징 벡터 1개'로 만들었다.</w:t>
       </w:r>
     </w:p>
     <w:p>
@@ -385,7 +429,7 @@
         <w:spacing w:after="120" w:line="288"/>
       </w:pPr>
       <w:r>
-        <w:t xml:space="preserve">예측에는 L1 정규화 회귀(LASSO)를 주 모형으로 썼다. 고차원 특징(수백 개)에서 LASSO는 쓸모없는 변수의 계수를 0으로 만들어 '꼭 필요한 것만 남기는' 희소·간결한 모형을 만들고, 이는 결과 해석과 과적합 방지에 유리하며 고차원 예측의 표준 선택이기 때문이다. 또한 결과가 특정 회귀 방식에 의존하지 않음을 확인하였다(image→직장인구 R²: LASSO 0.546 · Ridge 0.556 · ElasticNet 0.546으로 거의 동일). 모든 수치는 '학습에 쓰지 않은 상권'에서 평가하는 교차검증으로 산출하여 과적합이 아닌 실제 예측력을 잰다.</w:t>
+        <w:t xml:space="preserve">예측에는 L1 정규화 회귀(LASSO; Tibshirani, 1996)를 주 모형으로 썼다. 고차원 특징(수백 개)에서 LASSO는 쓸모없는 변수의 계수를 0으로 만들어 '꼭 필요한 것만 남기는' 희소·간결한 모형을 만들고, 이는 결과 해석과 과적합 방지에 유리하며 고차원 예측의 표준 선택이기 때문이다. 또한 결과가 특정 회귀 방식에 의존하지 않음을 확인하였다(image→직장인구 R²: LASSO 0.546 · Ridge 0.556 · ElasticNet 0.546으로 거의 동일). 모든 수치는 '학습에 쓰지 않은 상권'에서 평가하는 교차검증으로 산출하여 과적합이 아닌 실제 예측력을 잰다.</w:t>
       </w:r>
     </w:p>
     <w:tbl>
@@ -469,22 +513,6 @@
         </w:tc>
       </w:tr>
     </w:tbl>
-    <w:p>
-      <w:pPr>
-        <w:pStyle w:val="Heading1"/>
-      </w:pPr>
-      <w:r>
-        <w:t xml:space="preserve">3. 결과</w:t>
-      </w:r>
-    </w:p>
-    <w:p>
-      <w:pPr>
-        <w:pStyle w:val="Heading2"/>
-      </w:pPr>
-      <w:r>
-        <w:t xml:space="preserve">3.1 RQ1 — 능력지도: 거리 사진은 무엇을 알아내는가</w:t>
-      </w:r>
-    </w:p>
     <w:tbl>
       <w:tblPr>
         <w:tblW w:type="dxa" w:w="9026"/>
@@ -528,6 +556,95 @@
                 <w:bCs/>
                 <w:color w:val="1F3864"/>
               </w:rPr>
+              <w:t xml:space="preserve">왜 처음부터 끝까지 R²(와 AUC)로 보나</w:t>
+            </w:r>
+          </w:p>
+          <w:p>
+            <w:pPr>
+              <w:spacing w:after="40" w:line="276"/>
+            </w:pPr>
+            <w:r>
+              <w:t xml:space="preserve">R²는 0~1 비율이라 단위에 무관하다. 직장인구(명)·점포수(개)·매출(원)처럼 단위가 제각각인 변수들의 '감지 가능성'을 같은 잣대 위에 나란히 놓고 비교할 수 있어, '능력지도'라는 틀이 비로소 성립한다.</w:t>
+            </w:r>
+          </w:p>
+          <w:p>
+            <w:pPr>
+              <w:spacing w:after="40" w:line="276"/>
+            </w:pPr>
+            <w:r>
+              <w:t xml:space="preserve">의미가 직접적이다: 'R²=그 변수의 분산을 몇 % 설명하나'는 감지능력의 직접적 측정이다. 분류 대상인 상권유형은 AUC를 쓰되 역시 0~1 척도라 같은 표 위에서 함께 읽을 수 있다.</w:t>
+            </w:r>
+          </w:p>
+          <w:p>
+            <w:pPr>
+              <w:spacing w:after="40" w:line="276"/>
+            </w:pPr>
+            <w:r>
+              <w:t xml:space="preserve">또한 RQ2의 commonality 분해와 RQ3의 ΔR²이 모두 'R² 위에서의 분해·증분'이라, 세 질문이 하나의 단위로 자연스럽게 연결된다. (RMSE·MAE는 단위에 의존해 변수 간 비교가 어렵고, 상관계수는 분해가 되지 않는다 — R²만이 '비교'와 '분해'를 동시에 제공한다.)</w:t>
+            </w:r>
+          </w:p>
+        </w:tc>
+      </w:tr>
+    </w:tbl>
+    <w:p>
+      <w:pPr>
+        <w:pStyle w:val="Heading1"/>
+      </w:pPr>
+      <w:r>
+        <w:t xml:space="preserve">3. 결과</w:t>
+      </w:r>
+    </w:p>
+    <w:p>
+      <w:pPr>
+        <w:pStyle w:val="Heading2"/>
+      </w:pPr>
+      <w:r>
+        <w:t xml:space="preserve">3.1 RQ1 — 능력지도: 거리 사진은 무엇을 알아내는가</w:t>
+      </w:r>
+    </w:p>
+    <w:tbl>
+      <w:tblPr>
+        <w:tblW w:type="dxa" w:w="9026"/>
+        <w:tblBorders>
+          <w:top w:val="single" w:color="auto" w:sz="4"/>
+          <w:left w:val="single" w:color="auto" w:sz="4"/>
+          <w:bottom w:val="single" w:color="auto" w:sz="4"/>
+          <w:right w:val="single" w:color="auto" w:sz="4"/>
+          <w:insideH w:val="single" w:color="auto" w:sz="4"/>
+          <w:insideV w:val="single" w:color="auto" w:sz="4"/>
+        </w:tblBorders>
+      </w:tblPr>
+      <w:tblGrid>
+        <w:gridCol w:w="9026"/>
+      </w:tblGrid>
+      <w:tr>
+        <w:tc>
+          <w:tcPr>
+            <w:tcW w:type="dxa" w:w="9026"/>
+            <w:tcBorders>
+              <w:top w:val="single" w:color="9DB8D2" w:sz="4"/>
+              <w:left w:val="single" w:color="9DB8D2" w:sz="4"/>
+              <w:bottom w:val="single" w:color="9DB8D2" w:sz="4"/>
+              <w:right w:val="single" w:color="9DB8D2" w:sz="4"/>
+            </w:tcBorders>
+            <w:shd w:fill="EAF1F8" w:val="clear"/>
+            <w:tcMar>
+              <w:top w:type="dxa" w:w="120"/>
+              <w:left w:type="dxa" w:w="160"/>
+              <w:bottom w:type="dxa" w:w="120"/>
+              <w:right w:type="dxa" w:w="160"/>
+            </w:tcMar>
+          </w:tcPr>
+          <w:p>
+            <w:pPr>
+              <w:spacing w:after="60"/>
+            </w:pPr>
+            <w:r>
+              <w:rPr>
+                <w:b/>
+                <w:bCs/>
+                <w:color w:val="1F3864"/>
+              </w:rPr>
               <w:t xml:space="preserve">RQ1을 어떻게 측정했나 (방법 풀이)</w:t>
             </w:r>
           </w:p>
@@ -536,7 +653,7 @@
               <w:spacing w:after="40" w:line="276"/>
             </w:pPr>
             <w:r>
-              <w:t xml:space="preserve">1) 한 상권의 사진 ~16장을 각각 DINOv2가 768차원 벡터로 변환한다.</w:t>
+              <w:t xml:space="preserve">1) 한 상권의 사진 ~17장을 각각 DINOv2가 768차원 벡터로 변환한다.</w:t>
             </w:r>
           </w:p>
           <w:p>
@@ -552,7 +669,15 @@
               <w:spacing w:after="40" w:line="276"/>
             </w:pPr>
             <w:r>
-              <w:t xml:space="preserve">3) 이 벡터(사진 정보)만으로 상권의 구조변수(예: log직장인구)를 예측하는 회귀를 학습하고, 교차검증으로 R²를 잰다.</w:t>
+              <w:t xml:space="preserve">3) 768차원은 표본 수에 비해 많아, 학습 폴드 안에서만 주성분분석(PCA)으로 100차원으로 압축해 잡음·중복을 줄인다(폴드 안에서만 적합하므로 평가 데이터의 정보가 새지 않는다).</w:t>
+            </w:r>
+          </w:p>
+          <w:p>
+            <w:pPr>
+              <w:spacing w:after="40" w:line="276"/>
+            </w:pPr>
+            <w:r>
+              <w:t xml:space="preserve">4) 이 벡터(사진 정보)만으로 상권의 구조변수(예: log직장인구)를 예측하는 LASSO 회귀를 학습하고, 교차검증으로 R²를 잰다.</w:t>
             </w:r>
           </w:p>
           <w:p>
@@ -1973,7 +2098,7 @@
               <w:spacing w:after="40" w:line="276"/>
             </w:pPr>
             <w:r>
-              <w:t xml:space="preserve">거리 사진만으로(행정데이터 0개) 직장인구 분산의 55%를 알아낸다는 것은, 건물·거리의 '생김새' 자체가 '여기 얼마나 많은 사람이 일하고 얼마나 상업적인가'의 정보를 담고 있다는 뜻이다.</w:t>
+              <w:t xml:space="preserve">거리 사진만으로(행정데이터 0개) 직장인구 분산의 55%를 알아낸다는 것은, 건물·거리의 '생김새' 자체가 '여기 얼마나 많은 사람이 일하고 얼마나 상업적인가'의 정보를 담고 있다는 뜻이다(이미지로 사회경제 지표를 추정한 Gebru et al., 2017; Jean et al., 2016과 같은 맥락).</w:t>
             </w:r>
           </w:p>
           <w:p>
@@ -4098,7 +4223,7 @@
         <w:spacing w:after="120" w:line="288"/>
       </w:pPr>
       <w:r>
-        <w:t xml:space="preserve">세그 요소가 직장인구와 갖는 상관(부호)을 보면, 직장인구가 시각적으로 어떻게 인코딩되는지 드러난다.</w:t>
+        <w:t xml:space="preserve">여기서 '상관'은 상권 단위로 평균 낸 각 세그 요소의 비율과 log직장인구 사이의 피어슨 상관계수를, 각 클래스마다 따로(이변량) 계산한 것이다(n=825). 이는 모델 내부의 작동이 아니라 '이미지가 직장인구를 맞힐 때 어떤 가로요소가 함께 움직이는가'를 사람이 읽을 수 있게 보는 해석용 렌즈이며, 정량적 기여 분해는 뒤의 commonality가 담당한다. 세그 요소가 직장인구와 갖는 상관(부호)을 보면, 직장인구가 시각적으로 어떻게 인코딩되는지 드러난다.</w:t>
       </w:r>
     </w:p>
     <w:p>
@@ -4171,7 +4296,15 @@
         <w:spacing w:after="120" w:line="288"/>
       </w:pPr>
       <w:r>
-        <w:t xml:space="preserve">상식적으로 '녹지'는 한적한 주거지나 공원을 떠올리게 한다. 그러나 데이터에서는 녹지가 골목상권(0.027)보다 상업 중심인 발달상권(0.047)에서 약 2배 넓고, 직장인구와 양(+)의 상관(r=+0.33)을 유형 안에서도 유지한다. 즉 모델이 포착한 녹지는 시골의 자연이 아니라, 여의도·테헤란로처럼 잘 정돈된 가로수와 공개공지(조경)를 갖춘 고밀도 오피스 대로의 시각적 지표로 해석된다. 인공지능이 '녹지=한적함'이라는 사람의 고정관념과 다른, 서울 특유의 패턴을 포착한 셈이다(상관 기반 해석).</w:t>
+        <w:t xml:space="preserve">상식적으로 '녹지'는 한적한 주거지나 공원을 떠올리게 한다. 그러나 데이터에서는 녹지가 골목상권(0.027)보다 상업 중심인 발달상권(0.047)에서 약 2배 넓다. 이 큰 격차의 상당 부분은 '발달상권이 대로변(가로수)에 위치한다'는 점으로 설명되므로 그 자체로 놀라운 발견은 아니다. 그러나 핵심은 유형을 고정해도 관계가 사라지지 않는다는 점이다: 모두 대로변인 발달상권 내부에서도 녹지가 많을수록 직장인구가 많고(녹지~log직장인구 r=+0.235, n=202; 하늘=건물높이를 통제한 부분상관 0.22), 골목 내부에서도 약하지만 양(+)이다(r=+0.116). 즉 '대로변이라 나무가 있다'를 넘어 '조경이 잘 된 대로일수록 오피스 밀도가 높다'는 더 미세한 신호로, 단순 동어반복이 아니다(가로 녹지 정량화: Li et al., 2015 참조).</w:t>
+      </w:r>
+    </w:p>
+    <w:p>
+      <w:pPr>
+        <w:spacing w:after="120" w:line="288"/>
+      </w:pPr>
+      <w:r>
+        <w:t xml:space="preserve">이 발견의 진짜 가치는 '도시에 대한 새로운 사실'이라기보다 '해석 교훈'이다: 세그멘테이션 요소를 글로벌 직관(녹지=자연=한적)으로 읽으면 틀린다 — 여기서 녹지는 여의도·테헤란로처럼 가로수·공개공지를 갖춘 고밀도 오피스 대로를 인코딩한다. 그래서 본 연구는 상관에서 멈추지 않고 commonality로 신호를 분해한다(상관 기반 해석).</w:t>
       </w:r>
     </w:p>
     <w:p>
@@ -4245,7 +4378,7 @@
               <w:spacing w:after="40" w:line="276"/>
             </w:pPr>
             <w:r>
-              <w:t xml:space="preserve">어떻게: GLCM(질감의 거칠기·규칙성), Gabor(방향성 텍스처), 엣지밀도(시각적 복잡도), HSV 색 통계, 엔트로피 등 전통 컴퓨터비전 특징 약 16개를 사진에서 계산한다.</w:t>
+              <w:t xml:space="preserve">어떻게: GLCM(질감의 거칠기·규칙성; Haralick et al., 1973), Gabor(방향성 텍스처), 엣지밀도(시각적 복잡도), HSV 색 통계, 엔트로피 등 전통 컴퓨터비전 특징 약 16개를 사진에서 계산한다.</w:t>
             </w:r>
           </w:p>
           <w:p>
@@ -4253,7 +4386,88 @@
               <w:spacing w:after="40" w:line="276"/>
             </w:pPr>
             <w:r>
-              <w:t xml:space="preserve">의미: 구성비 → 텍스처 → 잔여 의 순서로 블랙박스를 점진적으로 '설명해 없애' 본다. 어디까지가 사람이 이해할 수 있는 요소이고, 무엇이 끝까지 남는지를 정량적으로 가른다.</w:t>
+              <w:t xml:space="preserve">의미: 구성비 → 텍스처 → 잔여 의 순서로 블랙박스를 점진적으로 '설명해 없애' 본다. (참고: 가로경관 지각 예측에서도 질감·색 특징이 핵심 역할을 한 바 있다; Naik et al., 2014.)</w:t>
+            </w:r>
+          </w:p>
+        </w:tc>
+      </w:tr>
+    </w:tbl>
+    <w:tbl>
+      <w:tblPr>
+        <w:tblW w:type="dxa" w:w="9026"/>
+        <w:tblBorders>
+          <w:top w:val="single" w:color="auto" w:sz="4"/>
+          <w:left w:val="single" w:color="auto" w:sz="4"/>
+          <w:bottom w:val="single" w:color="auto" w:sz="4"/>
+          <w:right w:val="single" w:color="auto" w:sz="4"/>
+          <w:insideH w:val="single" w:color="auto" w:sz="4"/>
+          <w:insideV w:val="single" w:color="auto" w:sz="4"/>
+        </w:tblBorders>
+      </w:tblPr>
+      <w:tblGrid>
+        <w:gridCol w:w="9026"/>
+      </w:tblGrid>
+      <w:tr>
+        <w:tc>
+          <w:tcPr>
+            <w:tcW w:type="dxa" w:w="9026"/>
+            <w:tcBorders>
+              <w:top w:val="single" w:color="9DB8D2" w:sz="4"/>
+              <w:left w:val="single" w:color="9DB8D2" w:sz="4"/>
+              <w:bottom w:val="single" w:color="9DB8D2" w:sz="4"/>
+              <w:right w:val="single" w:color="9DB8D2" w:sz="4"/>
+            </w:tcBorders>
+            <w:shd w:fill="EAF1F8" w:val="clear"/>
+            <w:tcMar>
+              <w:top w:type="dxa" w:w="120"/>
+              <w:left w:type="dxa" w:w="160"/>
+              <w:bottom w:type="dxa" w:w="120"/>
+              <w:right w:type="dxa" w:w="160"/>
+            </w:tcMar>
+          </w:tcPr>
+          <w:p>
+            <w:pPr>
+              <w:spacing w:after="60"/>
+            </w:pPr>
+            <w:r>
+              <w:rPr>
+                <w:b/>
+                <w:bCs/>
+                <w:color w:val="1F3864"/>
+              </w:rPr>
+              <w:t xml:space="preserve">어떻게 쪼개나 — 공유성(commonality) 분해의 원리</w:t>
+            </w:r>
+          </w:p>
+          <w:p>
+            <w:pPr>
+              <w:spacing w:after="40" w:line="276"/>
+            </w:pPr>
+            <w:r>
+              <w:t xml:space="preserve">각 특징군을 입력(X)으로 같은 회귀(LASSO+교차검증)를 적합해 교차검증 R²를 측정한다. 직장인구를 대상으로 세 번 적합한다 — ① 세그(구성비) 단독, ② DINO 단독, ③ 둘을 합쳐.</w:t>
+            </w:r>
+          </w:p>
+          <w:p>
+            <w:pPr>
+              <w:spacing w:after="40" w:line="276"/>
+            </w:pPr>
+            <w:r>
+              <w:t xml:space="preserve">두 특징군이 완전히 다른 정보만 담으면 '합친 R²'이 '각 단독 R²의 합'과 같아야 한다. 그런데 겹치는 정보(공유)가 있으면 합쳐도 그만큼 덜 오른다. 그 모자란 양이 공유분이다: 공유 = (세그 단독) + (DINO 단독) − (합친 것).</w:t>
+            </w:r>
+          </w:p>
+          <w:p>
+            <w:pPr>
+              <w:spacing w:after="40" w:line="276"/>
+            </w:pPr>
+            <w:r>
+              <w:t xml:space="preserve">남는 고유분은 빼서 구한다: DINO 고유 = (합친 것) − (세그 단독), 즉 세그가 이미 가진 것을 제외하고 DINO가 추가로 설명한 양이다. (비유: 두 학생이 같은 시험을 볼 때 '둘 다 맞힌 문제=공유, 한 명만 맞힌 문제=각자 고유'. 또는 벤다이어그램의 교집합/차집합.)</w:t>
+            </w:r>
+          </w:p>
+          <w:p>
+            <w:pPr>
+              <w:spacing w:after="40" w:line="276"/>
+            </w:pPr>
+            <w:r>
+              <w:t xml:space="preserve">여기에 텍스처(핸드크래프트)를 더해 세그 → 세그+텍스처 → 세그+텍스처+DINO 순으로 더할 때마다의 증가분을 보면, DINO를 마지막에 더해도 남는 증가분이 '어떤 해석가능 특징으로도 환원되지 않는 거대모델 고유 신호'가 된다.</w:t>
             </w:r>
           </w:p>
         </w:tc>
@@ -5054,9 +5268,29 @@
         <w:t xml:space="preserve">또한 풀링(전체)과 유형 분리(발달/골목)를 함께 본다. 풀링은 전체 연관을 보지만 '발달이냐 골목이냐'의 차이가 섞인다. 유형 안에서 보면 그 유형 차이를 제거하고, 동질적인 유형 내부에서도 이미지가 보태는지 확인할 수 있다 — '이미지가 그냥 유형을 감지한 것'과 '유형을 넘어 기여한 것'을 가른다.</w:t>
       </w:r>
     </w:p>
+    <w:p>
+      <w:pPr>
+        <w:spacing w:after="60" w:before="120"/>
+      </w:pPr>
+      <w:r>
+        <w:rPr>
+          <w:b/>
+          <w:bCs/>
+        </w:rPr>
+        <w:t xml:space="preserve">베이스라인 vs 멀티모달 — 무엇을 비교하나</w:t>
+      </w:r>
+    </w:p>
+    <w:p>
+      <w:pPr>
+        <w:spacing w:after="120" w:line="288"/>
+      </w:pPr>
+      <w:r>
+        <w:t xml:space="preserve">베이스라인 모형은 매출을 구조변수만으로 예측한다(log직장·상주·유동인구 + 면적 + 자치구 고정효과 + 상권유형, LASSO 회귀). 멀티모달 모형은 그 위에 이미지 특징을 더한 것으로, 구체적으로 DINOv2 768차원을 주성분분석(PCA)으로 압축한 뒤 종속변수와 상관이 높은 상위 성분 일부를 베이스라인에 결합한다. 따라서 아래 표의 '+이미지(멀티모달)' 열은 '구조 위에 이미지를 얹었을 때'의 교차검증 R²이며, ΔR²는 그 순증가분이다.</w:t>
+      </w:r>
+    </w:p>
     <w:tbl>
       <w:tblPr>
-        <w:tblW w:type="dxa" w:w="8926"/>
+        <w:tblW w:type="dxa" w:w="8526"/>
         <w:tblBorders>
           <w:top w:val="single" w:color="auto" w:sz="4"/>
           <w:left w:val="single" w:color="auto" w:sz="4"/>
@@ -5067,17 +5301,17 @@
         </w:tblBorders>
       </w:tblPr>
       <w:tblGrid>
-        <w:gridCol w:w="1300"/>
-        <w:gridCol w:w="2100"/>
-        <w:gridCol w:w="1300"/>
-        <w:gridCol w:w="1500"/>
-        <w:gridCol w:w="1300"/>
-        <w:gridCol w:w="1426"/>
+        <w:gridCol w:w="1100"/>
+        <w:gridCol w:w="2150"/>
+        <w:gridCol w:w="1250"/>
+        <w:gridCol w:w="1550"/>
+        <w:gridCol w:w="1150"/>
+        <w:gridCol w:w="1326"/>
       </w:tblGrid>
       <w:tr>
         <w:tc>
           <w:tcPr>
-            <w:tcW w:type="dxa" w:w="1300"/>
+            <w:tcW w:type="dxa" w:w="1100"/>
             <w:tcBorders>
               <w:top w:val="single" w:color="BBBBBB" w:sz="1"/>
               <w:left w:val="single" w:color="BBBBBB" w:sz="1"/>
@@ -5107,7 +5341,7 @@
         </w:tc>
         <w:tc>
           <w:tcPr>
-            <w:tcW w:type="dxa" w:w="2100"/>
+            <w:tcW w:type="dxa" w:w="2150"/>
             <w:tcBorders>
               <w:top w:val="single" w:color="BBBBBB" w:sz="1"/>
               <w:left w:val="single" w:color="BBBBBB" w:sz="1"/>
@@ -5137,7 +5371,7 @@
         </w:tc>
         <w:tc>
           <w:tcPr>
-            <w:tcW w:type="dxa" w:w="1300"/>
+            <w:tcW w:type="dxa" w:w="1250"/>
             <w:tcBorders>
               <w:top w:val="single" w:color="BBBBBB" w:sz="1"/>
               <w:left w:val="single" w:color="BBBBBB" w:sz="1"/>
@@ -5161,13 +5395,13 @@
                 <w:b/>
                 <w:bCs/>
               </w:rPr>
-              <w:t xml:space="preserve">base</w:t>
-            </w:r>
-          </w:p>
-        </w:tc>
-        <w:tc>
-          <w:tcPr>
-            <w:tcW w:type="dxa" w:w="1500"/>
+              <w:t xml:space="preserve">베이스라인</w:t>
+            </w:r>
+          </w:p>
+        </w:tc>
+        <w:tc>
+          <w:tcPr>
+            <w:tcW w:type="dxa" w:w="1550"/>
             <w:tcBorders>
               <w:top w:val="single" w:color="BBBBBB" w:sz="1"/>
               <w:left w:val="single" w:color="BBBBBB" w:sz="1"/>
@@ -5191,13 +5425,13 @@
                 <w:b/>
                 <w:bCs/>
               </w:rPr>
-              <w:t xml:space="preserve">+이미지</w:t>
-            </w:r>
-          </w:p>
-        </w:tc>
-        <w:tc>
-          <w:tcPr>
-            <w:tcW w:type="dxa" w:w="1300"/>
+              <w:t xml:space="preserve">+이미지(멀티모달)</w:t>
+            </w:r>
+          </w:p>
+        </w:tc>
+        <w:tc>
+          <w:tcPr>
+            <w:tcW w:type="dxa" w:w="1150"/>
             <w:tcBorders>
               <w:top w:val="single" w:color="BBBBBB" w:sz="1"/>
               <w:left w:val="single" w:color="BBBBBB" w:sz="1"/>
@@ -5227,7 +5461,7 @@
         </w:tc>
         <w:tc>
           <w:tcPr>
-            <w:tcW w:type="dxa" w:w="1426"/>
+            <w:tcW w:type="dxa" w:w="1326"/>
             <w:tcBorders>
               <w:top w:val="single" w:color="BBBBBB" w:sz="1"/>
               <w:left w:val="single" w:color="BBBBBB" w:sz="1"/>
@@ -5259,7 +5493,7 @@
       <w:tr>
         <w:tc>
           <w:tcPr>
-            <w:tcW w:type="dxa" w:w="1300"/>
+            <w:tcW w:type="dxa" w:w="1100"/>
             <w:tcBorders>
               <w:top w:val="single" w:color="BBBBBB" w:sz="1"/>
               <w:left w:val="single" w:color="BBBBBB" w:sz="1"/>
@@ -5288,7 +5522,7 @@
         </w:tc>
         <w:tc>
           <w:tcPr>
-            <w:tcW w:type="dxa" w:w="2100"/>
+            <w:tcW w:type="dxa" w:w="2150"/>
             <w:tcBorders>
               <w:top w:val="single" w:color="BBBBBB" w:sz="1"/>
               <w:left w:val="single" w:color="BBBBBB" w:sz="1"/>
@@ -5317,7 +5551,7 @@
         </w:tc>
         <w:tc>
           <w:tcPr>
-            <w:tcW w:type="dxa" w:w="1300"/>
+            <w:tcW w:type="dxa" w:w="1250"/>
             <w:tcBorders>
               <w:top w:val="single" w:color="BBBBBB" w:sz="1"/>
               <w:left w:val="single" w:color="BBBBBB" w:sz="1"/>
@@ -5346,7 +5580,7 @@
         </w:tc>
         <w:tc>
           <w:tcPr>
-            <w:tcW w:type="dxa" w:w="1500"/>
+            <w:tcW w:type="dxa" w:w="1550"/>
             <w:tcBorders>
               <w:top w:val="single" w:color="BBBBBB" w:sz="1"/>
               <w:left w:val="single" w:color="BBBBBB" w:sz="1"/>
@@ -5375,7 +5609,7 @@
         </w:tc>
         <w:tc>
           <w:tcPr>
-            <w:tcW w:type="dxa" w:w="1300"/>
+            <w:tcW w:type="dxa" w:w="1150"/>
             <w:tcBorders>
               <w:top w:val="single" w:color="BBBBBB" w:sz="1"/>
               <w:left w:val="single" w:color="BBBBBB" w:sz="1"/>
@@ -5404,30 +5638,30 @@
         </w:tc>
         <w:tc>
           <w:tcPr>
-            <w:tcW w:type="dxa" w:w="1426"/>
-            <w:tcBorders>
-              <w:top w:val="single" w:color="BBBBBB" w:sz="1"/>
-              <w:left w:val="single" w:color="BBBBBB" w:sz="1"/>
-              <w:bottom w:val="single" w:color="BBBBBB" w:sz="1"/>
-              <w:right w:val="single" w:color="BBBBBB" w:sz="1"/>
-            </w:tcBorders>
-            <w:tcMar>
-              <w:top w:type="dxa" w:w="60"/>
-              <w:left w:type="dxa" w:w="100"/>
-              <w:bottom w:type="dxa" w:w="60"/>
-              <w:right w:type="dxa" w:w="100"/>
-            </w:tcMar>
-          </w:tcPr>
-          <w:p>
-            <w:pPr>
-              <w:jc w:val="center"/>
-            </w:pPr>
-            <w:r>
-              <w:rPr>
-                <w:b w:val="false"/>
-                <w:bCs w:val="false"/>
-              </w:rPr>
-              <w:t xml:space="preserve">0.003</w:t>
+            <w:tcW w:type="dxa" w:w="1326"/>
+            <w:tcBorders>
+              <w:top w:val="single" w:color="BBBBBB" w:sz="1"/>
+              <w:left w:val="single" w:color="BBBBBB" w:sz="1"/>
+              <w:bottom w:val="single" w:color="BBBBBB" w:sz="1"/>
+              <w:right w:val="single" w:color="BBBBBB" w:sz="1"/>
+            </w:tcBorders>
+            <w:tcMar>
+              <w:top w:type="dxa" w:w="60"/>
+              <w:left w:type="dxa" w:w="100"/>
+              <w:bottom w:type="dxa" w:w="60"/>
+              <w:right w:type="dxa" w:w="100"/>
+            </w:tcMar>
+          </w:tcPr>
+          <w:p>
+            <w:pPr>
+              <w:jc w:val="center"/>
+            </w:pPr>
+            <w:r>
+              <w:rPr>
+                <w:b w:val="false"/>
+                <w:bCs w:val="false"/>
+              </w:rPr>
+              <w:t xml:space="preserve">0.003 **</w:t>
             </w:r>
           </w:p>
         </w:tc>
@@ -5435,7 +5669,7 @@
       <w:tr>
         <w:tc>
           <w:tcPr>
-            <w:tcW w:type="dxa" w:w="1300"/>
+            <w:tcW w:type="dxa" w:w="1100"/>
             <w:tcBorders>
               <w:top w:val="single" w:color="BBBBBB" w:sz="1"/>
               <w:left w:val="single" w:color="BBBBBB" w:sz="1"/>
@@ -5464,7 +5698,7 @@
         </w:tc>
         <w:tc>
           <w:tcPr>
-            <w:tcW w:type="dxa" w:w="2100"/>
+            <w:tcW w:type="dxa" w:w="2150"/>
             <w:tcBorders>
               <w:top w:val="single" w:color="BBBBBB" w:sz="1"/>
               <w:left w:val="single" w:color="BBBBBB" w:sz="1"/>
@@ -5493,7 +5727,7 @@
         </w:tc>
         <w:tc>
           <w:tcPr>
-            <w:tcW w:type="dxa" w:w="1300"/>
+            <w:tcW w:type="dxa" w:w="1250"/>
             <w:tcBorders>
               <w:top w:val="single" w:color="BBBBBB" w:sz="1"/>
               <w:left w:val="single" w:color="BBBBBB" w:sz="1"/>
@@ -5522,7 +5756,7 @@
         </w:tc>
         <w:tc>
           <w:tcPr>
-            <w:tcW w:type="dxa" w:w="1500"/>
+            <w:tcW w:type="dxa" w:w="1550"/>
             <w:tcBorders>
               <w:top w:val="single" w:color="BBBBBB" w:sz="1"/>
               <w:left w:val="single" w:color="BBBBBB" w:sz="1"/>
@@ -5551,7 +5785,7 @@
         </w:tc>
         <w:tc>
           <w:tcPr>
-            <w:tcW w:type="dxa" w:w="1300"/>
+            <w:tcW w:type="dxa" w:w="1150"/>
             <w:tcBorders>
               <w:top w:val="single" w:color="BBBBBB" w:sz="1"/>
               <w:left w:val="single" w:color="BBBBBB" w:sz="1"/>
@@ -5580,30 +5814,30 @@
         </w:tc>
         <w:tc>
           <w:tcPr>
-            <w:tcW w:type="dxa" w:w="1426"/>
-            <w:tcBorders>
-              <w:top w:val="single" w:color="BBBBBB" w:sz="1"/>
-              <w:left w:val="single" w:color="BBBBBB" w:sz="1"/>
-              <w:bottom w:val="single" w:color="BBBBBB" w:sz="1"/>
-              <w:right w:val="single" w:color="BBBBBB" w:sz="1"/>
-            </w:tcBorders>
-            <w:tcMar>
-              <w:top w:type="dxa" w:w="60"/>
-              <w:left w:type="dxa" w:w="100"/>
-              <w:bottom w:type="dxa" w:w="60"/>
-              <w:right w:type="dxa" w:w="100"/>
-            </w:tcMar>
-          </w:tcPr>
-          <w:p>
-            <w:pPr>
-              <w:jc w:val="center"/>
-            </w:pPr>
-            <w:r>
-              <w:rPr>
-                <w:b w:val="false"/>
-                <w:bCs w:val="false"/>
-              </w:rPr>
-              <w:t xml:space="preserve">0.004</w:t>
+            <w:tcW w:type="dxa" w:w="1326"/>
+            <w:tcBorders>
+              <w:top w:val="single" w:color="BBBBBB" w:sz="1"/>
+              <w:left w:val="single" w:color="BBBBBB" w:sz="1"/>
+              <w:bottom w:val="single" w:color="BBBBBB" w:sz="1"/>
+              <w:right w:val="single" w:color="BBBBBB" w:sz="1"/>
+            </w:tcBorders>
+            <w:tcMar>
+              <w:top w:type="dxa" w:w="60"/>
+              <w:left w:type="dxa" w:w="100"/>
+              <w:bottom w:type="dxa" w:w="60"/>
+              <w:right w:type="dxa" w:w="100"/>
+            </w:tcMar>
+          </w:tcPr>
+          <w:p>
+            <w:pPr>
+              <w:jc w:val="center"/>
+            </w:pPr>
+            <w:r>
+              <w:rPr>
+                <w:b w:val="false"/>
+                <w:bCs w:val="false"/>
+              </w:rPr>
+              <w:t xml:space="preserve">0.004 **</w:t>
             </w:r>
           </w:p>
         </w:tc>
@@ -5611,7 +5845,7 @@
       <w:tr>
         <w:tc>
           <w:tcPr>
-            <w:tcW w:type="dxa" w:w="1300"/>
+            <w:tcW w:type="dxa" w:w="1100"/>
             <w:tcBorders>
               <w:top w:val="single" w:color="BBBBBB" w:sz="1"/>
               <w:left w:val="single" w:color="BBBBBB" w:sz="1"/>
@@ -5640,7 +5874,7 @@
         </w:tc>
         <w:tc>
           <w:tcPr>
-            <w:tcW w:type="dxa" w:w="2100"/>
+            <w:tcW w:type="dxa" w:w="2150"/>
             <w:tcBorders>
               <w:top w:val="single" w:color="BBBBBB" w:sz="1"/>
               <w:left w:val="single" w:color="BBBBBB" w:sz="1"/>
@@ -5669,7 +5903,7 @@
         </w:tc>
         <w:tc>
           <w:tcPr>
-            <w:tcW w:type="dxa" w:w="1300"/>
+            <w:tcW w:type="dxa" w:w="1250"/>
             <w:tcBorders>
               <w:top w:val="single" w:color="BBBBBB" w:sz="1"/>
               <w:left w:val="single" w:color="BBBBBB" w:sz="1"/>
@@ -5698,7 +5932,7 @@
         </w:tc>
         <w:tc>
           <w:tcPr>
-            <w:tcW w:type="dxa" w:w="1500"/>
+            <w:tcW w:type="dxa" w:w="1550"/>
             <w:tcBorders>
               <w:top w:val="single" w:color="BBBBBB" w:sz="1"/>
               <w:left w:val="single" w:color="BBBBBB" w:sz="1"/>
@@ -5727,7 +5961,7 @@
         </w:tc>
         <w:tc>
           <w:tcPr>
-            <w:tcW w:type="dxa" w:w="1300"/>
+            <w:tcW w:type="dxa" w:w="1150"/>
             <w:tcBorders>
               <w:top w:val="single" w:color="BBBBBB" w:sz="1"/>
               <w:left w:val="single" w:color="BBBBBB" w:sz="1"/>
@@ -5756,30 +5990,30 @@
         </w:tc>
         <w:tc>
           <w:tcPr>
-            <w:tcW w:type="dxa" w:w="1426"/>
-            <w:tcBorders>
-              <w:top w:val="single" w:color="BBBBBB" w:sz="1"/>
-              <w:left w:val="single" w:color="BBBBBB" w:sz="1"/>
-              <w:bottom w:val="single" w:color="BBBBBB" w:sz="1"/>
-              <w:right w:val="single" w:color="BBBBBB" w:sz="1"/>
-            </w:tcBorders>
-            <w:tcMar>
-              <w:top w:type="dxa" w:w="60"/>
-              <w:left w:type="dxa" w:w="100"/>
-              <w:bottom w:type="dxa" w:w="60"/>
-              <w:right w:type="dxa" w:w="100"/>
-            </w:tcMar>
-          </w:tcPr>
-          <w:p>
-            <w:pPr>
-              <w:jc w:val="center"/>
-            </w:pPr>
-            <w:r>
-              <w:rPr>
-                <w:b w:val="false"/>
-                <w:bCs w:val="false"/>
-              </w:rPr>
-              <w:t xml:space="preserve">0.001</w:t>
+            <w:tcW w:type="dxa" w:w="1326"/>
+            <w:tcBorders>
+              <w:top w:val="single" w:color="BBBBBB" w:sz="1"/>
+              <w:left w:val="single" w:color="BBBBBB" w:sz="1"/>
+              <w:bottom w:val="single" w:color="BBBBBB" w:sz="1"/>
+              <w:right w:val="single" w:color="BBBBBB" w:sz="1"/>
+            </w:tcBorders>
+            <w:tcMar>
+              <w:top w:type="dxa" w:w="60"/>
+              <w:left w:type="dxa" w:w="100"/>
+              <w:bottom w:type="dxa" w:w="60"/>
+              <w:right w:type="dxa" w:w="100"/>
+            </w:tcMar>
+          </w:tcPr>
+          <w:p>
+            <w:pPr>
+              <w:jc w:val="center"/>
+            </w:pPr>
+            <w:r>
+              <w:rPr>
+                <w:b w:val="false"/>
+                <w:bCs w:val="false"/>
+              </w:rPr>
+              <w:t xml:space="preserve">0.0007 ***</w:t>
             </w:r>
           </w:p>
         </w:tc>
@@ -5787,7 +6021,7 @@
       <w:tr>
         <w:tc>
           <w:tcPr>
-            <w:tcW w:type="dxa" w:w="1300"/>
+            <w:tcW w:type="dxa" w:w="1100"/>
             <w:tcBorders>
               <w:top w:val="single" w:color="BBBBBB" w:sz="1"/>
               <w:left w:val="single" w:color="BBBBBB" w:sz="1"/>
@@ -5816,7 +6050,7 @@
         </w:tc>
         <w:tc>
           <w:tcPr>
-            <w:tcW w:type="dxa" w:w="2100"/>
+            <w:tcW w:type="dxa" w:w="2150"/>
             <w:tcBorders>
               <w:top w:val="single" w:color="BBBBBB" w:sz="1"/>
               <w:left w:val="single" w:color="BBBBBB" w:sz="1"/>
@@ -5845,7 +6079,7 @@
         </w:tc>
         <w:tc>
           <w:tcPr>
-            <w:tcW w:type="dxa" w:w="1300"/>
+            <w:tcW w:type="dxa" w:w="1250"/>
             <w:tcBorders>
               <w:top w:val="single" w:color="BBBBBB" w:sz="1"/>
               <w:left w:val="single" w:color="BBBBBB" w:sz="1"/>
@@ -5874,7 +6108,7 @@
         </w:tc>
         <w:tc>
           <w:tcPr>
-            <w:tcW w:type="dxa" w:w="1500"/>
+            <w:tcW w:type="dxa" w:w="1550"/>
             <w:tcBorders>
               <w:top w:val="single" w:color="BBBBBB" w:sz="1"/>
               <w:left w:val="single" w:color="BBBBBB" w:sz="1"/>
@@ -5903,7 +6137,7 @@
         </w:tc>
         <w:tc>
           <w:tcPr>
-            <w:tcW w:type="dxa" w:w="1300"/>
+            <w:tcW w:type="dxa" w:w="1150"/>
             <w:tcBorders>
               <w:top w:val="single" w:color="BBBBBB" w:sz="1"/>
               <w:left w:val="single" w:color="BBBBBB" w:sz="1"/>
@@ -5932,30 +6166,30 @@
         </w:tc>
         <w:tc>
           <w:tcPr>
-            <w:tcW w:type="dxa" w:w="1426"/>
-            <w:tcBorders>
-              <w:top w:val="single" w:color="BBBBBB" w:sz="1"/>
-              <w:left w:val="single" w:color="BBBBBB" w:sz="1"/>
-              <w:bottom w:val="single" w:color="BBBBBB" w:sz="1"/>
-              <w:right w:val="single" w:color="BBBBBB" w:sz="1"/>
-            </w:tcBorders>
-            <w:tcMar>
-              <w:top w:type="dxa" w:w="60"/>
-              <w:left w:type="dxa" w:w="100"/>
-              <w:bottom w:type="dxa" w:w="60"/>
-              <w:right w:type="dxa" w:w="100"/>
-            </w:tcMar>
-          </w:tcPr>
-          <w:p>
-            <w:pPr>
-              <w:jc w:val="center"/>
-            </w:pPr>
-            <w:r>
-              <w:rPr>
-                <w:b w:val="false"/>
-                <w:bCs w:val="false"/>
-              </w:rPr>
-              <w:t xml:space="preserve">0.001</w:t>
+            <w:tcW w:type="dxa" w:w="1326"/>
+            <w:tcBorders>
+              <w:top w:val="single" w:color="BBBBBB" w:sz="1"/>
+              <w:left w:val="single" w:color="BBBBBB" w:sz="1"/>
+              <w:bottom w:val="single" w:color="BBBBBB" w:sz="1"/>
+              <w:right w:val="single" w:color="BBBBBB" w:sz="1"/>
+            </w:tcBorders>
+            <w:tcMar>
+              <w:top w:type="dxa" w:w="60"/>
+              <w:left w:type="dxa" w:w="100"/>
+              <w:bottom w:type="dxa" w:w="60"/>
+              <w:right w:type="dxa" w:w="100"/>
+            </w:tcMar>
+          </w:tcPr>
+          <w:p>
+            <w:pPr>
+              <w:jc w:val="center"/>
+            </w:pPr>
+            <w:r>
+              <w:rPr>
+                <w:b w:val="false"/>
+                <w:bCs w:val="false"/>
+              </w:rPr>
+              <w:t xml:space="preserve">0.001 ***</w:t>
             </w:r>
           </w:p>
         </w:tc>
@@ -5963,7 +6197,7 @@
       <w:tr>
         <w:tc>
           <w:tcPr>
-            <w:tcW w:type="dxa" w:w="1300"/>
+            <w:tcW w:type="dxa" w:w="1100"/>
             <w:tcBorders>
               <w:top w:val="single" w:color="BBBBBB" w:sz="1"/>
               <w:left w:val="single" w:color="BBBBBB" w:sz="1"/>
@@ -5992,7 +6226,7 @@
         </w:tc>
         <w:tc>
           <w:tcPr>
-            <w:tcW w:type="dxa" w:w="2100"/>
+            <w:tcW w:type="dxa" w:w="2150"/>
             <w:tcBorders>
               <w:top w:val="single" w:color="BBBBBB" w:sz="1"/>
               <w:left w:val="single" w:color="BBBBBB" w:sz="1"/>
@@ -6021,7 +6255,7 @@
         </w:tc>
         <w:tc>
           <w:tcPr>
-            <w:tcW w:type="dxa" w:w="1300"/>
+            <w:tcW w:type="dxa" w:w="1250"/>
             <w:tcBorders>
               <w:top w:val="single" w:color="BBBBBB" w:sz="1"/>
               <w:left w:val="single" w:color="BBBBBB" w:sz="1"/>
@@ -6050,7 +6284,7 @@
         </w:tc>
         <w:tc>
           <w:tcPr>
-            <w:tcW w:type="dxa" w:w="1500"/>
+            <w:tcW w:type="dxa" w:w="1550"/>
             <w:tcBorders>
               <w:top w:val="single" w:color="BBBBBB" w:sz="1"/>
               <w:left w:val="single" w:color="BBBBBB" w:sz="1"/>
@@ -6079,7 +6313,7 @@
         </w:tc>
         <w:tc>
           <w:tcPr>
-            <w:tcW w:type="dxa" w:w="1300"/>
+            <w:tcW w:type="dxa" w:w="1150"/>
             <w:tcBorders>
               <w:top w:val="single" w:color="BBBBBB" w:sz="1"/>
               <w:left w:val="single" w:color="BBBBBB" w:sz="1"/>
@@ -6108,30 +6342,30 @@
         </w:tc>
         <w:tc>
           <w:tcPr>
-            <w:tcW w:type="dxa" w:w="1426"/>
-            <w:tcBorders>
-              <w:top w:val="single" w:color="BBBBBB" w:sz="1"/>
-              <w:left w:val="single" w:color="BBBBBB" w:sz="1"/>
-              <w:bottom w:val="single" w:color="BBBBBB" w:sz="1"/>
-              <w:right w:val="single" w:color="BBBBBB" w:sz="1"/>
-            </w:tcBorders>
-            <w:tcMar>
-              <w:top w:type="dxa" w:w="60"/>
-              <w:left w:type="dxa" w:w="100"/>
-              <w:bottom w:type="dxa" w:w="60"/>
-              <w:right w:type="dxa" w:w="100"/>
-            </w:tcMar>
-          </w:tcPr>
-          <w:p>
-            <w:pPr>
-              <w:jc w:val="center"/>
-            </w:pPr>
-            <w:r>
-              <w:rPr>
-                <w:b w:val="false"/>
-                <w:bCs w:val="false"/>
-              </w:rPr>
-              <w:t xml:space="preserve">n.s.</w:t>
+            <w:tcW w:type="dxa" w:w="1326"/>
+            <w:tcBorders>
+              <w:top w:val="single" w:color="BBBBBB" w:sz="1"/>
+              <w:left w:val="single" w:color="BBBBBB" w:sz="1"/>
+              <w:bottom w:val="single" w:color="BBBBBB" w:sz="1"/>
+              <w:right w:val="single" w:color="BBBBBB" w:sz="1"/>
+            </w:tcBorders>
+            <w:tcMar>
+              <w:top w:type="dxa" w:w="60"/>
+              <w:left w:type="dxa" w:w="100"/>
+              <w:bottom w:type="dxa" w:w="60"/>
+              <w:right w:type="dxa" w:w="100"/>
+            </w:tcMar>
+          </w:tcPr>
+          <w:p>
+            <w:pPr>
+              <w:jc w:val="center"/>
+            </w:pPr>
+            <w:r>
+              <w:rPr>
+                <w:b w:val="false"/>
+                <w:bCs w:val="false"/>
+              </w:rPr>
+              <w:t xml:space="preserve">0.190 (n.s.)</w:t>
             </w:r>
           </w:p>
         </w:tc>
@@ -6139,7 +6373,7 @@
       <w:tr>
         <w:tc>
           <w:tcPr>
-            <w:tcW w:type="dxa" w:w="1300"/>
+            <w:tcW w:type="dxa" w:w="1100"/>
             <w:tcBorders>
               <w:top w:val="single" w:color="BBBBBB" w:sz="1"/>
               <w:left w:val="single" w:color="BBBBBB" w:sz="1"/>
@@ -6168,7 +6402,7 @@
         </w:tc>
         <w:tc>
           <w:tcPr>
-            <w:tcW w:type="dxa" w:w="2100"/>
+            <w:tcW w:type="dxa" w:w="2150"/>
             <w:tcBorders>
               <w:top w:val="single" w:color="BBBBBB" w:sz="1"/>
               <w:left w:val="single" w:color="BBBBBB" w:sz="1"/>
@@ -6197,7 +6431,7 @@
         </w:tc>
         <w:tc>
           <w:tcPr>
-            <w:tcW w:type="dxa" w:w="1300"/>
+            <w:tcW w:type="dxa" w:w="1250"/>
             <w:tcBorders>
               <w:top w:val="single" w:color="BBBBBB" w:sz="1"/>
               <w:left w:val="single" w:color="BBBBBB" w:sz="1"/>
@@ -6226,7 +6460,7 @@
         </w:tc>
         <w:tc>
           <w:tcPr>
-            <w:tcW w:type="dxa" w:w="1500"/>
+            <w:tcW w:type="dxa" w:w="1550"/>
             <w:tcBorders>
               <w:top w:val="single" w:color="BBBBBB" w:sz="1"/>
               <w:left w:val="single" w:color="BBBBBB" w:sz="1"/>
@@ -6255,7 +6489,7 @@
         </w:tc>
         <w:tc>
           <w:tcPr>
-            <w:tcW w:type="dxa" w:w="1300"/>
+            <w:tcW w:type="dxa" w:w="1150"/>
             <w:tcBorders>
               <w:top w:val="single" w:color="BBBBBB" w:sz="1"/>
               <w:left w:val="single" w:color="BBBBBB" w:sz="1"/>
@@ -6284,30 +6518,30 @@
         </w:tc>
         <w:tc>
           <w:tcPr>
-            <w:tcW w:type="dxa" w:w="1426"/>
-            <w:tcBorders>
-              <w:top w:val="single" w:color="BBBBBB" w:sz="1"/>
-              <w:left w:val="single" w:color="BBBBBB" w:sz="1"/>
-              <w:bottom w:val="single" w:color="BBBBBB" w:sz="1"/>
-              <w:right w:val="single" w:color="BBBBBB" w:sz="1"/>
-            </w:tcBorders>
-            <w:tcMar>
-              <w:top w:type="dxa" w:w="60"/>
-              <w:left w:type="dxa" w:w="100"/>
-              <w:bottom w:type="dxa" w:w="60"/>
-              <w:right w:type="dxa" w:w="100"/>
-            </w:tcMar>
-          </w:tcPr>
-          <w:p>
-            <w:pPr>
-              <w:jc w:val="center"/>
-            </w:pPr>
-            <w:r>
-              <w:rPr>
-                <w:b w:val="false"/>
-                <w:bCs w:val="false"/>
-              </w:rPr>
-              <w:t xml:space="preserve">n.s.</w:t>
+            <w:tcW w:type="dxa" w:w="1326"/>
+            <w:tcBorders>
+              <w:top w:val="single" w:color="BBBBBB" w:sz="1"/>
+              <w:left w:val="single" w:color="BBBBBB" w:sz="1"/>
+              <w:bottom w:val="single" w:color="BBBBBB" w:sz="1"/>
+              <w:right w:val="single" w:color="BBBBBB" w:sz="1"/>
+            </w:tcBorders>
+            <w:tcMar>
+              <w:top w:type="dxa" w:w="60"/>
+              <w:left w:type="dxa" w:w="100"/>
+              <w:bottom w:type="dxa" w:w="60"/>
+              <w:right w:type="dxa" w:w="100"/>
+            </w:tcMar>
+          </w:tcPr>
+          <w:p>
+            <w:pPr>
+              <w:jc w:val="center"/>
+            </w:pPr>
+            <w:r>
+              <w:rPr>
+                <w:b w:val="false"/>
+                <w:bCs w:val="false"/>
+              </w:rPr>
+              <w:t xml:space="preserve">0.521 (n.s.)</w:t>
             </w:r>
           </w:p>
         </w:tc>
@@ -6318,7 +6552,7 @@
         <w:spacing w:after="120" w:line="288"/>
       </w:pPr>
       <w:r>
-        <w:t xml:space="preserve">풀링에서는 두 종속변수 모두 유의한 증분이 있으나, 이는 이미지가 상권 유형·잔여 규모를 대리하면서 생기는 연관(association)이다. 유형 안에서 보면 발달상권은 두 종속변수 모두 유의하지 않고(이미 인구·규모가 매출을 거의 지배), 골목상권만 두 종속변수에서 양(+)의 증분(매출/유동 +0.104, 총매출 +0.082, 모두 p≤0.001)을 보인다.</w:t>
+        <w:t xml:space="preserve">풀링에서는 두 종속변수 모두 유의한 증분이 있으나(각 p=0.003, p=0.004), 이는 이미지가 상권 유형·잔여 규모를 대리하면서 생기는 연관(association)이다. 유형 안에서 보면 대비가 뚜렷하다: 골목상권은 총매출(ΔR²=+0.082, p&lt;0.001)과 매출/유동(ΔR²=+0.104, p=0.001) 모두에서 유의한 증분을 보이는 반면, 발달상권은 두 종속변수 모두 유의하지 않다(총매출 p=0.190, 매출/유동 p=0.521, 모두 n.s. — 이미 인구·규모가 매출을 거의 다 설명). 즉 구조를 통제한 뒤 이미지가 매출에 더하는 신호는 작고 골목상권에 한정된다(선행연구도 골목상권 매출이 상권·배후지·공간구조 특성에 좌우됨을 보고한 바 있다; 김현철·이승일, 2019).</w:t>
       </w:r>
     </w:p>
     <w:tbl>
@@ -6415,7 +6649,7 @@
         <w:spacing w:after="120" w:line="288"/>
       </w:pPr>
       <w:r>
-        <w:t xml:space="preserve">따라서 본 연구의 쓸모는 RQ3 증분의 크기에 달려 있지 않다. 기여는 (1) 이미지의 능력·한계를 8개 변수에 걸쳐 정밀 매핑한 점, (2) 블랙박스 예측력을 해석가능 요소(구성·텍스처)와 고차원 잔여로 분해한 방법, (3) 수집 방식(POI)이 신호를 좌우함을 보인 관찰에 있다. 이는 기존 '이미지로 인구통계를 예측할 수 있다'(Gebru 2017; Jean 2016)를 넘어 '무엇을 어디까지 감지하는가'의 경계와 그 시각적 근거를 제시한다. 실용적으로는 행정 인프라가 부족한 지역에서 일부 구조변수를 대체할 수 있음을 시사하되(전이가능성·시연 수준), 주거·흐름은 대체 불가하다. (주의: RQ2의 '환원불가 28%'는 직장인구 예측에 관한 분해이고 RQ3의 매출 증분과는 별개 분석이므로, 둘을 직접 연결해 해석하지 않는다.)</w:t>
+        <w:t xml:space="preserve">따라서 본 연구의 쓸모는 RQ3 증분의 크기에 달려 있지 않다. 기여는 (1) 이미지의 능력·한계를 8개 변수에 걸쳐 정밀 매핑한 점, (2) 블랙박스 예측력을 해석가능 요소(구성·텍스처)와 고차원 잔여로 분해한 방법, (3) 수집 방식(POI)이 신호를 좌우함을 보인 관찰에 있다. 이는 이미지로 사회경제 지표를 예측한 기존 연구(Gebru et al., 2017; Jean et al., 2016; Law et al., 2019)를 넘어 '무엇을 어디까지 감지하는가'의 경계와 그 시각적 근거를 제시한다. 실용적으로는 행정 인프라가 부족한 지역에서 일부 구조변수를 대체할 수 있음을 시사하되(전이가능성·시연 수준), 주거·흐름은 대체 불가하다. (주의: RQ2의 '환원불가 28%'는 직장인구 예측에 관한 분해이고 RQ3의 매출 증분과는 별개 분석이므로, 둘을 직접 연결해 해석하지 않는다.)</w:t>
       </w:r>
     </w:p>
     <w:p>
@@ -6439,7 +6673,7 @@
         <w:spacing w:after="120" w:line="288"/>
       </w:pPr>
       <w:r>
-        <w:t xml:space="preserve">인과 규명을 위한 향후 설계로, 가로환경 개선사업(보행환경개선지구 등)을 외생적 처치로 한 이중차분/합성통제를 제안한다. 사전 조사 결과 서울 보행환경개선지구 78개소 등 위치·준공연도가 공개되어 있어, 2022–2024 준공·상권 패널 중첩·전후 로드뷰 확보 조건을 만족하는 처치단위 확보가 관건이다. 이때 이미지는 식별의 도구가 아니라 '시각적 처치강도'를 측정·검증하는 역할을 맡는다.</w:t>
+        <w:t xml:space="preserve">인과 규명을 위한 향후 설계로, 가로환경 개선사업(보행환경개선지구 등)을 외생적 처치로 한 이중차분/합성통제를 제안한다(이미지로 도시의 물리적 변화를 측정한 Naik et al., 2017과 같이, 이미지는 식별의 도구가 아니라 '시각적 처치강도'를 측정·검증하는 역할을 맡는다). 사전 조사 결과 서울 보행환경개선지구 78개소 등 위치·준공연도가 공개되어 있어, 2022–2024 준공·상권 패널 중첩·전후 로드뷰 확보 조건을 만족하는 처치단위 확보가 관건이다.</w:t>
       </w:r>
     </w:p>
     <w:p>
@@ -6468,7 +6702,260 @@
     </w:p>
     <w:p>
       <w:pPr>
-        <w:spacing w:before="200"/>
+        <w:pStyle w:val="Heading1"/>
+      </w:pPr>
+      <w:r>
+        <w:t xml:space="preserve">참고문헌 (References)</w:t>
+      </w:r>
+    </w:p>
+    <w:p>
+      <w:pPr>
+        <w:spacing w:after="60" w:before="120"/>
+      </w:pPr>
+      <w:r>
+        <w:rPr>
+          <w:b/>
+          <w:bCs/>
+        </w:rPr>
+        <w:t xml:space="preserve">국제 문헌</w:t>
+      </w:r>
+    </w:p>
+    <w:p>
+      <w:pPr>
+        <w:spacing w:after="60" w:line="264"/>
+        <w:ind w:left="360" w:hanging="360"/>
+      </w:pPr>
+      <w:r>
+        <w:rPr>
+          <w:sz w:val="20"/>
+          <w:szCs w:val="20"/>
+        </w:rPr>
+        <w:t xml:space="preserve">Biljecki, F., &amp; Ito, K. (2021). Street view imagery in urban analytics and GIS: A review. Landscape and Urban Planning, 215, 104217.</w:t>
+      </w:r>
+    </w:p>
+    <w:p>
+      <w:pPr>
+        <w:spacing w:after="60" w:line="264"/>
+        <w:ind w:left="360" w:hanging="360"/>
+      </w:pPr>
+      <w:r>
+        <w:rPr>
+          <w:sz w:val="20"/>
+          <w:szCs w:val="20"/>
+        </w:rPr>
+        <w:t xml:space="preserve">Gebru, T., Krause, J., Wang, Y., et al. (2017). Using deep learning and Google Street View to estimate the demographic makeup of neighborhoods across the United States. PNAS, 114(50), 13108–13113.</w:t>
+      </w:r>
+    </w:p>
+    <w:p>
+      <w:pPr>
+        <w:spacing w:after="60" w:line="264"/>
+        <w:ind w:left="360" w:hanging="360"/>
+      </w:pPr>
+      <w:r>
+        <w:rPr>
+          <w:sz w:val="20"/>
+          <w:szCs w:val="20"/>
+        </w:rPr>
+        <w:t xml:space="preserve">Jean, N., Burke, M., Xie, M., Davis, W. M., Lobell, D. B., &amp; Ermon, S. (2016). Combining satellite imagery and machine learning to predict poverty. Science, 353(6301), 790–794.</w:t>
+      </w:r>
+    </w:p>
+    <w:p>
+      <w:pPr>
+        <w:spacing w:after="60" w:line="264"/>
+        <w:ind w:left="360" w:hanging="360"/>
+      </w:pPr>
+      <w:r>
+        <w:rPr>
+          <w:sz w:val="20"/>
+          <w:szCs w:val="20"/>
+        </w:rPr>
+        <w:t xml:space="preserve">Law, S., Paige, B., &amp; Russell, C. (2019). Take a look around: Using street view and satellite images to estimate house prices. ACM Transactions on Intelligent Systems and Technology, 10(5), 1–19.</w:t>
+      </w:r>
+    </w:p>
+    <w:p>
+      <w:pPr>
+        <w:spacing w:after="60" w:line="264"/>
+        <w:ind w:left="360" w:hanging="360"/>
+      </w:pPr>
+      <w:r>
+        <w:rPr>
+          <w:sz w:val="20"/>
+          <w:szCs w:val="20"/>
+        </w:rPr>
+        <w:t xml:space="preserve">Naik, N., Philipoom, J., Raskar, R., &amp; Hidalgo, C. (2014). Streetscore — Predicting the perceived safety of one million streetscapes. CVPR Workshops, 779–785.</w:t>
+      </w:r>
+    </w:p>
+    <w:p>
+      <w:pPr>
+        <w:spacing w:after="60" w:line="264"/>
+        <w:ind w:left="360" w:hanging="360"/>
+      </w:pPr>
+      <w:r>
+        <w:rPr>
+          <w:sz w:val="20"/>
+          <w:szCs w:val="20"/>
+        </w:rPr>
+        <w:t xml:space="preserve">Naik, N., Kominers, S. D., Raskar, R., Glaeser, E. L., &amp; Hidalgo, C. A. (2017). Computer vision uncovers predictors of physical urban change. PNAS, 114(29), 7571–7576.</w:t>
+      </w:r>
+    </w:p>
+    <w:p>
+      <w:pPr>
+        <w:spacing w:after="60" w:line="264"/>
+        <w:ind w:left="360" w:hanging="360"/>
+      </w:pPr>
+      <w:r>
+        <w:rPr>
+          <w:sz w:val="20"/>
+          <w:szCs w:val="20"/>
+        </w:rPr>
+        <w:t xml:space="preserve">Li, X., Zhang, C., Li, W., Ricard, R., Meng, Q., &amp; Zhang, W. (2015). Assessing street-level urban greenery using Google Street View and a modified green view index. Urban Forestry &amp; Urban Greening, 14(3), 675–685.</w:t>
+      </w:r>
+    </w:p>
+    <w:p>
+      <w:pPr>
+        <w:spacing w:after="60" w:line="264"/>
+        <w:ind w:left="360" w:hanging="360"/>
+      </w:pPr>
+      <w:r>
+        <w:rPr>
+          <w:sz w:val="20"/>
+          <w:szCs w:val="20"/>
+        </w:rPr>
+        <w:t xml:space="preserve">Oquab, M., Darcet, T., Moutakanni, T., et al. (2023). DINOv2: Learning robust visual features without supervision. arXiv:2304.07193.</w:t>
+      </w:r>
+    </w:p>
+    <w:p>
+      <w:pPr>
+        <w:spacing w:after="60" w:line="264"/>
+        <w:ind w:left="360" w:hanging="360"/>
+      </w:pPr>
+      <w:r>
+        <w:rPr>
+          <w:sz w:val="20"/>
+          <w:szCs w:val="20"/>
+        </w:rPr>
+        <w:t xml:space="preserve">Zhou, B., Zhao, H., Puig, X., Fidler, S., Barriuso, A., &amp; Torralba, A. (2017). Scene parsing through ADE20K dataset. CVPR, 633–641.</w:t>
+      </w:r>
+    </w:p>
+    <w:p>
+      <w:pPr>
+        <w:spacing w:after="60" w:line="264"/>
+        <w:ind w:left="360" w:hanging="360"/>
+      </w:pPr>
+      <w:r>
+        <w:rPr>
+          <w:sz w:val="20"/>
+          <w:szCs w:val="20"/>
+        </w:rPr>
+        <w:t xml:space="preserve">Xie, E., Wang, W., Yu, Z., Anandkumar, A., Alvarez, J. M., &amp; Luo, P. (2021). SegFormer: Simple and efficient design for semantic segmentation with transformers. NeurIPS 34, 12077–12090.</w:t>
+      </w:r>
+    </w:p>
+    <w:p>
+      <w:pPr>
+        <w:spacing w:after="60" w:line="264"/>
+        <w:ind w:left="360" w:hanging="360"/>
+      </w:pPr>
+      <w:r>
+        <w:rPr>
+          <w:sz w:val="20"/>
+          <w:szCs w:val="20"/>
+        </w:rPr>
+        <w:t xml:space="preserve">Haralick, R. M., Shanmugam, K., &amp; Dinstein, I. (1973). Textural features for image classification. IEEE Transactions on Systems, Man, and Cybernetics, SMC-3(6), 610–621.</w:t>
+      </w:r>
+    </w:p>
+    <w:p>
+      <w:pPr>
+        <w:spacing w:after="60" w:line="264"/>
+        <w:ind w:left="360" w:hanging="360"/>
+      </w:pPr>
+      <w:r>
+        <w:rPr>
+          <w:sz w:val="20"/>
+          <w:szCs w:val="20"/>
+        </w:rPr>
+        <w:t xml:space="preserve">Tibshirani, R. (1996). Regression shrinkage and selection via the lasso. Journal of the Royal Statistical Society: Series B, 58(1), 267–288.</w:t>
+      </w:r>
+    </w:p>
+    <w:p>
+      <w:pPr>
+        <w:spacing w:after="60" w:before="120"/>
+      </w:pPr>
+      <w:r>
+        <w:rPr>
+          <w:b/>
+          <w:bCs/>
+        </w:rPr>
+        <w:t xml:space="preserve">국내 문헌</w:t>
+      </w:r>
+    </w:p>
+    <w:p>
+      <w:pPr>
+        <w:spacing w:after="60" w:line="264"/>
+        <w:ind w:left="360" w:hanging="360"/>
+      </w:pPr>
+      <w:r>
+        <w:rPr>
+          <w:sz w:val="20"/>
+          <w:szCs w:val="20"/>
+        </w:rPr>
+        <w:t xml:space="preserve">오흥록·배범석·문혜정. 「빅데이터 분석을 통한 서울시 골목상권 분석」 (경영정보 분야; 발행연도·권·쪽 확인 필요).</w:t>
+      </w:r>
+    </w:p>
+    <w:p>
+      <w:pPr>
+        <w:spacing w:after="60" w:line="264"/>
+        <w:ind w:left="360" w:hanging="360"/>
+      </w:pPr>
+      <w:r>
+        <w:rPr>
+          <w:sz w:val="20"/>
+          <w:szCs w:val="20"/>
+        </w:rPr>
+        <w:t xml:space="preserve">유현지 (2021). 「코로나19와 서울시 골목상권의 매출액 영향요인에 관한 연구」. 한국지역개발학회지, 33(3), 45–76.</w:t>
+      </w:r>
+    </w:p>
+    <w:p>
+      <w:pPr>
+        <w:spacing w:after="60" w:line="264"/>
+        <w:ind w:left="360" w:hanging="360"/>
+      </w:pPr>
+      <w:r>
+        <w:rPr>
+          <w:sz w:val="20"/>
+          <w:szCs w:val="20"/>
+        </w:rPr>
+        <w:t xml:space="preserve">오영기·이병길·이상경 (2022). 「서울시 상권 위계와 중심지체계 비교분석」. 한국지적정보학회지, 24(1), 65–76.</w:t>
+      </w:r>
+    </w:p>
+    <w:p>
+      <w:pPr>
+        <w:spacing w:after="60" w:line="264"/>
+        <w:ind w:left="360" w:hanging="360"/>
+      </w:pPr>
+      <w:r>
+        <w:rPr>
+          <w:sz w:val="20"/>
+          <w:szCs w:val="20"/>
+        </w:rPr>
+        <w:t xml:space="preserve">김현철·이승일 (2019). 「서울시 골목상권 매출액에 영향을 미치는 요인에 관한 연구」. 서울도시연구, 20(1), 117–134.</w:t>
+      </w:r>
+    </w:p>
+    <w:p>
+      <w:pPr>
+        <w:spacing w:after="60" w:line="264"/>
+        <w:ind w:left="360" w:hanging="360"/>
+      </w:pPr>
+      <w:r>
+        <w:rPr>
+          <w:sz w:val="20"/>
+          <w:szCs w:val="20"/>
+        </w:rPr>
+        <w:t xml:space="preserve">서울열린데이터광장. 「서울시 상권분석서비스(골목상권분석정보)」. https://golmok.seoul.go.kr (데이터 출처)</w:t>
+      </w:r>
+    </w:p>
+    <w:p>
+      <w:pPr>
+        <w:spacing w:before="160"/>
       </w:pPr>
       <w:r>
         <w:rPr>
@@ -6478,7 +6965,7 @@
           <w:sz w:val="18"/>
           <w:szCs w:val="18"/>
         </w:rPr>
-        <w:t xml:space="preserve">※ 모든 예측 수치는 누수 방지 교차검증(LASSO, n=825) 기반. RQ3 ΔR²는 연관(association)이며 인과(causation)가 아님. 재현 방법은 README.md·PIPELINE.md 참조.</w:t>
+        <w:t xml:space="preserve">※ 오흥록 외의 발행연도·권·쪽과 식별 불가했던 PDF 1건(이미지 기반)은 추가 확인 필요. 본문의 (저자, 연도) 표기는 위 목록과 대응. 모든 예측 수치는 누수 방지 교차검증(LASSO, n=825) 기반이며 RQ3 ΔR²는 연관(association)으로 인과가 아님.</w:t>
       </w:r>
     </w:p>
     <w:sectPr>
